--- a/lemogroves-updated.docx
+++ b/lemogroves-updated.docx
@@ -129,7 +129,7 @@
           </mc:Choice>
           <mc:Fallback>
             <w:pict>
-              <v:shape w14:anchorId="24FFD6E0" id="Graphic 2" o:spid="_x0000_s1026" style="position:absolute;margin-left:88.8pt;margin-top:8.1pt;width:434.4pt;height:.1pt;z-index:-15728640;visibility:visible;mso-wrap-style:square;mso-wrap-distance-left:0;mso-wrap-distance-top:0;mso-wrap-distance-right:0;mso-wrap-distance-bottom:0;mso-position-horizontal:absolute;mso-position-horizontal-relative:page;mso-position-vertical:absolute;mso-position-vertical-relative:text;v-text-anchor:top" coordsize="5516880,1270" o:gfxdata="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" path="m,l5516880,e" filled="f" strokecolor="#8a0000" strokeweight="2pt">
+              <v:shape w14:anchorId="5333298D" id="Graphic 2" o:spid="_x0000_s1026" style="position:absolute;margin-left:88.8pt;margin-top:8.1pt;width:434.4pt;height:.1pt;z-index:-15728640;visibility:visible;mso-wrap-style:square;mso-wrap-distance-left:0;mso-wrap-distance-top:0;mso-wrap-distance-right:0;mso-wrap-distance-bottom:0;mso-position-horizontal:absolute;mso-position-horizontal-relative:page;mso-position-vertical:absolute;mso-position-vertical-relative:text;v-text-anchor:top" coordsize="5516880,1270" o:gfxdata="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" path="m,l5516880,e" filled="f" strokecolor="#8a0000" strokeweight="2pt">
                 <v:path arrowok="t"/>
                 <w10:wrap type="topAndBottom" anchorx="page"/>
               </v:shape>
@@ -381,7 +381,7 @@
           </mc:Choice>
           <mc:Fallback>
             <w:pict>
-              <v:shape w14:anchorId="2C227905" id="Graphic 3" o:spid="_x0000_s1026" style="position:absolute;margin-left:88.8pt;margin-top:22.35pt;width:434.4pt;height:.1pt;z-index:-15728128;visibility:visible;mso-wrap-style:square;mso-wrap-distance-left:0;mso-wrap-distance-top:0;mso-wrap-distance-right:0;mso-wrap-distance-bottom:0;mso-position-horizontal:absolute;mso-position-horizontal-relative:page;mso-position-vertical:absolute;mso-position-vertical-relative:text;v-text-anchor:top" coordsize="5516880,1270" o:gfxdata="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" path="m,l5516880,e" filled="f" strokecolor="#ccc" strokeweight=".5pt">
+              <v:shape w14:anchorId="2B9EF80B" id="Graphic 3" o:spid="_x0000_s1026" style="position:absolute;margin-left:88.8pt;margin-top:22.35pt;width:434.4pt;height:.1pt;z-index:-15728128;visibility:visible;mso-wrap-style:square;mso-wrap-distance-left:0;mso-wrap-distance-top:0;mso-wrap-distance-right:0;mso-wrap-distance-bottom:0;mso-position-horizontal:absolute;mso-position-horizontal-relative:page;mso-position-vertical:absolute;mso-position-vertical-relative:text;v-text-anchor:top" coordsize="5516880,1270" o:gfxdata="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" path="m,l5516880,e" filled="f" strokecolor="#ccc" strokeweight=".5pt">
                 <v:path arrowok="t"/>
                 <w10:wrap type="topAndBottom" anchorx="page"/>
               </v:shape>
@@ -1057,7 +1057,7 @@
           </mc:Choice>
           <mc:Fallback>
             <w:pict>
-              <v:shape w14:anchorId="3983432D" id="Graphic 5" o:spid="_x0000_s1026" style="position:absolute;margin-left:88.8pt;margin-top:12.15pt;width:434.4pt;height:.1pt;z-index:-15690752;visibility:visible;mso-wrap-style:square;mso-wrap-distance-left:0;mso-wrap-distance-top:0;mso-wrap-distance-right:0;mso-wrap-distance-bottom:0;mso-position-horizontal:absolute;mso-position-horizontal-relative:page;mso-position-vertical:absolute;mso-position-vertical-relative:text;v-text-anchor:top" coordsize="5516880,1270" o:gfxdata="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" path="m,l5516880,e" filled="f" strokecolor="#ccc" strokeweight=".5pt">
+              <v:shape w14:anchorId="74397C8B" id="Graphic 5" o:spid="_x0000_s1026" style="position:absolute;margin-left:88.8pt;margin-top:12.15pt;width:434.4pt;height:.1pt;z-index:-15690752;visibility:visible;mso-wrap-style:square;mso-wrap-distance-left:0;mso-wrap-distance-top:0;mso-wrap-distance-right:0;mso-wrap-distance-bottom:0;mso-position-horizontal:absolute;mso-position-horizontal-relative:page;mso-position-vertical:absolute;mso-position-vertical-relative:text;v-text-anchor:top" coordsize="5516880,1270" o:gfxdata="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" path="m,l5516880,e" filled="f" strokecolor="#ccc" strokeweight=".5pt">
                 <v:path arrowok="t"/>
                 <w10:wrap type="topAndBottom" anchorx="page"/>
               </v:shape>
@@ -1315,7 +1315,7 @@
           </mc:Choice>
           <mc:Fallback>
             <w:pict>
-              <v:shape w14:anchorId="1A1BCDC9" id="Graphic 5" o:spid="_x0000_s1026" style="position:absolute;margin-left:88.8pt;margin-top:12.15pt;width:434.4pt;height:.1pt;z-index:-15727104;visibility:visible;mso-wrap-style:square;mso-wrap-distance-left:0;mso-wrap-distance-top:0;mso-wrap-distance-right:0;mso-wrap-distance-bottom:0;mso-position-horizontal:absolute;mso-position-horizontal-relative:page;mso-position-vertical:absolute;mso-position-vertical-relative:text;v-text-anchor:top" coordsize="5516880,1270" o:gfxdata="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" path="m,l5516880,e" filled="f" strokecolor="#ccc" strokeweight=".5pt">
+              <v:shape w14:anchorId="5E71C78E" id="Graphic 5" o:spid="_x0000_s1026" style="position:absolute;margin-left:88.8pt;margin-top:12.15pt;width:434.4pt;height:.1pt;z-index:-15727104;visibility:visible;mso-wrap-style:square;mso-wrap-distance-left:0;mso-wrap-distance-top:0;mso-wrap-distance-right:0;mso-wrap-distance-bottom:0;mso-position-horizontal:absolute;mso-position-horizontal-relative:page;mso-position-vertical:absolute;mso-position-vertical-relative:text;v-text-anchor:top" coordsize="5516880,1270" o:gfxdata="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" path="m,l5516880,e" filled="f" strokecolor="#ccc" strokeweight=".5pt">
                 <v:path arrowok="t"/>
                 <w10:wrap type="topAndBottom" anchorx="page"/>
               </v:shape>
@@ -1706,7 +1706,7 @@
           </mc:Choice>
           <mc:Fallback>
             <w:pict>
-              <v:shape w14:anchorId="1C46EB94" id="Graphic 6" o:spid="_x0000_s1026" style="position:absolute;margin-left:88.8pt;margin-top:5.75pt;width:434.4pt;height:.1pt;z-index:-15726592;visibility:visible;mso-wrap-style:square;mso-wrap-distance-left:0;mso-wrap-distance-top:0;mso-wrap-distance-right:0;mso-wrap-distance-bottom:0;mso-position-horizontal:absolute;mso-position-horizontal-relative:page;mso-position-vertical:absolute;mso-position-vertical-relative:text;v-text-anchor:top" coordsize="5516880,1270" o:gfxdata="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" path="m,l5516880,e" filled="f" strokecolor="#dfdfdf" strokeweight=".25pt">
+              <v:shape w14:anchorId="7DFDAB73" id="Graphic 6" o:spid="_x0000_s1026" style="position:absolute;margin-left:88.8pt;margin-top:5.75pt;width:434.4pt;height:.1pt;z-index:-15726592;visibility:visible;mso-wrap-style:square;mso-wrap-distance-left:0;mso-wrap-distance-top:0;mso-wrap-distance-right:0;mso-wrap-distance-bottom:0;mso-position-horizontal:absolute;mso-position-horizontal-relative:page;mso-position-vertical:absolute;mso-position-vertical-relative:text;v-text-anchor:top" coordsize="5516880,1270" o:gfxdata="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" path="m,l5516880,e" filled="f" strokecolor="#dfdfdf" strokeweight=".25pt">
                 <v:path arrowok="t"/>
                 <w10:wrap type="topAndBottom" anchorx="page"/>
               </v:shape>
@@ -1954,7 +1954,7 @@
           </mc:Choice>
           <mc:Fallback>
             <w:pict>
-              <v:shape w14:anchorId="1198430A" id="Graphic 7" o:spid="_x0000_s1026" style="position:absolute;margin-left:88.8pt;margin-top:9.2pt;width:434.4pt;height:.1pt;z-index:-15726080;visibility:visible;mso-wrap-style:square;mso-wrap-distance-left:0;mso-wrap-distance-top:0;mso-wrap-distance-right:0;mso-wrap-distance-bottom:0;mso-position-horizontal:absolute;mso-position-horizontal-relative:page;mso-position-vertical:absolute;mso-position-vertical-relative:text;v-text-anchor:top" coordsize="5516880,1270" o:gfxdata="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" path="m,l5516880,e" filled="f" strokecolor="#dfdfdf" strokeweight=".25pt">
+              <v:shape w14:anchorId="69592C04" id="Graphic 7" o:spid="_x0000_s1026" style="position:absolute;margin-left:88.8pt;margin-top:9.2pt;width:434.4pt;height:.1pt;z-index:-15726080;visibility:visible;mso-wrap-style:square;mso-wrap-distance-left:0;mso-wrap-distance-top:0;mso-wrap-distance-right:0;mso-wrap-distance-bottom:0;mso-position-horizontal:absolute;mso-position-horizontal-relative:page;mso-position-vertical:absolute;mso-position-vertical-relative:text;v-text-anchor:top" coordsize="5516880,1270" o:gfxdata="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" path="m,l5516880,e" filled="f" strokecolor="#dfdfdf" strokeweight=".25pt">
                 <v:path arrowok="t"/>
                 <w10:wrap type="topAndBottom" anchorx="page"/>
               </v:shape>
@@ -2194,7 +2194,7 @@
           </mc:Choice>
           <mc:Fallback>
             <w:pict>
-              <v:shape w14:anchorId="4F624C60" id="Graphic 8" o:spid="_x0000_s1026" style="position:absolute;margin-left:88.8pt;margin-top:9.15pt;width:434.4pt;height:.1pt;z-index:-15725568;visibility:visible;mso-wrap-style:square;mso-wrap-distance-left:0;mso-wrap-distance-top:0;mso-wrap-distance-right:0;mso-wrap-distance-bottom:0;mso-position-horizontal:absolute;mso-position-horizontal-relative:page;mso-position-vertical:absolute;mso-position-vertical-relative:text;v-text-anchor:top" coordsize="5516880,1270" o:gfxdata="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" path="m,l5516880,e" filled="f" strokecolor="#dfdfdf" strokeweight=".25pt">
+              <v:shape w14:anchorId="0B103EA8" id="Graphic 8" o:spid="_x0000_s1026" style="position:absolute;margin-left:88.8pt;margin-top:9.15pt;width:434.4pt;height:.1pt;z-index:-15725568;visibility:visible;mso-wrap-style:square;mso-wrap-distance-left:0;mso-wrap-distance-top:0;mso-wrap-distance-right:0;mso-wrap-distance-bottom:0;mso-position-horizontal:absolute;mso-position-horizontal-relative:page;mso-position-vertical:absolute;mso-position-vertical-relative:text;v-text-anchor:top" coordsize="5516880,1270" o:gfxdata="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" path="m,l5516880,e" filled="f" strokecolor="#dfdfdf" strokeweight=".25pt">
                 <v:path arrowok="t"/>
                 <w10:wrap type="topAndBottom" anchorx="page"/>
               </v:shape>
@@ -2685,7 +2685,7 @@
           </mc:Choice>
           <mc:Fallback>
             <w:pict>
-              <v:shape w14:anchorId="5AC1056B" id="Graphic 9" o:spid="_x0000_s1026" style="position:absolute;margin-left:88.8pt;margin-top:9.2pt;width:434.4pt;height:.1pt;z-index:-15725056;visibility:visible;mso-wrap-style:square;mso-wrap-distance-left:0;mso-wrap-distance-top:0;mso-wrap-distance-right:0;mso-wrap-distance-bottom:0;mso-position-horizontal:absolute;mso-position-horizontal-relative:page;mso-position-vertical:absolute;mso-position-vertical-relative:text;v-text-anchor:top" coordsize="5516880,1270" o:gfxdata="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" path="m,l5516880,e" filled="f" strokecolor="#dfdfdf" strokeweight=".25pt">
+              <v:shape w14:anchorId="5EBD6928" id="Graphic 9" o:spid="_x0000_s1026" style="position:absolute;margin-left:88.8pt;margin-top:9.2pt;width:434.4pt;height:.1pt;z-index:-15725056;visibility:visible;mso-wrap-style:square;mso-wrap-distance-left:0;mso-wrap-distance-top:0;mso-wrap-distance-right:0;mso-wrap-distance-bottom:0;mso-position-horizontal:absolute;mso-position-horizontal-relative:page;mso-position-vertical:absolute;mso-position-vertical-relative:text;v-text-anchor:top" coordsize="5516880,1270" o:gfxdata="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" path="m,l5516880,e" filled="f" strokecolor="#dfdfdf" strokeweight=".25pt">
                 <v:path arrowok="t"/>
                 <w10:wrap type="topAndBottom" anchorx="page"/>
               </v:shape>
@@ -2931,7 +2931,7 @@
           </mc:Choice>
           <mc:Fallback>
             <w:pict>
-              <v:shape w14:anchorId="5B671957" id="Graphic 10" o:spid="_x0000_s1026" style="position:absolute;margin-left:88.8pt;margin-top:9.2pt;width:434.4pt;height:.1pt;z-index:-15724544;visibility:visible;mso-wrap-style:square;mso-wrap-distance-left:0;mso-wrap-distance-top:0;mso-wrap-distance-right:0;mso-wrap-distance-bottom:0;mso-position-horizontal:absolute;mso-position-horizontal-relative:page;mso-position-vertical:absolute;mso-position-vertical-relative:text;v-text-anchor:top" coordsize="5516880,1270" o:gfxdata="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" path="m,l5516880,e" filled="f" strokecolor="#dfdfdf" strokeweight=".25pt">
+              <v:shape w14:anchorId="52C433D4" id="Graphic 10" o:spid="_x0000_s1026" style="position:absolute;margin-left:88.8pt;margin-top:9.2pt;width:434.4pt;height:.1pt;z-index:-15724544;visibility:visible;mso-wrap-style:square;mso-wrap-distance-left:0;mso-wrap-distance-top:0;mso-wrap-distance-right:0;mso-wrap-distance-bottom:0;mso-position-horizontal:absolute;mso-position-horizontal-relative:page;mso-position-vertical:absolute;mso-position-vertical-relative:text;v-text-anchor:top" coordsize="5516880,1270" o:gfxdata="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" path="m,l5516880,e" filled="f" strokecolor="#dfdfdf" strokeweight=".25pt">
                 <v:path arrowok="t"/>
                 <w10:wrap type="topAndBottom" anchorx="page"/>
               </v:shape>
@@ -3178,7 +3178,7 @@
           </mc:Choice>
           <mc:Fallback>
             <w:pict>
-              <v:shape w14:anchorId="6D9A8D75" id="Graphic 11" o:spid="_x0000_s1026" style="position:absolute;margin-left:88.8pt;margin-top:9.15pt;width:434.4pt;height:.1pt;z-index:-15724032;visibility:visible;mso-wrap-style:square;mso-wrap-distance-left:0;mso-wrap-distance-top:0;mso-wrap-distance-right:0;mso-wrap-distance-bottom:0;mso-position-horizontal:absolute;mso-position-horizontal-relative:page;mso-position-vertical:absolute;mso-position-vertical-relative:text;v-text-anchor:top" coordsize="5516880,1270" o:gfxdata="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" path="m,l5516880,e" filled="f" strokecolor="#dfdfdf" strokeweight=".25pt">
+              <v:shape w14:anchorId="13B7A38D" id="Graphic 11" o:spid="_x0000_s1026" style="position:absolute;margin-left:88.8pt;margin-top:9.15pt;width:434.4pt;height:.1pt;z-index:-15724032;visibility:visible;mso-wrap-style:square;mso-wrap-distance-left:0;mso-wrap-distance-top:0;mso-wrap-distance-right:0;mso-wrap-distance-bottom:0;mso-position-horizontal:absolute;mso-position-horizontal-relative:page;mso-position-vertical:absolute;mso-position-vertical-relative:text;v-text-anchor:top" coordsize="5516880,1270" o:gfxdata="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" path="m,l5516880,e" filled="f" strokecolor="#dfdfdf" strokeweight=".25pt">
                 <v:path arrowok="t"/>
                 <w10:wrap type="topAndBottom" anchorx="page"/>
               </v:shape>
@@ -3887,7 +3887,7 @@
           </mc:Choice>
           <mc:Fallback>
             <w:pict>
-              <v:shape w14:anchorId="7267BC13" id="Graphic 12" o:spid="_x0000_s1026" style="position:absolute;margin-left:88.8pt;margin-top:9.15pt;width:434.4pt;height:.1pt;z-index:-15723520;visibility:visible;mso-wrap-style:square;mso-wrap-distance-left:0;mso-wrap-distance-top:0;mso-wrap-distance-right:0;mso-wrap-distance-bottom:0;mso-position-horizontal:absolute;mso-position-horizontal-relative:page;mso-position-vertical:absolute;mso-position-vertical-relative:text;v-text-anchor:top" coordsize="5516880,1270" o:gfxdata="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" path="m,l5516880,e" filled="f" strokecolor="#dfdfdf" strokeweight=".25pt">
+              <v:shape w14:anchorId="5BD266B0" id="Graphic 12" o:spid="_x0000_s1026" style="position:absolute;margin-left:88.8pt;margin-top:9.15pt;width:434.4pt;height:.1pt;z-index:-15723520;visibility:visible;mso-wrap-style:square;mso-wrap-distance-left:0;mso-wrap-distance-top:0;mso-wrap-distance-right:0;mso-wrap-distance-bottom:0;mso-position-horizontal:absolute;mso-position-horizontal-relative:page;mso-position-vertical:absolute;mso-position-vertical-relative:text;v-text-anchor:top" coordsize="5516880,1270" o:gfxdata="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" path="m,l5516880,e" filled="f" strokecolor="#dfdfdf" strokeweight=".25pt">
                 <v:path arrowok="t"/>
                 <w10:wrap type="topAndBottom" anchorx="page"/>
               </v:shape>
@@ -4848,7 +4848,7 @@
           </mc:Choice>
           <mc:Fallback>
             <w:pict>
-              <v:shape w14:anchorId="429FC392" id="Graphic 13" o:spid="_x0000_s1026" style="position:absolute;margin-left:88.8pt;margin-top:12.15pt;width:434.4pt;height:.1pt;z-index:-15723008;visibility:visible;mso-wrap-style:square;mso-wrap-distance-left:0;mso-wrap-distance-top:0;mso-wrap-distance-right:0;mso-wrap-distance-bottom:0;mso-position-horizontal:absolute;mso-position-horizontal-relative:page;mso-position-vertical:absolute;mso-position-vertical-relative:text;v-text-anchor:top" coordsize="5516880,1270" o:gfxdata="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" path="m,l5516880,e" filled="f" strokecolor="#ccc" strokeweight=".5pt">
+              <v:shape w14:anchorId="684FEB11" id="Graphic 13" o:spid="_x0000_s1026" style="position:absolute;margin-left:88.8pt;margin-top:12.15pt;width:434.4pt;height:.1pt;z-index:-15723008;visibility:visible;mso-wrap-style:square;mso-wrap-distance-left:0;mso-wrap-distance-top:0;mso-wrap-distance-right:0;mso-wrap-distance-bottom:0;mso-position-horizontal:absolute;mso-position-horizontal-relative:page;mso-position-vertical:absolute;mso-position-vertical-relative:text;v-text-anchor:top" coordsize="5516880,1270" o:gfxdata="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" path="m,l5516880,e" filled="f" strokecolor="#ccc" strokeweight=".5pt">
                 <v:path arrowok="t"/>
                 <w10:wrap type="topAndBottom" anchorx="page"/>
               </v:shape>
@@ -5378,7 +5378,7 @@
           </mc:Choice>
           <mc:Fallback>
             <w:pict>
-              <v:shape w14:anchorId="59DF221A" id="Graphic 14" o:spid="_x0000_s1026" style="position:absolute;margin-left:88.8pt;margin-top:6.4pt;width:434.4pt;height:.1pt;z-index:-15722496;visibility:visible;mso-wrap-style:square;mso-wrap-distance-left:0;mso-wrap-distance-top:0;mso-wrap-distance-right:0;mso-wrap-distance-bottom:0;mso-position-horizontal:absolute;mso-position-horizontal-relative:page;mso-position-vertical:absolute;mso-position-vertical-relative:text;v-text-anchor:top" coordsize="5516880,1270" o:gfxdata="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" path="m,l5516880,e" filled="f" strokecolor="#dfdfdf" strokeweight=".25pt">
+              <v:shape w14:anchorId="3365CB38" id="Graphic 14" o:spid="_x0000_s1026" style="position:absolute;margin-left:88.8pt;margin-top:6.4pt;width:434.4pt;height:.1pt;z-index:-15722496;visibility:visible;mso-wrap-style:square;mso-wrap-distance-left:0;mso-wrap-distance-top:0;mso-wrap-distance-right:0;mso-wrap-distance-bottom:0;mso-position-horizontal:absolute;mso-position-horizontal-relative:page;mso-position-vertical:absolute;mso-position-vertical-relative:text;v-text-anchor:top" coordsize="5516880,1270" o:gfxdata="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" path="m,l5516880,e" filled="f" strokecolor="#dfdfdf" strokeweight=".25pt">
                 <v:path arrowok="t"/>
                 <w10:wrap type="topAndBottom" anchorx="page"/>
               </v:shape>
@@ -5640,7 +5640,7 @@
           </mc:Choice>
           <mc:Fallback>
             <w:pict>
-              <v:shape w14:anchorId="0CF27643" id="Graphic 15" o:spid="_x0000_s1026" style="position:absolute;margin-left:88.8pt;margin-top:9.2pt;width:434.4pt;height:.1pt;z-index:-15721984;visibility:visible;mso-wrap-style:square;mso-wrap-distance-left:0;mso-wrap-distance-top:0;mso-wrap-distance-right:0;mso-wrap-distance-bottom:0;mso-position-horizontal:absolute;mso-position-horizontal-relative:page;mso-position-vertical:absolute;mso-position-vertical-relative:text;v-text-anchor:top" coordsize="5516880,1270" o:gfxdata="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" path="m,l5516880,e" filled="f" strokecolor="#dfdfdf" strokeweight=".25pt">
+              <v:shape w14:anchorId="068DFE29" id="Graphic 15" o:spid="_x0000_s1026" style="position:absolute;margin-left:88.8pt;margin-top:9.2pt;width:434.4pt;height:.1pt;z-index:-15721984;visibility:visible;mso-wrap-style:square;mso-wrap-distance-left:0;mso-wrap-distance-top:0;mso-wrap-distance-right:0;mso-wrap-distance-bottom:0;mso-position-horizontal:absolute;mso-position-horizontal-relative:page;mso-position-vertical:absolute;mso-position-vertical-relative:text;v-text-anchor:top" coordsize="5516880,1270" o:gfxdata="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" path="m,l5516880,e" filled="f" strokecolor="#dfdfdf" strokeweight=".25pt">
                 <v:path arrowok="t"/>
                 <w10:wrap type="topAndBottom" anchorx="page"/>
               </v:shape>
@@ -6252,7 +6252,7 @@
           </mc:Choice>
           <mc:Fallback>
             <w:pict>
-              <v:shape w14:anchorId="48331F75" id="Graphic 16" o:spid="_x0000_s1026" style="position:absolute;margin-left:88.8pt;margin-top:9.2pt;width:434.4pt;height:.1pt;z-index:-15721472;visibility:visible;mso-wrap-style:square;mso-wrap-distance-left:0;mso-wrap-distance-top:0;mso-wrap-distance-right:0;mso-wrap-distance-bottom:0;mso-position-horizontal:absolute;mso-position-horizontal-relative:page;mso-position-vertical:absolute;mso-position-vertical-relative:text;v-text-anchor:top" coordsize="5516880,1270" o:gfxdata="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" path="m,l5516880,e" filled="f" strokecolor="#dfdfdf" strokeweight=".25pt">
+              <v:shape w14:anchorId="18E338EA" id="Graphic 16" o:spid="_x0000_s1026" style="position:absolute;margin-left:88.8pt;margin-top:9.2pt;width:434.4pt;height:.1pt;z-index:-15721472;visibility:visible;mso-wrap-style:square;mso-wrap-distance-left:0;mso-wrap-distance-top:0;mso-wrap-distance-right:0;mso-wrap-distance-bottom:0;mso-position-horizontal:absolute;mso-position-horizontal-relative:page;mso-position-vertical:absolute;mso-position-vertical-relative:text;v-text-anchor:top" coordsize="5516880,1270" o:gfxdata="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" path="m,l5516880,e" filled="f" strokecolor="#dfdfdf" strokeweight=".25pt">
                 <v:path arrowok="t"/>
                 <w10:wrap type="topAndBottom" anchorx="page"/>
               </v:shape>
@@ -6930,7 +6930,7 @@
           </mc:Choice>
           <mc:Fallback>
             <w:pict>
-              <v:shape w14:anchorId="0657D9F7" id="Graphic 17" o:spid="_x0000_s1026" style="position:absolute;margin-left:88.8pt;margin-top:12.15pt;width:434.4pt;height:.1pt;z-index:-15720960;visibility:visible;mso-wrap-style:square;mso-wrap-distance-left:0;mso-wrap-distance-top:0;mso-wrap-distance-right:0;mso-wrap-distance-bottom:0;mso-position-horizontal:absolute;mso-position-horizontal-relative:page;mso-position-vertical:absolute;mso-position-vertical-relative:text;v-text-anchor:top" coordsize="5516880,1270" o:gfxdata="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" path="m,l5516880,e" filled="f" strokecolor="#ccc" strokeweight=".5pt">
+              <v:shape w14:anchorId="23AAF18A" id="Graphic 17" o:spid="_x0000_s1026" style="position:absolute;margin-left:88.8pt;margin-top:12.15pt;width:434.4pt;height:.1pt;z-index:-15720960;visibility:visible;mso-wrap-style:square;mso-wrap-distance-left:0;mso-wrap-distance-top:0;mso-wrap-distance-right:0;mso-wrap-distance-bottom:0;mso-position-horizontal:absolute;mso-position-horizontal-relative:page;mso-position-vertical:absolute;mso-position-vertical-relative:text;v-text-anchor:top" coordsize="5516880,1270" o:gfxdata="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" path="m,l5516880,e" filled="f" strokecolor="#ccc" strokeweight=".5pt">
                 <v:path arrowok="t"/>
                 <w10:wrap type="topAndBottom" anchorx="page"/>
               </v:shape>
@@ -10205,7 +10205,7 @@
           </mc:Choice>
           <mc:Fallback>
             <w:pict>
-              <v:shape w14:anchorId="769452A0" id="Graphic 18" o:spid="_x0000_s1026" style="position:absolute;margin-left:88.8pt;margin-top:12.1pt;width:434.4pt;height:.1pt;z-index:-15720448;visibility:visible;mso-wrap-style:square;mso-wrap-distance-left:0;mso-wrap-distance-top:0;mso-wrap-distance-right:0;mso-wrap-distance-bottom:0;mso-position-horizontal:absolute;mso-position-horizontal-relative:page;mso-position-vertical:absolute;mso-position-vertical-relative:text;v-text-anchor:top" coordsize="5516880,1270" o:gfxdata="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" path="m,l5516880,e" filled="f" strokecolor="#ccc" strokeweight=".5pt">
+              <v:shape w14:anchorId="5E5C3E67" id="Graphic 18" o:spid="_x0000_s1026" style="position:absolute;margin-left:88.8pt;margin-top:12.1pt;width:434.4pt;height:.1pt;z-index:-15720448;visibility:visible;mso-wrap-style:square;mso-wrap-distance-left:0;mso-wrap-distance-top:0;mso-wrap-distance-right:0;mso-wrap-distance-bottom:0;mso-position-horizontal:absolute;mso-position-horizontal-relative:page;mso-position-vertical:absolute;mso-position-vertical-relative:text;v-text-anchor:top" coordsize="5516880,1270" o:gfxdata="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" path="m,l5516880,e" filled="f" strokecolor="#ccc" strokeweight=".5pt">
                 <v:path arrowok="t"/>
                 <w10:wrap type="topAndBottom" anchorx="page"/>
               </v:shape>
@@ -11614,7 +11614,7 @@
           </mc:Choice>
           <mc:Fallback>
             <w:pict>
-              <v:group w14:anchorId="335D4EDC" id="Group 19" o:spid="_x0000_s1026" style="width:434.4pt;height:.25pt;mso-position-horizontal-relative:char;mso-position-vertical-relative:line" coordsize="55168,31" o:gfxdata="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">
+              <v:group w14:anchorId="02C97A4E" id="Group 19" o:spid="_x0000_s1026" style="width:434.4pt;height:.25pt;mso-position-horizontal-relative:char;mso-position-vertical-relative:line" coordsize="55168,31" o:gfxdata="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">
                 <v:shape id="Graphic 20" o:spid="_x0000_s1027" style="position:absolute;top:15;width:55168;height:13;visibility:visible;mso-wrap-style:square;v-text-anchor:top" coordsize="5516880,1270" o:gfxdata="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" path="m,l5516880,e" filled="f" strokecolor="#dfdfdf" strokeweight=".25pt">
                   <v:path arrowok="t"/>
                 </v:shape>
@@ -12344,7 +12344,7 @@
           </mc:Choice>
           <mc:Fallback>
             <w:pict>
-              <v:shape w14:anchorId="5BD1EDFC" id="Graphic 21" o:spid="_x0000_s1026" style="position:absolute;margin-left:88.8pt;margin-top:9.2pt;width:434.4pt;height:.1pt;z-index:-15719424;visibility:visible;mso-wrap-style:square;mso-wrap-distance-left:0;mso-wrap-distance-top:0;mso-wrap-distance-right:0;mso-wrap-distance-bottom:0;mso-position-horizontal:absolute;mso-position-horizontal-relative:page;mso-position-vertical:absolute;mso-position-vertical-relative:text;v-text-anchor:top" coordsize="5516880,1270" o:gfxdata="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" path="m,l5516880,e" filled="f" strokecolor="#dfdfdf" strokeweight=".25pt">
+              <v:shape w14:anchorId="00069D39" id="Graphic 21" o:spid="_x0000_s1026" style="position:absolute;margin-left:88.8pt;margin-top:9.2pt;width:434.4pt;height:.1pt;z-index:-15719424;visibility:visible;mso-wrap-style:square;mso-wrap-distance-left:0;mso-wrap-distance-top:0;mso-wrap-distance-right:0;mso-wrap-distance-bottom:0;mso-position-horizontal:absolute;mso-position-horizontal-relative:page;mso-position-vertical:absolute;mso-position-vertical-relative:text;v-text-anchor:top" coordsize="5516880,1270" o:gfxdata="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" path="m,l5516880,e" filled="f" strokecolor="#dfdfdf" strokeweight=".25pt">
                 <v:path arrowok="t"/>
                 <w10:wrap type="topAndBottom" anchorx="page"/>
               </v:shape>
@@ -14526,7 +14526,7 @@
           </mc:Choice>
           <mc:Fallback>
             <w:pict>
-              <v:shape w14:anchorId="6F6A2D4A" id="Graphic 22" o:spid="_x0000_s1026" style="position:absolute;margin-left:88.8pt;margin-top:12.95pt;width:434.4pt;height:.1pt;z-index:-15718912;visibility:visible;mso-wrap-style:square;mso-wrap-distance-left:0;mso-wrap-distance-top:0;mso-wrap-distance-right:0;mso-wrap-distance-bottom:0;mso-position-horizontal:absolute;mso-position-horizontal-relative:page;mso-position-vertical:absolute;mso-position-vertical-relative:text;v-text-anchor:top" coordsize="5516880,1270" o:gfxdata="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" path="m,l5516880,e" filled="f" strokecolor="#8a0000" strokeweight="1.5pt">
+              <v:shape w14:anchorId="70B9CF67" id="Graphic 22" o:spid="_x0000_s1026" style="position:absolute;margin-left:88.8pt;margin-top:12.95pt;width:434.4pt;height:.1pt;z-index:-15718912;visibility:visible;mso-wrap-style:square;mso-wrap-distance-left:0;mso-wrap-distance-top:0;mso-wrap-distance-right:0;mso-wrap-distance-bottom:0;mso-position-horizontal:absolute;mso-position-horizontal-relative:page;mso-position-vertical:absolute;mso-position-vertical-relative:text;v-text-anchor:top" coordsize="5516880,1270" o:gfxdata="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" path="m,l5516880,e" filled="f" strokecolor="#8a0000" strokeweight="1.5pt">
                 <v:path arrowok="t"/>
                 <w10:wrap type="topAndBottom" anchorx="page"/>
               </v:shape>
@@ -14600,8 +14600,8 @@
         <mc:AlternateContent>
           <mc:Choice Requires="wps">
             <w:drawing>
-              <wp:inline distT="0" distB="0" distL="0" distR="0" wp14:anchorId="61BFB04B" wp14:editId="11DB21B0">
-                <wp:extent cx="2697480" cy="2451100"/>
+              <wp:inline distT="0" distB="0" distL="0" distR="0" wp14:anchorId="61BFB04B" wp14:editId="63373951">
+                <wp:extent cx="2632710" cy="3089910"/>
                 <wp:effectExtent l="0" t="0" r="0" b="0"/>
                 <wp:docPr id="23" name="Textbox 23"/>
                 <wp:cNvGraphicFramePr>
@@ -14616,7 +14616,7 @@
                       <wps:spPr>
                         <a:xfrm>
                           <a:off x="0" y="0"/>
-                          <a:ext cx="2697480" cy="2451100"/>
+                          <a:ext cx="2632710" cy="3089910"/>
                         </a:xfrm>
                         <a:prstGeom prst="rect">
                           <a:avLst/>
@@ -14834,7 +14834,7 @@
                 <v:stroke joinstyle="miter"/>
                 <v:path gradientshapeok="t" o:connecttype="rect"/>
               </v:shapetype>
-              <v:shape id="Textbox 23" o:spid="_x0000_s1026" type="#_x0000_t202" style="width:212.4pt;height:193pt;visibility:visible;mso-wrap-style:square;mso-left-percent:-10001;mso-top-percent:-10001;mso-position-horizontal:absolute;mso-position-horizontal-relative:char;mso-position-vertical:absolute;mso-position-vertical-relative:line;mso-left-percent:-10001;mso-top-percent:-10001;v-text-anchor:top" o:gfxdata="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" fillcolor="#1a1a1a" stroked="f">
+              <v:shape id="Textbox 23" o:spid="_x0000_s1026" type="#_x0000_t202" style="width:207.3pt;height:243.3pt;visibility:visible;mso-wrap-style:square;mso-left-percent:-10001;mso-top-percent:-10001;mso-position-horizontal:absolute;mso-position-horizontal-relative:char;mso-position-vertical:absolute;mso-position-vertical-relative:line;mso-left-percent:-10001;mso-top-percent:-10001;v-text-anchor:top" o:gfxdata="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" fillcolor="#1a1a1a" stroked="f">
                 <v:textbox inset="0,0,0,0">
                   <w:txbxContent>
                     <w:p>
@@ -15052,9 +15052,9 @@
         <mc:AlternateContent>
           <mc:Choice Requires="wps">
             <w:drawing>
-              <wp:inline distT="0" distB="0" distL="0" distR="0" wp14:anchorId="1EA81AC1" wp14:editId="32173255">
-                <wp:extent cx="2697480" cy="2286000"/>
-                <wp:effectExtent l="9525" t="0" r="0" b="9525"/>
+              <wp:inline distT="0" distB="0" distL="0" distR="0" wp14:anchorId="1EA81AC1" wp14:editId="0D1C9F89">
+                <wp:extent cx="2703195" cy="2979420"/>
+                <wp:effectExtent l="0" t="0" r="20955" b="11430"/>
                 <wp:docPr id="24" name="Textbox 24"/>
                 <wp:cNvGraphicFramePr>
                   <a:graphicFrameLocks xmlns:a="http://schemas.openxmlformats.org/drawingml/2006/main"/>
@@ -15068,7 +15068,7 @@
                       <wps:spPr>
                         <a:xfrm>
                           <a:off x="0" y="0"/>
-                          <a:ext cx="2697480" cy="2286000"/>
+                          <a:ext cx="2703195" cy="2979420"/>
                         </a:xfrm>
                         <a:prstGeom prst="rect">
                           <a:avLst/>
@@ -15636,7 +15636,7 @@
           </mc:Choice>
           <mc:Fallback>
             <w:pict>
-              <v:shape w14:anchorId="1EA81AC1" id="Textbox 24" o:spid="_x0000_s1027" type="#_x0000_t202" style="width:212.4pt;height:180pt;visibility:visible;mso-wrap-style:square;mso-left-percent:-10001;mso-top-percent:-10001;mso-position-horizontal:absolute;mso-position-horizontal-relative:char;mso-position-vertical:absolute;mso-position-vertical-relative:line;mso-left-percent:-10001;mso-top-percent:-10001;v-text-anchor:top" o:gfxdata="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" fillcolor="#f7f6f2" strokecolor="#ccc" strokeweight=".5pt">
+              <v:shape w14:anchorId="1EA81AC1" id="Textbox 24" o:spid="_x0000_s1027" type="#_x0000_t202" style="width:212.85pt;height:234.6pt;visibility:visible;mso-wrap-style:square;mso-left-percent:-10001;mso-top-percent:-10001;mso-position-horizontal:absolute;mso-position-horizontal-relative:char;mso-position-vertical:absolute;mso-position-vertical-relative:line;mso-left-percent:-10001;mso-top-percent:-10001;v-text-anchor:top" o:gfxdata="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" fillcolor="#f7f6f2" strokecolor="#ccc" strokeweight=".5pt">
                 <v:path arrowok="t"/>
                 <v:textbox inset="0,0,0,0">
                   <w:txbxContent>
@@ -17127,7 +17127,7 @@
           </mc:Choice>
           <mc:Fallback>
             <w:pict>
-              <v:shape w14:anchorId="52DFFC1A" id="Graphic 25" o:spid="_x0000_s1026" style="position:absolute;margin-left:88.8pt;margin-top:9.7pt;width:434.4pt;height:.1pt;z-index:-15717376;visibility:visible;mso-wrap-style:square;mso-wrap-distance-left:0;mso-wrap-distance-top:0;mso-wrap-distance-right:0;mso-wrap-distance-bottom:0;mso-position-horizontal:absolute;mso-position-horizontal-relative:page;mso-position-vertical:absolute;mso-position-vertical-relative:text;v-text-anchor:top" coordsize="5516880,1270" o:gfxdata="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" path="m,l5516880,e" filled="f" strokecolor="#ccc" strokeweight=".5pt">
+              <v:shape w14:anchorId="6E57556F" id="Graphic 25" o:spid="_x0000_s1026" style="position:absolute;margin-left:88.8pt;margin-top:9.7pt;width:434.4pt;height:.1pt;z-index:-15717376;visibility:visible;mso-wrap-style:square;mso-wrap-distance-left:0;mso-wrap-distance-top:0;mso-wrap-distance-right:0;mso-wrap-distance-bottom:0;mso-position-horizontal:absolute;mso-position-horizontal-relative:page;mso-position-vertical:absolute;mso-position-vertical-relative:text;v-text-anchor:top" coordsize="5516880,1270" o:gfxdata="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" path="m,l5516880,e" filled="f" strokecolor="#ccc" strokeweight=".5pt">
                 <v:path arrowok="t"/>
                 <w10:wrap type="topAndBottom" anchorx="page"/>
               </v:shape>
@@ -21994,7 +21994,7 @@
           </mc:Choice>
           <mc:Fallback>
             <w:pict>
-              <v:shape w14:anchorId="247FBB05" id="Graphic 36" o:spid="_x0000_s1026" style="position:absolute;margin-left:88.8pt;margin-top:12.1pt;width:434.4pt;height:.1pt;z-index:-15715840;visibility:visible;mso-wrap-style:square;mso-wrap-distance-left:0;mso-wrap-distance-top:0;mso-wrap-distance-right:0;mso-wrap-distance-bottom:0;mso-position-horizontal:absolute;mso-position-horizontal-relative:page;mso-position-vertical:absolute;mso-position-vertical-relative:text;v-text-anchor:top" coordsize="5516880,1270" o:gfxdata="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" path="m,l5516880,e" filled="f" strokecolor="#ccc" strokeweight=".5pt">
+              <v:shape w14:anchorId="07F586FA" id="Graphic 36" o:spid="_x0000_s1026" style="position:absolute;margin-left:88.8pt;margin-top:12.1pt;width:434.4pt;height:.1pt;z-index:-15715840;visibility:visible;mso-wrap-style:square;mso-wrap-distance-left:0;mso-wrap-distance-top:0;mso-wrap-distance-right:0;mso-wrap-distance-bottom:0;mso-position-horizontal:absolute;mso-position-horizontal-relative:page;mso-position-vertical:absolute;mso-position-vertical-relative:text;v-text-anchor:top" coordsize="5516880,1270" o:gfxdata="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" path="m,l5516880,e" filled="f" strokecolor="#ccc" strokeweight=".5pt">
                 <v:path arrowok="t"/>
                 <w10:wrap type="topAndBottom" anchorx="page"/>
               </v:shape>
@@ -22043,9 +22043,715 @@
         <w:rPr>
           <w:color w:val="1A1A1A"/>
         </w:rPr>
-        <w:t>confirmed on a 1906 railway map six years before Christie made the move. Edendale and Hollywood were served by different networks running in different directions from Downtown, at different scales, connecting to different terrain types.</w:t>
-      </w:r>
-    </w:p>
+        <w:t xml:space="preserve">confirmed on a 1906 railway map six years before Christie made the move. </w:t>
+      </w:r>
+    </w:p>
+    <w:p>
+      <w:pPr>
+        <w:pStyle w:val="BodyText"/>
+        <w:spacing w:before="114" w:line="326" w:lineRule="auto"/>
+        <w:ind w:left="335" w:right="334"/>
+        <w:jc w:val="both"/>
+        <w:rPr>
+          <w:color w:val="1A1A1A"/>
+        </w:rPr>
+      </w:pPr>
+      <w:r>
+        <w:rPr>
+          <w:color w:val="1A1A1A"/>
+        </w:rPr>
+        <w:t>Edendale and Hollywood were served by different networks running in different directions from Downtown, at different scales, connecting to different terrain types.</w:t>
+      </w:r>
+      <w:r>
+        <w:rPr>
+          <w:color w:val="1A1A1A"/>
+        </w:rPr>
+        <w:t xml:space="preserve"> </w:t>
+      </w:r>
+      <w:r>
+        <w:rPr>
+          <w:color w:val="1A1A1A"/>
+        </w:rPr>
+        <w:t xml:space="preserve">The rail connection to the Hollywood/Colegrove corridor had been operating since 1896 (Crump, </w:t>
+      </w:r>
+      <w:proofErr w:type="gramStart"/>
+      <w:r>
+        <w:rPr>
+          <w:color w:val="1A1A1A"/>
+        </w:rPr>
+        <w:t>1962) —</w:t>
+      </w:r>
+      <w:proofErr w:type="gramEnd"/>
+      <w:r>
+        <w:rPr>
+          <w:color w:val="1A1A1A"/>
+        </w:rPr>
+        <w:t xml:space="preserve"> fifteen years before Christie opened on the flat floor. The transit infrastructure was in place. The terrain was documented in 1894. The industry did not arrive until 1911. The Information Lag was not a </w:t>
+      </w:r>
+      <w:proofErr w:type="gramStart"/>
+      <w:r>
+        <w:rPr>
+          <w:color w:val="1A1A1A"/>
+        </w:rPr>
+        <w:t>gap of months</w:t>
+      </w:r>
+      <w:proofErr w:type="gramEnd"/>
+      <w:r>
+        <w:rPr>
+          <w:color w:val="1A1A1A"/>
+        </w:rPr>
+        <w:t>. It was a gap of fifteen years</w:t>
+      </w:r>
+    </w:p>
+    <w:tbl>
+      <w:tblPr>
+        <w:tblpPr w:leftFromText="180" w:rightFromText="180" w:vertAnchor="text" w:horzAnchor="margin" w:tblpY="3954"/>
+        <w:tblW w:w="0" w:type="auto"/>
+        <w:tblBorders>
+          <w:top w:val="single" w:sz="4" w:space="0" w:color="CCCCCC"/>
+          <w:left w:val="single" w:sz="4" w:space="0" w:color="CCCCCC"/>
+          <w:bottom w:val="single" w:sz="4" w:space="0" w:color="CCCCCC"/>
+          <w:right w:val="single" w:sz="4" w:space="0" w:color="CCCCCC"/>
+          <w:insideH w:val="single" w:sz="4" w:space="0" w:color="CCCCCC"/>
+          <w:insideV w:val="single" w:sz="4" w:space="0" w:color="CCCCCC"/>
+        </w:tblBorders>
+        <w:tblLayout w:type="fixed"/>
+        <w:tblCellMar>
+          <w:left w:w="0" w:type="dxa"/>
+          <w:right w:w="0" w:type="dxa"/>
+        </w:tblCellMar>
+        <w:tblLook w:val="01E0" w:firstRow="1" w:lastRow="1" w:firstColumn="1" w:lastColumn="1" w:noHBand="0" w:noVBand="0"/>
+      </w:tblPr>
+      <w:tblGrid>
+        <w:gridCol w:w="9203"/>
+      </w:tblGrid>
+      <w:tr>
+        <w:trPr>
+          <w:trHeight w:val="1999"/>
+        </w:trPr>
+        <w:tc>
+          <w:tcPr>
+            <w:tcW w:w="9203" w:type="dxa"/>
+            <w:shd w:val="clear" w:color="auto" w:fill="F7F6F2"/>
+          </w:tcPr>
+          <w:p>
+            <w:pPr>
+              <w:pStyle w:val="TableParagraph"/>
+              <w:tabs>
+                <w:tab w:val="left" w:pos="1455"/>
+              </w:tabs>
+              <w:spacing w:before="145"/>
+              <w:ind w:left="160"/>
+              <w:rPr>
+                <w:rFonts w:ascii="Arial" w:hAnsi="Arial"/>
+                <w:sz w:val="17"/>
+              </w:rPr>
+            </w:pPr>
+            <w:r>
+              <w:rPr>
+                <w:rFonts w:ascii="Arial" w:hAnsi="Arial"/>
+                <w:b/>
+                <w:color w:val="777777"/>
+                <w:sz w:val="17"/>
+              </w:rPr>
+              <w:t xml:space="preserve">Fig. 4.1 </w:t>
+            </w:r>
+            <w:r>
+              <w:rPr>
+                <w:rFonts w:ascii="Arial" w:hAnsi="Arial"/>
+                <w:b/>
+                <w:color w:val="777777"/>
+                <w:spacing w:val="-10"/>
+                <w:sz w:val="17"/>
+              </w:rPr>
+              <w:t>·</w:t>
+            </w:r>
+            <w:r>
+              <w:rPr>
+                <w:rFonts w:ascii="Arial" w:hAnsi="Arial"/>
+                <w:b/>
+                <w:color w:val="777777"/>
+                <w:sz w:val="17"/>
+              </w:rPr>
+              <w:tab/>
+            </w:r>
+            <w:r>
+              <w:rPr>
+                <w:rFonts w:ascii="Arial" w:hAnsi="Arial"/>
+                <w:color w:val="777777"/>
+                <w:sz w:val="17"/>
+              </w:rPr>
+              <w:t xml:space="preserve">Map of the City of Los Angeles Showing Railway Systems, 1906. Library of Congress / </w:t>
+            </w:r>
+            <w:r>
+              <w:rPr>
+                <w:rFonts w:ascii="Arial" w:hAnsi="Arial"/>
+                <w:color w:val="777777"/>
+                <w:spacing w:val="-2"/>
+                <w:sz w:val="17"/>
+              </w:rPr>
+              <w:t>Travel</w:t>
+            </w:r>
+          </w:p>
+          <w:p>
+            <w:pPr>
+              <w:pStyle w:val="TableParagraph"/>
+              <w:tabs>
+                <w:tab w:val="left" w:pos="1455"/>
+              </w:tabs>
+              <w:spacing w:before="45"/>
+              <w:ind w:left="160"/>
+              <w:rPr>
+                <w:rFonts w:ascii="Arial"/>
+                <w:color w:val="777777"/>
+                <w:spacing w:val="-2"/>
+                <w:sz w:val="17"/>
+              </w:rPr>
+            </w:pPr>
+            <w:r>
+              <w:rPr>
+                <w:rFonts w:ascii="Arial"/>
+                <w:b/>
+                <w:color w:val="777777"/>
+                <w:spacing w:val="-2"/>
+                <w:sz w:val="17"/>
+              </w:rPr>
+              <w:t>Primary</w:t>
+            </w:r>
+            <w:r>
+              <w:rPr>
+                <w:rFonts w:ascii="Arial"/>
+                <w:b/>
+                <w:color w:val="777777"/>
+                <w:sz w:val="17"/>
+              </w:rPr>
+              <w:tab/>
+            </w:r>
+            <w:r>
+              <w:rPr>
+                <w:rFonts w:ascii="Arial"/>
+                <w:color w:val="777777"/>
+                <w:sz w:val="17"/>
+              </w:rPr>
+              <w:t>and</w:t>
+            </w:r>
+            <w:r>
+              <w:rPr>
+                <w:rFonts w:ascii="Arial"/>
+                <w:color w:val="777777"/>
+                <w:spacing w:val="-3"/>
+                <w:sz w:val="17"/>
+              </w:rPr>
+              <w:t xml:space="preserve"> </w:t>
+            </w:r>
+            <w:r>
+              <w:rPr>
+                <w:rFonts w:ascii="Arial"/>
+                <w:color w:val="777777"/>
+                <w:sz w:val="17"/>
+              </w:rPr>
+              <w:t>Hotel</w:t>
+            </w:r>
+            <w:r>
+              <w:rPr>
+                <w:rFonts w:ascii="Arial"/>
+                <w:color w:val="777777"/>
+                <w:spacing w:val="-1"/>
+                <w:sz w:val="17"/>
+              </w:rPr>
+              <w:t xml:space="preserve"> </w:t>
+            </w:r>
+            <w:r>
+              <w:rPr>
+                <w:rFonts w:ascii="Arial"/>
+                <w:color w:val="777777"/>
+                <w:sz w:val="17"/>
+              </w:rPr>
+              <w:t>Bureau.</w:t>
+            </w:r>
+            <w:r>
+              <w:rPr>
+                <w:rFonts w:ascii="Arial"/>
+                <w:color w:val="777777"/>
+                <w:spacing w:val="-1"/>
+                <w:sz w:val="17"/>
+              </w:rPr>
+              <w:t xml:space="preserve"> </w:t>
+            </w:r>
+            <w:r>
+              <w:rPr>
+                <w:rFonts w:ascii="Arial"/>
+                <w:color w:val="777777"/>
+                <w:sz w:val="17"/>
+              </w:rPr>
+              <w:t>Black</w:t>
+            </w:r>
+            <w:r>
+              <w:rPr>
+                <w:rFonts w:ascii="Arial"/>
+                <w:color w:val="777777"/>
+                <w:spacing w:val="-1"/>
+                <w:sz w:val="17"/>
+              </w:rPr>
+              <w:t xml:space="preserve"> </w:t>
+            </w:r>
+            <w:r>
+              <w:rPr>
+                <w:rFonts w:ascii="Arial"/>
+                <w:color w:val="777777"/>
+                <w:sz w:val="17"/>
+              </w:rPr>
+              <w:t>lines:</w:t>
+            </w:r>
+            <w:r>
+              <w:rPr>
+                <w:rFonts w:ascii="Arial"/>
+                <w:color w:val="777777"/>
+                <w:spacing w:val="-1"/>
+                <w:sz w:val="17"/>
+              </w:rPr>
+              <w:t xml:space="preserve"> </w:t>
+            </w:r>
+            <w:r>
+              <w:rPr>
+                <w:rFonts w:ascii="Arial"/>
+                <w:color w:val="777777"/>
+                <w:sz w:val="17"/>
+              </w:rPr>
+              <w:t>LA</w:t>
+            </w:r>
+            <w:r>
+              <w:rPr>
+                <w:rFonts w:ascii="Arial"/>
+                <w:color w:val="777777"/>
+                <w:spacing w:val="-1"/>
+                <w:sz w:val="17"/>
+              </w:rPr>
+              <w:t xml:space="preserve"> </w:t>
+            </w:r>
+            <w:r>
+              <w:rPr>
+                <w:rFonts w:ascii="Arial"/>
+                <w:color w:val="777777"/>
+                <w:sz w:val="17"/>
+              </w:rPr>
+              <w:t>Railway</w:t>
+            </w:r>
+            <w:r>
+              <w:rPr>
+                <w:rFonts w:ascii="Arial"/>
+                <w:color w:val="777777"/>
+                <w:spacing w:val="-1"/>
+                <w:sz w:val="17"/>
+              </w:rPr>
+              <w:t xml:space="preserve"> </w:t>
+            </w:r>
+            <w:r>
+              <w:rPr>
+                <w:rFonts w:ascii="Arial"/>
+                <w:color w:val="777777"/>
+                <w:sz w:val="17"/>
+              </w:rPr>
+              <w:t>Co.</w:t>
+            </w:r>
+            <w:r>
+              <w:rPr>
+                <w:rFonts w:ascii="Arial"/>
+                <w:color w:val="777777"/>
+                <w:spacing w:val="-1"/>
+                <w:sz w:val="17"/>
+              </w:rPr>
+              <w:t xml:space="preserve"> </w:t>
+            </w:r>
+            <w:r>
+              <w:rPr>
+                <w:rFonts w:ascii="Arial"/>
+                <w:color w:val="777777"/>
+                <w:sz w:val="17"/>
+              </w:rPr>
+              <w:t>(northwest</w:t>
+            </w:r>
+            <w:r>
+              <w:rPr>
+                <w:rFonts w:ascii="Arial"/>
+                <w:color w:val="777777"/>
+                <w:spacing w:val="-1"/>
+                <w:sz w:val="17"/>
+              </w:rPr>
+              <w:t xml:space="preserve"> </w:t>
+            </w:r>
+            <w:r>
+              <w:rPr>
+                <w:rFonts w:ascii="Arial"/>
+                <w:color w:val="777777"/>
+                <w:sz w:val="17"/>
+              </w:rPr>
+              <w:t>to</w:t>
+            </w:r>
+            <w:r>
+              <w:rPr>
+                <w:rFonts w:ascii="Arial"/>
+                <w:color w:val="777777"/>
+                <w:spacing w:val="-1"/>
+                <w:sz w:val="17"/>
+              </w:rPr>
+              <w:t xml:space="preserve"> </w:t>
+            </w:r>
+            <w:r>
+              <w:rPr>
+                <w:rFonts w:ascii="Arial"/>
+                <w:color w:val="777777"/>
+                <w:sz w:val="17"/>
+              </w:rPr>
+              <w:t>Hollywood</w:t>
+            </w:r>
+            <w:r>
+              <w:rPr>
+                <w:rFonts w:ascii="Arial"/>
+                <w:color w:val="777777"/>
+                <w:spacing w:val="-1"/>
+                <w:sz w:val="17"/>
+              </w:rPr>
+              <w:t xml:space="preserve"> </w:t>
+            </w:r>
+            <w:r>
+              <w:rPr>
+                <w:rFonts w:ascii="Arial"/>
+                <w:color w:val="777777"/>
+                <w:sz w:val="17"/>
+              </w:rPr>
+              <w:t>corridor,</w:t>
+            </w:r>
+            <w:r>
+              <w:rPr>
+                <w:rFonts w:ascii="Arial"/>
+                <w:color w:val="777777"/>
+                <w:spacing w:val="-1"/>
+                <w:sz w:val="17"/>
+              </w:rPr>
+              <w:t xml:space="preserve"> </w:t>
+            </w:r>
+            <w:r>
+              <w:rPr>
+                <w:rFonts w:ascii="Arial"/>
+                <w:color w:val="777777"/>
+                <w:sz w:val="17"/>
+              </w:rPr>
+              <w:t>bajada-</w:t>
+            </w:r>
+            <w:r>
+              <w:rPr>
+                <w:rFonts w:ascii="Arial"/>
+                <w:color w:val="777777"/>
+                <w:spacing w:val="-2"/>
+                <w:sz w:val="17"/>
+              </w:rPr>
+              <w:t>crossing,</w:t>
+            </w:r>
+          </w:p>
+          <w:p>
+            <w:pPr>
+              <w:pStyle w:val="TableParagraph"/>
+              <w:tabs>
+                <w:tab w:val="left" w:pos="1455"/>
+              </w:tabs>
+              <w:spacing w:before="44" w:line="295" w:lineRule="auto"/>
+              <w:ind w:left="1456" w:right="202" w:hanging="1296"/>
+              <w:rPr>
+                <w:rFonts w:ascii="Arial"/>
+                <w:color w:val="777777"/>
+                <w:sz w:val="17"/>
+              </w:rPr>
+            </w:pPr>
+            <w:r>
+              <w:rPr>
+                <w:rFonts w:ascii="Arial"/>
+                <w:b/>
+                <w:color w:val="777777"/>
+                <w:sz w:val="17"/>
+              </w:rPr>
+              <w:t>Source Map</w:t>
+            </w:r>
+            <w:r>
+              <w:rPr>
+                <w:rFonts w:ascii="Arial"/>
+                <w:b/>
+                <w:color w:val="777777"/>
+                <w:sz w:val="17"/>
+              </w:rPr>
+              <w:tab/>
+            </w:r>
+            <w:r>
+              <w:rPr>
+                <w:rFonts w:ascii="Arial"/>
+                <w:color w:val="777777"/>
+                <w:sz w:val="17"/>
+              </w:rPr>
+              <w:t>Node</w:t>
+            </w:r>
+            <w:r>
+              <w:rPr>
+                <w:rFonts w:ascii="Arial"/>
+                <w:color w:val="777777"/>
+                <w:spacing w:val="-3"/>
+                <w:sz w:val="17"/>
+              </w:rPr>
+              <w:t xml:space="preserve"> </w:t>
+            </w:r>
+            <w:r>
+              <w:rPr>
+                <w:rFonts w:ascii="Arial"/>
+                <w:color w:val="777777"/>
+                <w:sz w:val="17"/>
+              </w:rPr>
+              <w:t>3).</w:t>
+            </w:r>
+            <w:r>
+              <w:rPr>
+                <w:rFonts w:ascii="Arial"/>
+                <w:color w:val="777777"/>
+                <w:spacing w:val="-3"/>
+                <w:sz w:val="17"/>
+              </w:rPr>
+              <w:t xml:space="preserve"> </w:t>
+            </w:r>
+            <w:r>
+              <w:rPr>
+                <w:rFonts w:ascii="Arial"/>
+                <w:color w:val="777777"/>
+                <w:sz w:val="17"/>
+              </w:rPr>
+              <w:t>Green</w:t>
+            </w:r>
+            <w:r>
+              <w:rPr>
+                <w:rFonts w:ascii="Arial"/>
+                <w:color w:val="777777"/>
+                <w:spacing w:val="-3"/>
+                <w:sz w:val="17"/>
+              </w:rPr>
+              <w:t xml:space="preserve"> </w:t>
+            </w:r>
+            <w:r>
+              <w:rPr>
+                <w:rFonts w:ascii="Arial"/>
+                <w:color w:val="777777"/>
+                <w:sz w:val="17"/>
+              </w:rPr>
+              <w:t>lines:</w:t>
+            </w:r>
+            <w:r>
+              <w:rPr>
+                <w:rFonts w:ascii="Arial"/>
+                <w:color w:val="777777"/>
+                <w:spacing w:val="-3"/>
+                <w:sz w:val="17"/>
+              </w:rPr>
+              <w:t xml:space="preserve"> </w:t>
+            </w:r>
+            <w:r>
+              <w:rPr>
+                <w:rFonts w:ascii="Arial"/>
+                <w:color w:val="777777"/>
+                <w:sz w:val="17"/>
+              </w:rPr>
+              <w:t>LA</w:t>
+            </w:r>
+            <w:r>
+              <w:rPr>
+                <w:rFonts w:ascii="Arial"/>
+                <w:color w:val="777777"/>
+                <w:spacing w:val="-3"/>
+                <w:sz w:val="17"/>
+              </w:rPr>
+              <w:t xml:space="preserve"> </w:t>
+            </w:r>
+            <w:r>
+              <w:rPr>
+                <w:rFonts w:ascii="Arial"/>
+                <w:color w:val="777777"/>
+                <w:sz w:val="17"/>
+              </w:rPr>
+              <w:t>Inter-Urban</w:t>
+            </w:r>
+            <w:r>
+              <w:rPr>
+                <w:rFonts w:ascii="Arial"/>
+                <w:color w:val="777777"/>
+                <w:spacing w:val="-3"/>
+                <w:sz w:val="17"/>
+              </w:rPr>
+              <w:t xml:space="preserve"> </w:t>
+            </w:r>
+            <w:r>
+              <w:rPr>
+                <w:rFonts w:ascii="Arial"/>
+                <w:color w:val="777777"/>
+                <w:sz w:val="17"/>
+              </w:rPr>
+              <w:t>Ry.</w:t>
+            </w:r>
+            <w:r>
+              <w:rPr>
+                <w:rFonts w:ascii="Arial"/>
+                <w:color w:val="777777"/>
+                <w:spacing w:val="-3"/>
+                <w:sz w:val="17"/>
+              </w:rPr>
+              <w:t xml:space="preserve"> </w:t>
+            </w:r>
+            <w:r>
+              <w:rPr>
+                <w:rFonts w:ascii="Arial"/>
+                <w:color w:val="777777"/>
+                <w:sz w:val="17"/>
+              </w:rPr>
+              <w:t>Co.</w:t>
+            </w:r>
+            <w:r>
+              <w:rPr>
+                <w:rFonts w:ascii="Arial"/>
+                <w:color w:val="777777"/>
+                <w:spacing w:val="-3"/>
+                <w:sz w:val="17"/>
+              </w:rPr>
+              <w:t xml:space="preserve"> </w:t>
+            </w:r>
+            <w:r>
+              <w:rPr>
+                <w:rFonts w:ascii="Arial"/>
+                <w:color w:val="777777"/>
+                <w:sz w:val="17"/>
+              </w:rPr>
+              <w:t>(northeast</w:t>
+            </w:r>
+            <w:r>
+              <w:rPr>
+                <w:rFonts w:ascii="Arial"/>
+                <w:color w:val="777777"/>
+                <w:spacing w:val="-3"/>
+                <w:sz w:val="17"/>
+              </w:rPr>
+              <w:t xml:space="preserve"> </w:t>
+            </w:r>
+            <w:r>
+              <w:rPr>
+                <w:rFonts w:ascii="Arial"/>
+                <w:color w:val="777777"/>
+                <w:sz w:val="17"/>
+              </w:rPr>
+              <w:t>through</w:t>
+            </w:r>
+            <w:r>
+              <w:rPr>
+                <w:rFonts w:ascii="Arial"/>
+                <w:color w:val="777777"/>
+                <w:spacing w:val="-3"/>
+                <w:sz w:val="17"/>
+              </w:rPr>
+              <w:t xml:space="preserve"> </w:t>
+            </w:r>
+            <w:r>
+              <w:rPr>
+                <w:rFonts w:ascii="Arial"/>
+                <w:color w:val="777777"/>
+                <w:sz w:val="17"/>
+              </w:rPr>
+              <w:t>Glendale</w:t>
+            </w:r>
+            <w:r>
+              <w:rPr>
+                <w:rFonts w:ascii="Arial"/>
+                <w:color w:val="777777"/>
+                <w:spacing w:val="-3"/>
+                <w:sz w:val="17"/>
+              </w:rPr>
+              <w:t xml:space="preserve"> </w:t>
+            </w:r>
+            <w:r>
+              <w:rPr>
+                <w:rFonts w:ascii="Arial"/>
+                <w:color w:val="777777"/>
+                <w:sz w:val="17"/>
+              </w:rPr>
+              <w:t>canyon,</w:t>
+            </w:r>
+            <w:r>
+              <w:rPr>
+                <w:rFonts w:ascii="Arial"/>
+                <w:color w:val="777777"/>
+                <w:spacing w:val="-3"/>
+                <w:sz w:val="17"/>
+              </w:rPr>
+              <w:t xml:space="preserve"> </w:t>
+            </w:r>
+            <w:r>
+              <w:rPr>
+                <w:rFonts w:ascii="Arial"/>
+                <w:color w:val="777777"/>
+                <w:sz w:val="17"/>
+              </w:rPr>
+              <w:t>Node</w:t>
+            </w:r>
+            <w:r>
+              <w:rPr>
+                <w:rFonts w:ascii="Arial"/>
+                <w:color w:val="777777"/>
+                <w:spacing w:val="-3"/>
+                <w:sz w:val="17"/>
+              </w:rPr>
+              <w:t xml:space="preserve"> </w:t>
+            </w:r>
+            <w:r>
+              <w:rPr>
+                <w:rFonts w:ascii="Arial"/>
+                <w:color w:val="777777"/>
+                <w:sz w:val="17"/>
+              </w:rPr>
+              <w:t>2).</w:t>
+            </w:r>
+            <w:r>
+              <w:rPr>
+                <w:rFonts w:ascii="Arial"/>
+                <w:color w:val="777777"/>
+                <w:spacing w:val="-3"/>
+                <w:sz w:val="17"/>
+              </w:rPr>
+              <w:t xml:space="preserve"> </w:t>
+            </w:r>
+            <w:r>
+              <w:rPr>
+                <w:rFonts w:ascii="Arial"/>
+                <w:color w:val="777777"/>
+                <w:sz w:val="17"/>
+              </w:rPr>
+              <w:t>Red lines: Pacific Electric Inter-Urban (east and southeast, regional routes). The two studio nodes were served by entirely different networks running in different directions at different scales.</w:t>
+            </w:r>
+          </w:p>
+          <w:p>
+            <w:pPr>
+              <w:pStyle w:val="TableParagraph"/>
+              <w:tabs>
+                <w:tab w:val="left" w:pos="1455"/>
+              </w:tabs>
+              <w:spacing w:before="44" w:line="295" w:lineRule="auto"/>
+              <w:ind w:left="1456" w:right="202" w:hanging="1296"/>
+              <w:rPr>
+                <w:rFonts w:ascii="Arial"/>
+                <w:sz w:val="17"/>
+              </w:rPr>
+            </w:pPr>
+            <w:r>
+              <w:rPr>
+                <w:rFonts w:ascii="Arial"/>
+                <w:sz w:val="17"/>
+              </w:rPr>
+              <w:t>Crump, Spencer. Ride the Big Red Cars: How Trolleys Helped Build Southern California.</w:t>
+            </w:r>
+          </w:p>
+        </w:tc>
+      </w:tr>
+    </w:tbl>
     <w:p>
       <w:pPr>
         <w:pStyle w:val="BodyText"/>
@@ -22057,6 +22763,7 @@
         <w:rPr>
           <w:noProof/>
         </w:rPr>
+        <w:lastRenderedPageBreak/>
         <w:drawing>
           <wp:inline distT="0" distB="0" distL="0" distR="0" wp14:anchorId="78734905" wp14:editId="197625B2">
             <wp:extent cx="3345180" cy="2479936"/>
@@ -22108,640 +22815,6 @@
           <w:sz w:val="10"/>
         </w:rPr>
       </w:pPr>
-    </w:p>
-    <w:tbl>
-      <w:tblPr>
-        <w:tblW w:w="0" w:type="auto"/>
-        <w:tblInd w:w="221" w:type="dxa"/>
-        <w:tblBorders>
-          <w:top w:val="single" w:sz="4" w:space="0" w:color="CCCCCC"/>
-          <w:left w:val="single" w:sz="4" w:space="0" w:color="CCCCCC"/>
-          <w:bottom w:val="single" w:sz="4" w:space="0" w:color="CCCCCC"/>
-          <w:right w:val="single" w:sz="4" w:space="0" w:color="CCCCCC"/>
-          <w:insideH w:val="single" w:sz="4" w:space="0" w:color="CCCCCC"/>
-          <w:insideV w:val="single" w:sz="4" w:space="0" w:color="CCCCCC"/>
-        </w:tblBorders>
-        <w:tblLayout w:type="fixed"/>
-        <w:tblCellMar>
-          <w:left w:w="0" w:type="dxa"/>
-          <w:right w:w="0" w:type="dxa"/>
-        </w:tblCellMar>
-        <w:tblLook w:val="01E0" w:firstRow="1" w:lastRow="1" w:firstColumn="1" w:lastColumn="1" w:noHBand="0" w:noVBand="0"/>
-      </w:tblPr>
-      <w:tblGrid>
-        <w:gridCol w:w="8928"/>
-      </w:tblGrid>
-      <w:tr>
-        <w:trPr>
-          <w:trHeight w:val="1470"/>
-        </w:trPr>
-        <w:tc>
-          <w:tcPr>
-            <w:tcW w:w="8928" w:type="dxa"/>
-            <w:shd w:val="clear" w:color="auto" w:fill="F7F6F2"/>
-          </w:tcPr>
-          <w:p>
-            <w:pPr>
-              <w:pStyle w:val="TableParagraph"/>
-              <w:tabs>
-                <w:tab w:val="left" w:pos="1455"/>
-              </w:tabs>
-              <w:spacing w:before="145"/>
-              <w:ind w:left="160"/>
-              <w:rPr>
-                <w:rFonts w:ascii="Arial" w:hAnsi="Arial"/>
-                <w:sz w:val="17"/>
-              </w:rPr>
-            </w:pPr>
-            <w:r>
-              <w:rPr>
-                <w:rFonts w:ascii="Arial" w:hAnsi="Arial"/>
-                <w:b/>
-                <w:color w:val="777777"/>
-                <w:sz w:val="17"/>
-              </w:rPr>
-              <w:t xml:space="preserve">Fig. 4.1 </w:t>
-            </w:r>
-            <w:r>
-              <w:rPr>
-                <w:rFonts w:ascii="Arial" w:hAnsi="Arial"/>
-                <w:b/>
-                <w:color w:val="777777"/>
-                <w:spacing w:val="-10"/>
-                <w:sz w:val="17"/>
-              </w:rPr>
-              <w:t>·</w:t>
-            </w:r>
-            <w:r>
-              <w:rPr>
-                <w:rFonts w:ascii="Arial" w:hAnsi="Arial"/>
-                <w:b/>
-                <w:color w:val="777777"/>
-                <w:sz w:val="17"/>
-              </w:rPr>
-              <w:tab/>
-            </w:r>
-            <w:r>
-              <w:rPr>
-                <w:rFonts w:ascii="Arial" w:hAnsi="Arial"/>
-                <w:color w:val="777777"/>
-                <w:sz w:val="17"/>
-              </w:rPr>
-              <w:t xml:space="preserve">Map of the City of Los Angeles Showing Railway Systems, 1906. Library of Congress / </w:t>
-            </w:r>
-            <w:r>
-              <w:rPr>
-                <w:rFonts w:ascii="Arial" w:hAnsi="Arial"/>
-                <w:color w:val="777777"/>
-                <w:spacing w:val="-2"/>
-                <w:sz w:val="17"/>
-              </w:rPr>
-              <w:t>Travel</w:t>
-            </w:r>
-          </w:p>
-          <w:p>
-            <w:pPr>
-              <w:pStyle w:val="TableParagraph"/>
-              <w:tabs>
-                <w:tab w:val="left" w:pos="1455"/>
-              </w:tabs>
-              <w:spacing w:before="45"/>
-              <w:ind w:left="160"/>
-              <w:rPr>
-                <w:rFonts w:ascii="Arial"/>
-                <w:sz w:val="17"/>
-              </w:rPr>
-            </w:pPr>
-            <w:r>
-              <w:rPr>
-                <w:rFonts w:ascii="Arial"/>
-                <w:b/>
-                <w:color w:val="777777"/>
-                <w:spacing w:val="-2"/>
-                <w:sz w:val="17"/>
-              </w:rPr>
-              <w:t>Primary</w:t>
-            </w:r>
-            <w:r>
-              <w:rPr>
-                <w:rFonts w:ascii="Arial"/>
-                <w:b/>
-                <w:color w:val="777777"/>
-                <w:sz w:val="17"/>
-              </w:rPr>
-              <w:tab/>
-            </w:r>
-            <w:r>
-              <w:rPr>
-                <w:rFonts w:ascii="Arial"/>
-                <w:color w:val="777777"/>
-                <w:sz w:val="17"/>
-              </w:rPr>
-              <w:t>and</w:t>
-            </w:r>
-            <w:r>
-              <w:rPr>
-                <w:rFonts w:ascii="Arial"/>
-                <w:color w:val="777777"/>
-                <w:spacing w:val="-3"/>
-                <w:sz w:val="17"/>
-              </w:rPr>
-              <w:t xml:space="preserve"> </w:t>
-            </w:r>
-            <w:r>
-              <w:rPr>
-                <w:rFonts w:ascii="Arial"/>
-                <w:color w:val="777777"/>
-                <w:sz w:val="17"/>
-              </w:rPr>
-              <w:t>Hotel</w:t>
-            </w:r>
-            <w:r>
-              <w:rPr>
-                <w:rFonts w:ascii="Arial"/>
-                <w:color w:val="777777"/>
-                <w:spacing w:val="-1"/>
-                <w:sz w:val="17"/>
-              </w:rPr>
-              <w:t xml:space="preserve"> </w:t>
-            </w:r>
-            <w:r>
-              <w:rPr>
-                <w:rFonts w:ascii="Arial"/>
-                <w:color w:val="777777"/>
-                <w:sz w:val="17"/>
-              </w:rPr>
-              <w:t>Bureau.</w:t>
-            </w:r>
-            <w:r>
-              <w:rPr>
-                <w:rFonts w:ascii="Arial"/>
-                <w:color w:val="777777"/>
-                <w:spacing w:val="-1"/>
-                <w:sz w:val="17"/>
-              </w:rPr>
-              <w:t xml:space="preserve"> </w:t>
-            </w:r>
-            <w:r>
-              <w:rPr>
-                <w:rFonts w:ascii="Arial"/>
-                <w:color w:val="777777"/>
-                <w:sz w:val="17"/>
-              </w:rPr>
-              <w:t>Black</w:t>
-            </w:r>
-            <w:r>
-              <w:rPr>
-                <w:rFonts w:ascii="Arial"/>
-                <w:color w:val="777777"/>
-                <w:spacing w:val="-1"/>
-                <w:sz w:val="17"/>
-              </w:rPr>
-              <w:t xml:space="preserve"> </w:t>
-            </w:r>
-            <w:r>
-              <w:rPr>
-                <w:rFonts w:ascii="Arial"/>
-                <w:color w:val="777777"/>
-                <w:sz w:val="17"/>
-              </w:rPr>
-              <w:t>lines:</w:t>
-            </w:r>
-            <w:r>
-              <w:rPr>
-                <w:rFonts w:ascii="Arial"/>
-                <w:color w:val="777777"/>
-                <w:spacing w:val="-1"/>
-                <w:sz w:val="17"/>
-              </w:rPr>
-              <w:t xml:space="preserve"> </w:t>
-            </w:r>
-            <w:r>
-              <w:rPr>
-                <w:rFonts w:ascii="Arial"/>
-                <w:color w:val="777777"/>
-                <w:sz w:val="17"/>
-              </w:rPr>
-              <w:t>LA</w:t>
-            </w:r>
-            <w:r>
-              <w:rPr>
-                <w:rFonts w:ascii="Arial"/>
-                <w:color w:val="777777"/>
-                <w:spacing w:val="-1"/>
-                <w:sz w:val="17"/>
-              </w:rPr>
-              <w:t xml:space="preserve"> </w:t>
-            </w:r>
-            <w:r>
-              <w:rPr>
-                <w:rFonts w:ascii="Arial"/>
-                <w:color w:val="777777"/>
-                <w:sz w:val="17"/>
-              </w:rPr>
-              <w:t>Railway</w:t>
-            </w:r>
-            <w:r>
-              <w:rPr>
-                <w:rFonts w:ascii="Arial"/>
-                <w:color w:val="777777"/>
-                <w:spacing w:val="-1"/>
-                <w:sz w:val="17"/>
-              </w:rPr>
-              <w:t xml:space="preserve"> </w:t>
-            </w:r>
-            <w:r>
-              <w:rPr>
-                <w:rFonts w:ascii="Arial"/>
-                <w:color w:val="777777"/>
-                <w:sz w:val="17"/>
-              </w:rPr>
-              <w:t>Co.</w:t>
-            </w:r>
-            <w:r>
-              <w:rPr>
-                <w:rFonts w:ascii="Arial"/>
-                <w:color w:val="777777"/>
-                <w:spacing w:val="-1"/>
-                <w:sz w:val="17"/>
-              </w:rPr>
-              <w:t xml:space="preserve"> </w:t>
-            </w:r>
-            <w:r>
-              <w:rPr>
-                <w:rFonts w:ascii="Arial"/>
-                <w:color w:val="777777"/>
-                <w:sz w:val="17"/>
-              </w:rPr>
-              <w:t>(northwest</w:t>
-            </w:r>
-            <w:r>
-              <w:rPr>
-                <w:rFonts w:ascii="Arial"/>
-                <w:color w:val="777777"/>
-                <w:spacing w:val="-1"/>
-                <w:sz w:val="17"/>
-              </w:rPr>
-              <w:t xml:space="preserve"> </w:t>
-            </w:r>
-            <w:r>
-              <w:rPr>
-                <w:rFonts w:ascii="Arial"/>
-                <w:color w:val="777777"/>
-                <w:sz w:val="17"/>
-              </w:rPr>
-              <w:t>to</w:t>
-            </w:r>
-            <w:r>
-              <w:rPr>
-                <w:rFonts w:ascii="Arial"/>
-                <w:color w:val="777777"/>
-                <w:spacing w:val="-1"/>
-                <w:sz w:val="17"/>
-              </w:rPr>
-              <w:t xml:space="preserve"> </w:t>
-            </w:r>
-            <w:r>
-              <w:rPr>
-                <w:rFonts w:ascii="Arial"/>
-                <w:color w:val="777777"/>
-                <w:sz w:val="17"/>
-              </w:rPr>
-              <w:t>Hollywood</w:t>
-            </w:r>
-            <w:r>
-              <w:rPr>
-                <w:rFonts w:ascii="Arial"/>
-                <w:color w:val="777777"/>
-                <w:spacing w:val="-1"/>
-                <w:sz w:val="17"/>
-              </w:rPr>
-              <w:t xml:space="preserve"> </w:t>
-            </w:r>
-            <w:r>
-              <w:rPr>
-                <w:rFonts w:ascii="Arial"/>
-                <w:color w:val="777777"/>
-                <w:sz w:val="17"/>
-              </w:rPr>
-              <w:t>corridor,</w:t>
-            </w:r>
-            <w:r>
-              <w:rPr>
-                <w:rFonts w:ascii="Arial"/>
-                <w:color w:val="777777"/>
-                <w:spacing w:val="-1"/>
-                <w:sz w:val="17"/>
-              </w:rPr>
-              <w:t xml:space="preserve"> </w:t>
-            </w:r>
-            <w:r>
-              <w:rPr>
-                <w:rFonts w:ascii="Arial"/>
-                <w:color w:val="777777"/>
-                <w:sz w:val="17"/>
-              </w:rPr>
-              <w:t>bajada-</w:t>
-            </w:r>
-            <w:r>
-              <w:rPr>
-                <w:rFonts w:ascii="Arial"/>
-                <w:color w:val="777777"/>
-                <w:spacing w:val="-2"/>
-                <w:sz w:val="17"/>
-              </w:rPr>
-              <w:t>crossing,</w:t>
-            </w:r>
-          </w:p>
-          <w:p>
-            <w:pPr>
-              <w:pStyle w:val="TableParagraph"/>
-              <w:tabs>
-                <w:tab w:val="left" w:pos="1455"/>
-              </w:tabs>
-              <w:spacing w:before="44" w:line="295" w:lineRule="auto"/>
-              <w:ind w:left="1456" w:right="202" w:hanging="1296"/>
-              <w:rPr>
-                <w:rFonts w:ascii="Arial"/>
-                <w:sz w:val="17"/>
-              </w:rPr>
-            </w:pPr>
-            <w:r>
-              <w:rPr>
-                <w:rFonts w:ascii="Arial"/>
-                <w:b/>
-                <w:color w:val="777777"/>
-                <w:sz w:val="17"/>
-              </w:rPr>
-              <w:t>Source Map</w:t>
-            </w:r>
-            <w:r>
-              <w:rPr>
-                <w:rFonts w:ascii="Arial"/>
-                <w:b/>
-                <w:color w:val="777777"/>
-                <w:sz w:val="17"/>
-              </w:rPr>
-              <w:tab/>
-            </w:r>
-            <w:r>
-              <w:rPr>
-                <w:rFonts w:ascii="Arial"/>
-                <w:color w:val="777777"/>
-                <w:sz w:val="17"/>
-              </w:rPr>
-              <w:t>Node</w:t>
-            </w:r>
-            <w:r>
-              <w:rPr>
-                <w:rFonts w:ascii="Arial"/>
-                <w:color w:val="777777"/>
-                <w:spacing w:val="-3"/>
-                <w:sz w:val="17"/>
-              </w:rPr>
-              <w:t xml:space="preserve"> </w:t>
-            </w:r>
-            <w:r>
-              <w:rPr>
-                <w:rFonts w:ascii="Arial"/>
-                <w:color w:val="777777"/>
-                <w:sz w:val="17"/>
-              </w:rPr>
-              <w:t>3).</w:t>
-            </w:r>
-            <w:r>
-              <w:rPr>
-                <w:rFonts w:ascii="Arial"/>
-                <w:color w:val="777777"/>
-                <w:spacing w:val="-3"/>
-                <w:sz w:val="17"/>
-              </w:rPr>
-              <w:t xml:space="preserve"> </w:t>
-            </w:r>
-            <w:r>
-              <w:rPr>
-                <w:rFonts w:ascii="Arial"/>
-                <w:color w:val="777777"/>
-                <w:sz w:val="17"/>
-              </w:rPr>
-              <w:t>Green</w:t>
-            </w:r>
-            <w:r>
-              <w:rPr>
-                <w:rFonts w:ascii="Arial"/>
-                <w:color w:val="777777"/>
-                <w:spacing w:val="-3"/>
-                <w:sz w:val="17"/>
-              </w:rPr>
-              <w:t xml:space="preserve"> </w:t>
-            </w:r>
-            <w:r>
-              <w:rPr>
-                <w:rFonts w:ascii="Arial"/>
-                <w:color w:val="777777"/>
-                <w:sz w:val="17"/>
-              </w:rPr>
-              <w:t>lines:</w:t>
-            </w:r>
-            <w:r>
-              <w:rPr>
-                <w:rFonts w:ascii="Arial"/>
-                <w:color w:val="777777"/>
-                <w:spacing w:val="-3"/>
-                <w:sz w:val="17"/>
-              </w:rPr>
-              <w:t xml:space="preserve"> </w:t>
-            </w:r>
-            <w:r>
-              <w:rPr>
-                <w:rFonts w:ascii="Arial"/>
-                <w:color w:val="777777"/>
-                <w:sz w:val="17"/>
-              </w:rPr>
-              <w:t>LA</w:t>
-            </w:r>
-            <w:r>
-              <w:rPr>
-                <w:rFonts w:ascii="Arial"/>
-                <w:color w:val="777777"/>
-                <w:spacing w:val="-3"/>
-                <w:sz w:val="17"/>
-              </w:rPr>
-              <w:t xml:space="preserve"> </w:t>
-            </w:r>
-            <w:r>
-              <w:rPr>
-                <w:rFonts w:ascii="Arial"/>
-                <w:color w:val="777777"/>
-                <w:sz w:val="17"/>
-              </w:rPr>
-              <w:t>Inter-Urban</w:t>
-            </w:r>
-            <w:r>
-              <w:rPr>
-                <w:rFonts w:ascii="Arial"/>
-                <w:color w:val="777777"/>
-                <w:spacing w:val="-3"/>
-                <w:sz w:val="17"/>
-              </w:rPr>
-              <w:t xml:space="preserve"> </w:t>
-            </w:r>
-            <w:r>
-              <w:rPr>
-                <w:rFonts w:ascii="Arial"/>
-                <w:color w:val="777777"/>
-                <w:sz w:val="17"/>
-              </w:rPr>
-              <w:t>Ry.</w:t>
-            </w:r>
-            <w:r>
-              <w:rPr>
-                <w:rFonts w:ascii="Arial"/>
-                <w:color w:val="777777"/>
-                <w:spacing w:val="-3"/>
-                <w:sz w:val="17"/>
-              </w:rPr>
-              <w:t xml:space="preserve"> </w:t>
-            </w:r>
-            <w:r>
-              <w:rPr>
-                <w:rFonts w:ascii="Arial"/>
-                <w:color w:val="777777"/>
-                <w:sz w:val="17"/>
-              </w:rPr>
-              <w:t>Co.</w:t>
-            </w:r>
-            <w:r>
-              <w:rPr>
-                <w:rFonts w:ascii="Arial"/>
-                <w:color w:val="777777"/>
-                <w:spacing w:val="-3"/>
-                <w:sz w:val="17"/>
-              </w:rPr>
-              <w:t xml:space="preserve"> </w:t>
-            </w:r>
-            <w:r>
-              <w:rPr>
-                <w:rFonts w:ascii="Arial"/>
-                <w:color w:val="777777"/>
-                <w:sz w:val="17"/>
-              </w:rPr>
-              <w:t>(northeast</w:t>
-            </w:r>
-            <w:r>
-              <w:rPr>
-                <w:rFonts w:ascii="Arial"/>
-                <w:color w:val="777777"/>
-                <w:spacing w:val="-3"/>
-                <w:sz w:val="17"/>
-              </w:rPr>
-              <w:t xml:space="preserve"> </w:t>
-            </w:r>
-            <w:r>
-              <w:rPr>
-                <w:rFonts w:ascii="Arial"/>
-                <w:color w:val="777777"/>
-                <w:sz w:val="17"/>
-              </w:rPr>
-              <w:t>through</w:t>
-            </w:r>
-            <w:r>
-              <w:rPr>
-                <w:rFonts w:ascii="Arial"/>
-                <w:color w:val="777777"/>
-                <w:spacing w:val="-3"/>
-                <w:sz w:val="17"/>
-              </w:rPr>
-              <w:t xml:space="preserve"> </w:t>
-            </w:r>
-            <w:r>
-              <w:rPr>
-                <w:rFonts w:ascii="Arial"/>
-                <w:color w:val="777777"/>
-                <w:sz w:val="17"/>
-              </w:rPr>
-              <w:t>Glendale</w:t>
-            </w:r>
-            <w:r>
-              <w:rPr>
-                <w:rFonts w:ascii="Arial"/>
-                <w:color w:val="777777"/>
-                <w:spacing w:val="-3"/>
-                <w:sz w:val="17"/>
-              </w:rPr>
-              <w:t xml:space="preserve"> </w:t>
-            </w:r>
-            <w:r>
-              <w:rPr>
-                <w:rFonts w:ascii="Arial"/>
-                <w:color w:val="777777"/>
-                <w:sz w:val="17"/>
-              </w:rPr>
-              <w:t>canyon,</w:t>
-            </w:r>
-            <w:r>
-              <w:rPr>
-                <w:rFonts w:ascii="Arial"/>
-                <w:color w:val="777777"/>
-                <w:spacing w:val="-3"/>
-                <w:sz w:val="17"/>
-              </w:rPr>
-              <w:t xml:space="preserve"> </w:t>
-            </w:r>
-            <w:r>
-              <w:rPr>
-                <w:rFonts w:ascii="Arial"/>
-                <w:color w:val="777777"/>
-                <w:sz w:val="17"/>
-              </w:rPr>
-              <w:t>Node</w:t>
-            </w:r>
-            <w:r>
-              <w:rPr>
-                <w:rFonts w:ascii="Arial"/>
-                <w:color w:val="777777"/>
-                <w:spacing w:val="-3"/>
-                <w:sz w:val="17"/>
-              </w:rPr>
-              <w:t xml:space="preserve"> </w:t>
-            </w:r>
-            <w:r>
-              <w:rPr>
-                <w:rFonts w:ascii="Arial"/>
-                <w:color w:val="777777"/>
-                <w:sz w:val="17"/>
-              </w:rPr>
-              <w:t>2).</w:t>
-            </w:r>
-            <w:r>
-              <w:rPr>
-                <w:rFonts w:ascii="Arial"/>
-                <w:color w:val="777777"/>
-                <w:spacing w:val="-3"/>
-                <w:sz w:val="17"/>
-              </w:rPr>
-              <w:t xml:space="preserve"> </w:t>
-            </w:r>
-            <w:r>
-              <w:rPr>
-                <w:rFonts w:ascii="Arial"/>
-                <w:color w:val="777777"/>
-                <w:sz w:val="17"/>
-              </w:rPr>
-              <w:t>Red lines: Pacific Electric Inter-Urban (east and southeast, regional routes). The two studio nodes were served by entirely different networks running in different directions at different scales.</w:t>
-            </w:r>
-          </w:p>
-        </w:tc>
-      </w:tr>
-    </w:tbl>
-    <w:p>
-      <w:pPr>
-        <w:pStyle w:val="BodyText"/>
-        <w:spacing w:before="11"/>
-        <w:rPr>
-          <w:sz w:val="10"/>
-        </w:rPr>
-      </w:pPr>
       <w:r>
         <w:rPr>
           <w:noProof/>
@@ -22750,15 +22823,854 @@
         <mc:AlternateContent>
           <mc:Choice Requires="wps">
             <w:drawing>
-              <wp:anchor distT="0" distB="0" distL="0" distR="0" simplePos="0" relativeHeight="487601152" behindDoc="1" locked="0" layoutInCell="1" allowOverlap="1" wp14:anchorId="3E962C72" wp14:editId="2233E99B">
+              <wp:anchor distT="0" distB="0" distL="0" distR="0" simplePos="0" relativeHeight="251659264" behindDoc="1" locked="0" layoutInCell="1" allowOverlap="1" wp14:anchorId="3C95B121" wp14:editId="7604E669">
+                <wp:simplePos x="0" y="0"/>
+                <wp:positionH relativeFrom="page">
+                  <wp:posOffset>3886200</wp:posOffset>
+                </wp:positionH>
+                <wp:positionV relativeFrom="paragraph">
+                  <wp:posOffset>182880</wp:posOffset>
+                </wp:positionV>
+                <wp:extent cx="2743200" cy="3421380"/>
+                <wp:effectExtent l="0" t="0" r="19050" b="26670"/>
+                <wp:wrapTopAndBottom/>
+                <wp:docPr id="38" name="Textbox 38"/>
+                <wp:cNvGraphicFramePr>
+                  <a:graphicFrameLocks xmlns:a="http://schemas.openxmlformats.org/drawingml/2006/main"/>
+                </wp:cNvGraphicFramePr>
+                <a:graphic xmlns:a="http://schemas.openxmlformats.org/drawingml/2006/main">
+                  <a:graphicData uri="http://schemas.microsoft.com/office/word/2010/wordprocessingShape">
+                    <wps:wsp>
+                      <wps:cNvSpPr txBox="1">
+                        <a:spLocks/>
+                      </wps:cNvSpPr>
+                      <wps:spPr>
+                        <a:xfrm>
+                          <a:off x="0" y="0"/>
+                          <a:ext cx="2743200" cy="3421380"/>
+                        </a:xfrm>
+                        <a:prstGeom prst="rect">
+                          <a:avLst/>
+                        </a:prstGeom>
+                        <a:solidFill>
+                          <a:srgbClr val="F7F6F2"/>
+                        </a:solidFill>
+                        <a:ln w="6350">
+                          <a:solidFill>
+                            <a:srgbClr val="CCCCCC"/>
+                          </a:solidFill>
+                          <a:prstDash val="solid"/>
+                        </a:ln>
+                      </wps:spPr>
+                      <wps:txbx>
+                        <w:txbxContent>
+                          <w:p>
+                            <w:pPr>
+                              <w:spacing w:before="206"/>
+                              <w:ind w:left="235"/>
+                              <w:jc w:val="both"/>
+                              <w:rPr>
+                                <w:rFonts w:ascii="Arial" w:hAnsi="Arial"/>
+                                <w:b/>
+                                <w:color w:val="000000"/>
+                                <w:sz w:val="18"/>
+                              </w:rPr>
+                            </w:pPr>
+                            <w:r>
+                              <w:rPr>
+                                <w:rFonts w:ascii="Arial" w:hAnsi="Arial"/>
+                                <w:b/>
+                                <w:color w:val="1A1A1A"/>
+                                <w:sz w:val="18"/>
+                              </w:rPr>
+                              <w:t xml:space="preserve">Node 3 · </w:t>
+                            </w:r>
+                            <w:r>
+                              <w:rPr>
+                                <w:rFonts w:ascii="Arial" w:hAnsi="Arial"/>
+                                <w:b/>
+                                <w:color w:val="1A1A1A"/>
+                                <w:spacing w:val="-2"/>
+                                <w:sz w:val="18"/>
+                              </w:rPr>
+                              <w:t>Hollywood</w:t>
+                            </w:r>
+                          </w:p>
+                          <w:p>
+                            <w:pPr>
+                              <w:pStyle w:val="BodyText"/>
+                              <w:rPr>
+                                <w:rFonts w:ascii="Arial"/>
+                                <w:b/>
+                                <w:color w:val="000000"/>
+                                <w:sz w:val="18"/>
+                              </w:rPr>
+                            </w:pPr>
+                          </w:p>
+                          <w:p>
+                            <w:pPr>
+                              <w:pStyle w:val="BodyText"/>
+                              <w:spacing w:before="17"/>
+                              <w:rPr>
+                                <w:rFonts w:ascii="Arial"/>
+                                <w:b/>
+                                <w:color w:val="000000"/>
+                                <w:sz w:val="18"/>
+                              </w:rPr>
+                            </w:pPr>
+                          </w:p>
+                          <w:p>
+                            <w:pPr>
+                              <w:spacing w:before="1" w:line="288" w:lineRule="auto"/>
+                              <w:ind w:left="235" w:right="306"/>
+                              <w:jc w:val="both"/>
+                              <w:rPr>
+                                <w:rFonts w:ascii="Arial" w:hAnsi="Arial"/>
+                                <w:color w:val="000000" w:themeColor="text1"/>
+                                <w:sz w:val="16"/>
+                              </w:rPr>
+                            </w:pPr>
+                            <w:r>
+                              <w:rPr>
+                                <w:rFonts w:ascii="Arial" w:hAnsi="Arial"/>
+                                <w:color w:val="000000" w:themeColor="text1"/>
+                                <w:sz w:val="16"/>
+                              </w:rPr>
+                              <w:t>LA</w:t>
+                            </w:r>
+                            <w:r>
+                              <w:rPr>
+                                <w:rFonts w:ascii="Arial" w:hAnsi="Arial"/>
+                                <w:color w:val="000000" w:themeColor="text1"/>
+                                <w:spacing w:val="-5"/>
+                                <w:sz w:val="16"/>
+                              </w:rPr>
+                              <w:t xml:space="preserve"> </w:t>
+                            </w:r>
+                            <w:r>
+                              <w:rPr>
+                                <w:rFonts w:ascii="Arial" w:hAnsi="Arial"/>
+                                <w:color w:val="000000" w:themeColor="text1"/>
+                                <w:sz w:val="16"/>
+                              </w:rPr>
+                              <w:t>Railway</w:t>
+                            </w:r>
+                            <w:r>
+                              <w:rPr>
+                                <w:rFonts w:ascii="Arial" w:hAnsi="Arial"/>
+                                <w:color w:val="000000" w:themeColor="text1"/>
+                                <w:spacing w:val="-5"/>
+                                <w:sz w:val="16"/>
+                              </w:rPr>
+                              <w:t xml:space="preserve"> </w:t>
+                            </w:r>
+                            <w:r>
+                              <w:rPr>
+                                <w:rFonts w:ascii="Arial" w:hAnsi="Arial"/>
+                                <w:color w:val="000000" w:themeColor="text1"/>
+                                <w:sz w:val="16"/>
+                              </w:rPr>
+                              <w:t>Co.</w:t>
+                            </w:r>
+                            <w:r>
+                              <w:rPr>
+                                <w:rFonts w:ascii="Arial" w:hAnsi="Arial"/>
+                                <w:color w:val="000000" w:themeColor="text1"/>
+                                <w:spacing w:val="-5"/>
+                                <w:sz w:val="16"/>
+                              </w:rPr>
+                              <w:t xml:space="preserve"> </w:t>
+                            </w:r>
+                            <w:r>
+                              <w:rPr>
+                                <w:rFonts w:ascii="Arial" w:hAnsi="Arial"/>
+                                <w:color w:val="000000" w:themeColor="text1"/>
+                                <w:sz w:val="16"/>
+                              </w:rPr>
+                              <w:t>·</w:t>
+                            </w:r>
+                            <w:r>
+                              <w:rPr>
+                                <w:rFonts w:ascii="Arial" w:hAnsi="Arial"/>
+                                <w:color w:val="000000" w:themeColor="text1"/>
+                                <w:spacing w:val="-5"/>
+                                <w:sz w:val="16"/>
+                              </w:rPr>
+                              <w:t xml:space="preserve"> </w:t>
+                            </w:r>
+                            <w:r>
+                              <w:rPr>
+                                <w:rFonts w:ascii="Arial" w:hAnsi="Arial"/>
+                                <w:color w:val="000000" w:themeColor="text1"/>
+                                <w:sz w:val="16"/>
+                              </w:rPr>
+                              <w:t>Black</w:t>
+                            </w:r>
+                            <w:r>
+                              <w:rPr>
+                                <w:rFonts w:ascii="Arial" w:hAnsi="Arial"/>
+                                <w:color w:val="000000" w:themeColor="text1"/>
+                                <w:spacing w:val="-5"/>
+                                <w:sz w:val="16"/>
+                              </w:rPr>
+                              <w:t xml:space="preserve"> </w:t>
+                            </w:r>
+                            <w:r>
+                              <w:rPr>
+                                <w:rFonts w:ascii="Arial" w:hAnsi="Arial"/>
+                                <w:color w:val="000000" w:themeColor="text1"/>
+                                <w:sz w:val="16"/>
+                              </w:rPr>
+                              <w:t>Line</w:t>
+                            </w:r>
+                            <w:r>
+                              <w:rPr>
+                                <w:rFonts w:ascii="Arial" w:hAnsi="Arial"/>
+                                <w:color w:val="000000" w:themeColor="text1"/>
+                                <w:spacing w:val="-5"/>
+                                <w:sz w:val="16"/>
+                              </w:rPr>
+                              <w:t xml:space="preserve"> </w:t>
+                            </w:r>
+                            <w:r>
+                              <w:rPr>
+                                <w:rFonts w:ascii="Arial" w:hAnsi="Arial"/>
+                                <w:color w:val="000000" w:themeColor="text1"/>
+                                <w:sz w:val="16"/>
+                              </w:rPr>
+                              <w:t>·</w:t>
+                            </w:r>
+                            <w:r>
+                              <w:rPr>
+                                <w:rFonts w:ascii="Arial" w:hAnsi="Arial"/>
+                                <w:color w:val="000000" w:themeColor="text1"/>
+                                <w:spacing w:val="-5"/>
+                                <w:sz w:val="16"/>
+                              </w:rPr>
+                              <w:t xml:space="preserve"> </w:t>
+                            </w:r>
+                            <w:r>
+                              <w:rPr>
+                                <w:rFonts w:ascii="Arial" w:hAnsi="Arial"/>
+                                <w:color w:val="000000" w:themeColor="text1"/>
+                                <w:sz w:val="16"/>
+                              </w:rPr>
+                              <w:t>Bajada-Crossing</w:t>
+                            </w:r>
+                            <w:r>
+                              <w:rPr>
+                                <w:rFonts w:ascii="Arial" w:hAnsi="Arial"/>
+                                <w:color w:val="000000" w:themeColor="text1"/>
+                                <w:spacing w:val="-5"/>
+                                <w:sz w:val="16"/>
+                              </w:rPr>
+                              <w:t xml:space="preserve"> </w:t>
+                            </w:r>
+                            <w:r>
+                              <w:rPr>
+                                <w:rFonts w:ascii="Arial" w:hAnsi="Arial"/>
+                                <w:color w:val="000000" w:themeColor="text1"/>
+                                <w:sz w:val="16"/>
+                              </w:rPr>
+                              <w:t>·</w:t>
+                            </w:r>
+                            <w:r>
+                              <w:rPr>
+                                <w:rFonts w:ascii="Arial" w:hAnsi="Arial"/>
+                                <w:color w:val="000000" w:themeColor="text1"/>
+                                <w:spacing w:val="-5"/>
+                                <w:sz w:val="16"/>
+                              </w:rPr>
+                              <w:t xml:space="preserve"> </w:t>
+                            </w:r>
+                            <w:r>
+                              <w:rPr>
+                                <w:rFonts w:ascii="Arial" w:hAnsi="Arial"/>
+                                <w:color w:val="000000" w:themeColor="text1"/>
+                                <w:sz w:val="16"/>
+                              </w:rPr>
+                              <w:t xml:space="preserve">~7-8 </w:t>
+                            </w:r>
+                            <w:r>
+                              <w:rPr>
+                                <w:rFonts w:ascii="Arial" w:hAnsi="Arial"/>
+                                <w:color w:val="000000" w:themeColor="text1"/>
+                                <w:spacing w:val="-2"/>
+                                <w:sz w:val="16"/>
+                              </w:rPr>
+                              <w:t>miles</w:t>
+                            </w:r>
+                          </w:p>
+                          <w:p>
+                            <w:pPr>
+                              <w:pStyle w:val="BodyText"/>
+                              <w:rPr>
+                                <w:rFonts w:ascii="Arial"/>
+                                <w:color w:val="000000"/>
+                                <w:sz w:val="16"/>
+                              </w:rPr>
+                            </w:pPr>
+                          </w:p>
+                          <w:p>
+                            <w:pPr>
+                              <w:pStyle w:val="BodyText"/>
+                              <w:spacing w:before="32"/>
+                              <w:rPr>
+                                <w:rFonts w:ascii="Arial"/>
+                                <w:color w:val="000000"/>
+                                <w:sz w:val="16"/>
+                              </w:rPr>
+                            </w:pPr>
+                          </w:p>
+                          <w:p>
+                            <w:pPr>
+                              <w:spacing w:line="302" w:lineRule="auto"/>
+                              <w:ind w:left="235" w:right="218"/>
+                              <w:jc w:val="both"/>
+                              <w:rPr>
+                                <w:color w:val="000000"/>
+                                <w:sz w:val="18"/>
+                              </w:rPr>
+                            </w:pPr>
+                            <w:r>
+                              <w:rPr>
+                                <w:color w:val="1A1A1A"/>
+                                <w:sz w:val="18"/>
+                              </w:rPr>
+                              <w:t>LA Railway Co. — black line on 1906 map · northwest from Downtown across the flat bajada plain.</w:t>
+                            </w:r>
+                            <w:r>
+                              <w:rPr>
+                                <w:color w:val="1A1A1A"/>
+                                <w:spacing w:val="-1"/>
+                                <w:sz w:val="18"/>
+                              </w:rPr>
+                              <w:t xml:space="preserve"> </w:t>
+                            </w:r>
+                            <w:r>
+                              <w:rPr>
+                                <w:color w:val="1A1A1A"/>
+                                <w:sz w:val="18"/>
+                              </w:rPr>
+                              <w:t>Hollywood</w:t>
+                            </w:r>
+                            <w:r>
+                              <w:rPr>
+                                <w:color w:val="1A1A1A"/>
+                                <w:spacing w:val="-1"/>
+                                <w:sz w:val="18"/>
+                              </w:rPr>
+                              <w:t xml:space="preserve"> </w:t>
+                            </w:r>
+                            <w:r>
+                              <w:rPr>
+                                <w:color w:val="1A1A1A"/>
+                                <w:sz w:val="18"/>
+                              </w:rPr>
+                              <w:t>was</w:t>
+                            </w:r>
+                            <w:r>
+                              <w:rPr>
+                                <w:color w:val="1A1A1A"/>
+                                <w:spacing w:val="-1"/>
+                                <w:sz w:val="18"/>
+                              </w:rPr>
+                              <w:t xml:space="preserve"> </w:t>
+                            </w:r>
+                            <w:r>
+                              <w:rPr>
+                                <w:color w:val="1A1A1A"/>
+                                <w:sz w:val="18"/>
+                              </w:rPr>
+                              <w:t>the</w:t>
+                            </w:r>
+                            <w:r>
+                              <w:rPr>
+                                <w:color w:val="1A1A1A"/>
+                                <w:spacing w:val="-1"/>
+                                <w:sz w:val="18"/>
+                              </w:rPr>
+                              <w:t xml:space="preserve"> </w:t>
+                            </w:r>
+                            <w:r>
+                              <w:rPr>
+                                <w:color w:val="1A1A1A"/>
+                                <w:sz w:val="18"/>
+                              </w:rPr>
+                              <w:t>longer</w:t>
+                            </w:r>
+                            <w:r>
+                              <w:rPr>
+                                <w:color w:val="1A1A1A"/>
+                                <w:spacing w:val="-1"/>
+                                <w:sz w:val="18"/>
+                              </w:rPr>
+                              <w:t xml:space="preserve"> </w:t>
+                            </w:r>
+                            <w:r>
+                              <w:rPr>
+                                <w:color w:val="1A1A1A"/>
+                                <w:sz w:val="18"/>
+                              </w:rPr>
+                              <w:t>ride:</w:t>
+                            </w:r>
+                            <w:r>
+                              <w:rPr>
+                                <w:color w:val="1A1A1A"/>
+                                <w:spacing w:val="-1"/>
+                                <w:sz w:val="18"/>
+                              </w:rPr>
+                              <w:t xml:space="preserve"> </w:t>
+                            </w:r>
+                            <w:r>
+                              <w:rPr>
+                                <w:color w:val="1A1A1A"/>
+                                <w:sz w:val="18"/>
+                              </w:rPr>
+                              <w:t>Christie</w:t>
+                            </w:r>
+                            <w:r>
+                              <w:rPr>
+                                <w:color w:val="1A1A1A"/>
+                                <w:spacing w:val="-1"/>
+                                <w:sz w:val="18"/>
+                              </w:rPr>
+                              <w:t xml:space="preserve"> </w:t>
+                            </w:r>
+                            <w:r>
+                              <w:rPr>
+                                <w:color w:val="1A1A1A"/>
+                                <w:sz w:val="18"/>
+                              </w:rPr>
+                              <w:t>called it "ten miles out," the rail route running straight across the alluvial fan with no canyon threading, no grade penalty, no physical ceiling. The line could extend as far as the flat plain allowed — which was indefinitely. The Pacific Electric Inter-Urban (red line) radiated east and south toward regional routes. The Hollywood connection was LA Railway black, terminating at Sunset &amp; Gower on the 356-ft Industrial Floor. Farther than Edendale. Scalable in a way Edendale never was.</w:t>
+                            </w:r>
+                          </w:p>
+                        </w:txbxContent>
+                      </wps:txbx>
+                      <wps:bodyPr wrap="square" lIns="0" tIns="0" rIns="0" bIns="0" rtlCol="0">
+                        <a:noAutofit/>
+                      </wps:bodyPr>
+                    </wps:wsp>
+                  </a:graphicData>
+                </a:graphic>
+                <wp14:sizeRelV relativeFrom="margin">
+                  <wp14:pctHeight>0</wp14:pctHeight>
+                </wp14:sizeRelV>
+              </wp:anchor>
+            </w:drawing>
+          </mc:Choice>
+          <mc:Fallback>
+            <w:pict>
+              <v:shape w14:anchorId="3C95B121" id="Textbox 38" o:spid="_x0000_s1038" type="#_x0000_t202" style="position:absolute;margin-left:306pt;margin-top:14.4pt;width:3in;height:269.4pt;z-index:-251657216;visibility:visible;mso-wrap-style:square;mso-height-percent:0;mso-wrap-distance-left:0;mso-wrap-distance-top:0;mso-wrap-distance-right:0;mso-wrap-distance-bottom:0;mso-position-horizontal:absolute;mso-position-horizontal-relative:page;mso-position-vertical:absolute;mso-position-vertical-relative:text;mso-height-percent:0;mso-height-relative:margin;v-text-anchor:top" o:gfxdata="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" fillcolor="#f7f6f2" strokecolor="#ccc" strokeweight=".5pt">
+                <v:path arrowok="t"/>
+                <v:textbox inset="0,0,0,0">
+                  <w:txbxContent>
+                    <w:p>
+                      <w:pPr>
+                        <w:spacing w:before="206"/>
+                        <w:ind w:left="235"/>
+                        <w:jc w:val="both"/>
+                        <w:rPr>
+                          <w:rFonts w:ascii="Arial" w:hAnsi="Arial"/>
+                          <w:b/>
+                          <w:color w:val="000000"/>
+                          <w:sz w:val="18"/>
+                        </w:rPr>
+                      </w:pPr>
+                      <w:r>
+                        <w:rPr>
+                          <w:rFonts w:ascii="Arial" w:hAnsi="Arial"/>
+                          <w:b/>
+                          <w:color w:val="1A1A1A"/>
+                          <w:sz w:val="18"/>
+                        </w:rPr>
+                        <w:t xml:space="preserve">Node 3 · </w:t>
+                      </w:r>
+                      <w:r>
+                        <w:rPr>
+                          <w:rFonts w:ascii="Arial" w:hAnsi="Arial"/>
+                          <w:b/>
+                          <w:color w:val="1A1A1A"/>
+                          <w:spacing w:val="-2"/>
+                          <w:sz w:val="18"/>
+                        </w:rPr>
+                        <w:t>Hollywood</w:t>
+                      </w:r>
+                    </w:p>
+                    <w:p>
+                      <w:pPr>
+                        <w:pStyle w:val="BodyText"/>
+                        <w:rPr>
+                          <w:rFonts w:ascii="Arial"/>
+                          <w:b/>
+                          <w:color w:val="000000"/>
+                          <w:sz w:val="18"/>
+                        </w:rPr>
+                      </w:pPr>
+                    </w:p>
+                    <w:p>
+                      <w:pPr>
+                        <w:pStyle w:val="BodyText"/>
+                        <w:spacing w:before="17"/>
+                        <w:rPr>
+                          <w:rFonts w:ascii="Arial"/>
+                          <w:b/>
+                          <w:color w:val="000000"/>
+                          <w:sz w:val="18"/>
+                        </w:rPr>
+                      </w:pPr>
+                    </w:p>
+                    <w:p>
+                      <w:pPr>
+                        <w:spacing w:before="1" w:line="288" w:lineRule="auto"/>
+                        <w:ind w:left="235" w:right="306"/>
+                        <w:jc w:val="both"/>
+                        <w:rPr>
+                          <w:rFonts w:ascii="Arial" w:hAnsi="Arial"/>
+                          <w:color w:val="000000" w:themeColor="text1"/>
+                          <w:sz w:val="16"/>
+                        </w:rPr>
+                      </w:pPr>
+                      <w:r>
+                        <w:rPr>
+                          <w:rFonts w:ascii="Arial" w:hAnsi="Arial"/>
+                          <w:color w:val="000000" w:themeColor="text1"/>
+                          <w:sz w:val="16"/>
+                        </w:rPr>
+                        <w:t>LA</w:t>
+                      </w:r>
+                      <w:r>
+                        <w:rPr>
+                          <w:rFonts w:ascii="Arial" w:hAnsi="Arial"/>
+                          <w:color w:val="000000" w:themeColor="text1"/>
+                          <w:spacing w:val="-5"/>
+                          <w:sz w:val="16"/>
+                        </w:rPr>
+                        <w:t xml:space="preserve"> </w:t>
+                      </w:r>
+                      <w:r>
+                        <w:rPr>
+                          <w:rFonts w:ascii="Arial" w:hAnsi="Arial"/>
+                          <w:color w:val="000000" w:themeColor="text1"/>
+                          <w:sz w:val="16"/>
+                        </w:rPr>
+                        <w:t>Railway</w:t>
+                      </w:r>
+                      <w:r>
+                        <w:rPr>
+                          <w:rFonts w:ascii="Arial" w:hAnsi="Arial"/>
+                          <w:color w:val="000000" w:themeColor="text1"/>
+                          <w:spacing w:val="-5"/>
+                          <w:sz w:val="16"/>
+                        </w:rPr>
+                        <w:t xml:space="preserve"> </w:t>
+                      </w:r>
+                      <w:r>
+                        <w:rPr>
+                          <w:rFonts w:ascii="Arial" w:hAnsi="Arial"/>
+                          <w:color w:val="000000" w:themeColor="text1"/>
+                          <w:sz w:val="16"/>
+                        </w:rPr>
+                        <w:t>Co.</w:t>
+                      </w:r>
+                      <w:r>
+                        <w:rPr>
+                          <w:rFonts w:ascii="Arial" w:hAnsi="Arial"/>
+                          <w:color w:val="000000" w:themeColor="text1"/>
+                          <w:spacing w:val="-5"/>
+                          <w:sz w:val="16"/>
+                        </w:rPr>
+                        <w:t xml:space="preserve"> </w:t>
+                      </w:r>
+                      <w:r>
+                        <w:rPr>
+                          <w:rFonts w:ascii="Arial" w:hAnsi="Arial"/>
+                          <w:color w:val="000000" w:themeColor="text1"/>
+                          <w:sz w:val="16"/>
+                        </w:rPr>
+                        <w:t>·</w:t>
+                      </w:r>
+                      <w:r>
+                        <w:rPr>
+                          <w:rFonts w:ascii="Arial" w:hAnsi="Arial"/>
+                          <w:color w:val="000000" w:themeColor="text1"/>
+                          <w:spacing w:val="-5"/>
+                          <w:sz w:val="16"/>
+                        </w:rPr>
+                        <w:t xml:space="preserve"> </w:t>
+                      </w:r>
+                      <w:r>
+                        <w:rPr>
+                          <w:rFonts w:ascii="Arial" w:hAnsi="Arial"/>
+                          <w:color w:val="000000" w:themeColor="text1"/>
+                          <w:sz w:val="16"/>
+                        </w:rPr>
+                        <w:t>Black</w:t>
+                      </w:r>
+                      <w:r>
+                        <w:rPr>
+                          <w:rFonts w:ascii="Arial" w:hAnsi="Arial"/>
+                          <w:color w:val="000000" w:themeColor="text1"/>
+                          <w:spacing w:val="-5"/>
+                          <w:sz w:val="16"/>
+                        </w:rPr>
+                        <w:t xml:space="preserve"> </w:t>
+                      </w:r>
+                      <w:r>
+                        <w:rPr>
+                          <w:rFonts w:ascii="Arial" w:hAnsi="Arial"/>
+                          <w:color w:val="000000" w:themeColor="text1"/>
+                          <w:sz w:val="16"/>
+                        </w:rPr>
+                        <w:t>Line</w:t>
+                      </w:r>
+                      <w:r>
+                        <w:rPr>
+                          <w:rFonts w:ascii="Arial" w:hAnsi="Arial"/>
+                          <w:color w:val="000000" w:themeColor="text1"/>
+                          <w:spacing w:val="-5"/>
+                          <w:sz w:val="16"/>
+                        </w:rPr>
+                        <w:t xml:space="preserve"> </w:t>
+                      </w:r>
+                      <w:r>
+                        <w:rPr>
+                          <w:rFonts w:ascii="Arial" w:hAnsi="Arial"/>
+                          <w:color w:val="000000" w:themeColor="text1"/>
+                          <w:sz w:val="16"/>
+                        </w:rPr>
+                        <w:t>·</w:t>
+                      </w:r>
+                      <w:r>
+                        <w:rPr>
+                          <w:rFonts w:ascii="Arial" w:hAnsi="Arial"/>
+                          <w:color w:val="000000" w:themeColor="text1"/>
+                          <w:spacing w:val="-5"/>
+                          <w:sz w:val="16"/>
+                        </w:rPr>
+                        <w:t xml:space="preserve"> </w:t>
+                      </w:r>
+                      <w:r>
+                        <w:rPr>
+                          <w:rFonts w:ascii="Arial" w:hAnsi="Arial"/>
+                          <w:color w:val="000000" w:themeColor="text1"/>
+                          <w:sz w:val="16"/>
+                        </w:rPr>
+                        <w:t>Bajada-Crossing</w:t>
+                      </w:r>
+                      <w:r>
+                        <w:rPr>
+                          <w:rFonts w:ascii="Arial" w:hAnsi="Arial"/>
+                          <w:color w:val="000000" w:themeColor="text1"/>
+                          <w:spacing w:val="-5"/>
+                          <w:sz w:val="16"/>
+                        </w:rPr>
+                        <w:t xml:space="preserve"> </w:t>
+                      </w:r>
+                      <w:r>
+                        <w:rPr>
+                          <w:rFonts w:ascii="Arial" w:hAnsi="Arial"/>
+                          <w:color w:val="000000" w:themeColor="text1"/>
+                          <w:sz w:val="16"/>
+                        </w:rPr>
+                        <w:t>·</w:t>
+                      </w:r>
+                      <w:r>
+                        <w:rPr>
+                          <w:rFonts w:ascii="Arial" w:hAnsi="Arial"/>
+                          <w:color w:val="000000" w:themeColor="text1"/>
+                          <w:spacing w:val="-5"/>
+                          <w:sz w:val="16"/>
+                        </w:rPr>
+                        <w:t xml:space="preserve"> </w:t>
+                      </w:r>
+                      <w:r>
+                        <w:rPr>
+                          <w:rFonts w:ascii="Arial" w:hAnsi="Arial"/>
+                          <w:color w:val="000000" w:themeColor="text1"/>
+                          <w:sz w:val="16"/>
+                        </w:rPr>
+                        <w:t xml:space="preserve">~7-8 </w:t>
+                      </w:r>
+                      <w:r>
+                        <w:rPr>
+                          <w:rFonts w:ascii="Arial" w:hAnsi="Arial"/>
+                          <w:color w:val="000000" w:themeColor="text1"/>
+                          <w:spacing w:val="-2"/>
+                          <w:sz w:val="16"/>
+                        </w:rPr>
+                        <w:t>miles</w:t>
+                      </w:r>
+                    </w:p>
+                    <w:p>
+                      <w:pPr>
+                        <w:pStyle w:val="BodyText"/>
+                        <w:rPr>
+                          <w:rFonts w:ascii="Arial"/>
+                          <w:color w:val="000000"/>
+                          <w:sz w:val="16"/>
+                        </w:rPr>
+                      </w:pPr>
+                    </w:p>
+                    <w:p>
+                      <w:pPr>
+                        <w:pStyle w:val="BodyText"/>
+                        <w:spacing w:before="32"/>
+                        <w:rPr>
+                          <w:rFonts w:ascii="Arial"/>
+                          <w:color w:val="000000"/>
+                          <w:sz w:val="16"/>
+                        </w:rPr>
+                      </w:pPr>
+                    </w:p>
+                    <w:p>
+                      <w:pPr>
+                        <w:spacing w:line="302" w:lineRule="auto"/>
+                        <w:ind w:left="235" w:right="218"/>
+                        <w:jc w:val="both"/>
+                        <w:rPr>
+                          <w:color w:val="000000"/>
+                          <w:sz w:val="18"/>
+                        </w:rPr>
+                      </w:pPr>
+                      <w:r>
+                        <w:rPr>
+                          <w:color w:val="1A1A1A"/>
+                          <w:sz w:val="18"/>
+                        </w:rPr>
+                        <w:t>LA Railway Co. — black line on 1906 map · northwest from Downtown across the flat bajada plain.</w:t>
+                      </w:r>
+                      <w:r>
+                        <w:rPr>
+                          <w:color w:val="1A1A1A"/>
+                          <w:spacing w:val="-1"/>
+                          <w:sz w:val="18"/>
+                        </w:rPr>
+                        <w:t xml:space="preserve"> </w:t>
+                      </w:r>
+                      <w:r>
+                        <w:rPr>
+                          <w:color w:val="1A1A1A"/>
+                          <w:sz w:val="18"/>
+                        </w:rPr>
+                        <w:t>Hollywood</w:t>
+                      </w:r>
+                      <w:r>
+                        <w:rPr>
+                          <w:color w:val="1A1A1A"/>
+                          <w:spacing w:val="-1"/>
+                          <w:sz w:val="18"/>
+                        </w:rPr>
+                        <w:t xml:space="preserve"> </w:t>
+                      </w:r>
+                      <w:r>
+                        <w:rPr>
+                          <w:color w:val="1A1A1A"/>
+                          <w:sz w:val="18"/>
+                        </w:rPr>
+                        <w:t>was</w:t>
+                      </w:r>
+                      <w:r>
+                        <w:rPr>
+                          <w:color w:val="1A1A1A"/>
+                          <w:spacing w:val="-1"/>
+                          <w:sz w:val="18"/>
+                        </w:rPr>
+                        <w:t xml:space="preserve"> </w:t>
+                      </w:r>
+                      <w:r>
+                        <w:rPr>
+                          <w:color w:val="1A1A1A"/>
+                          <w:sz w:val="18"/>
+                        </w:rPr>
+                        <w:t>the</w:t>
+                      </w:r>
+                      <w:r>
+                        <w:rPr>
+                          <w:color w:val="1A1A1A"/>
+                          <w:spacing w:val="-1"/>
+                          <w:sz w:val="18"/>
+                        </w:rPr>
+                        <w:t xml:space="preserve"> </w:t>
+                      </w:r>
+                      <w:r>
+                        <w:rPr>
+                          <w:color w:val="1A1A1A"/>
+                          <w:sz w:val="18"/>
+                        </w:rPr>
+                        <w:t>longer</w:t>
+                      </w:r>
+                      <w:r>
+                        <w:rPr>
+                          <w:color w:val="1A1A1A"/>
+                          <w:spacing w:val="-1"/>
+                          <w:sz w:val="18"/>
+                        </w:rPr>
+                        <w:t xml:space="preserve"> </w:t>
+                      </w:r>
+                      <w:r>
+                        <w:rPr>
+                          <w:color w:val="1A1A1A"/>
+                          <w:sz w:val="18"/>
+                        </w:rPr>
+                        <w:t>ride:</w:t>
+                      </w:r>
+                      <w:r>
+                        <w:rPr>
+                          <w:color w:val="1A1A1A"/>
+                          <w:spacing w:val="-1"/>
+                          <w:sz w:val="18"/>
+                        </w:rPr>
+                        <w:t xml:space="preserve"> </w:t>
+                      </w:r>
+                      <w:r>
+                        <w:rPr>
+                          <w:color w:val="1A1A1A"/>
+                          <w:sz w:val="18"/>
+                        </w:rPr>
+                        <w:t>Christie</w:t>
+                      </w:r>
+                      <w:r>
+                        <w:rPr>
+                          <w:color w:val="1A1A1A"/>
+                          <w:spacing w:val="-1"/>
+                          <w:sz w:val="18"/>
+                        </w:rPr>
+                        <w:t xml:space="preserve"> </w:t>
+                      </w:r>
+                      <w:r>
+                        <w:rPr>
+                          <w:color w:val="1A1A1A"/>
+                          <w:sz w:val="18"/>
+                        </w:rPr>
+                        <w:t>called it "ten miles out," the rail route running straight across the alluvial fan with no canyon threading, no grade penalty, no physical ceiling. The line could extend as far as the flat plain allowed — which was indefinitely. The Pacific Electric Inter-Urban (red line) radiated east and south toward regional routes. The Hollywood connection was LA Railway black, terminating at Sunset &amp; Gower on the 356-ft Industrial Floor. Farther than Edendale. Scalable in a way Edendale never was.</w:t>
+                      </w:r>
+                    </w:p>
+                  </w:txbxContent>
+                </v:textbox>
+                <w10:wrap type="topAndBottom" anchorx="page"/>
+              </v:shape>
+            </w:pict>
+          </mc:Fallback>
+        </mc:AlternateContent>
+      </w:r>
+      <w:r>
+        <w:rPr>
+          <w:noProof/>
+          <w:sz w:val="10"/>
+        </w:rPr>
+        <mc:AlternateContent>
+          <mc:Choice Requires="wps">
+            <w:drawing>
+              <wp:anchor distT="0" distB="0" distL="0" distR="0" simplePos="0" relativeHeight="251657216" behindDoc="1" locked="0" layoutInCell="1" allowOverlap="1" wp14:anchorId="3E962C72" wp14:editId="7F0B5962">
                 <wp:simplePos x="0" y="0"/>
                 <wp:positionH relativeFrom="page">
                   <wp:posOffset>1051560</wp:posOffset>
                 </wp:positionH>
                 <wp:positionV relativeFrom="paragraph">
-                  <wp:posOffset>98425</wp:posOffset>
+                  <wp:posOffset>182880</wp:posOffset>
                 </wp:positionV>
-                <wp:extent cx="2743200" cy="3009900"/>
+                <wp:extent cx="2743200" cy="3985260"/>
                 <wp:effectExtent l="0" t="0" r="0" b="0"/>
                 <wp:wrapTopAndBottom/>
                 <wp:docPr id="37" name="Textbox 37"/>
@@ -22774,7 +23686,7 @@
                       <wps:spPr>
                         <a:xfrm>
                           <a:off x="0" y="0"/>
-                          <a:ext cx="2743200" cy="3009900"/>
+                          <a:ext cx="2743200" cy="3985260"/>
                         </a:xfrm>
                         <a:prstGeom prst="rect">
                           <a:avLst/>
@@ -23391,12 +24303,15 @@
                     </wps:wsp>
                   </a:graphicData>
                 </a:graphic>
+                <wp14:sizeRelV relativeFrom="margin">
+                  <wp14:pctHeight>0</wp14:pctHeight>
+                </wp14:sizeRelV>
               </wp:anchor>
             </w:drawing>
           </mc:Choice>
           <mc:Fallback>
             <w:pict>
-              <v:shape w14:anchorId="3E962C72" id="Textbox 37" o:spid="_x0000_s1038" type="#_x0000_t202" style="position:absolute;margin-left:82.8pt;margin-top:7.75pt;width:3in;height:237pt;z-index:-15715328;visibility:visible;mso-wrap-style:square;mso-wrap-distance-left:0;mso-wrap-distance-top:0;mso-wrap-distance-right:0;mso-wrap-distance-bottom:0;mso-position-horizontal:absolute;mso-position-horizontal-relative:page;mso-position-vertical:absolute;mso-position-vertical-relative:text;v-text-anchor:top" o:gfxdata="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" fillcolor="#1a1a1a" stroked="f">
+              <v:shape w14:anchorId="3E962C72" id="Textbox 37" o:spid="_x0000_s1039" type="#_x0000_t202" style="position:absolute;margin-left:82.8pt;margin-top:14.4pt;width:3in;height:313.8pt;z-index:-251659264;visibility:visible;mso-wrap-style:square;mso-height-percent:0;mso-wrap-distance-left:0;mso-wrap-distance-top:0;mso-wrap-distance-right:0;mso-wrap-distance-bottom:0;mso-position-horizontal:absolute;mso-position-horizontal-relative:page;mso-position-vertical:absolute;mso-position-vertical-relative:text;mso-height-percent:0;mso-height-relative:margin;v-text-anchor:top" o:gfxdata="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" fillcolor="#1a1a1a" stroked="f">
                 <v:textbox inset="0,0,0,0">
                   <w:txbxContent>
                     <w:p>
@@ -24005,842 +24920,15 @@
           </mc:Fallback>
         </mc:AlternateContent>
       </w:r>
-      <w:r>
-        <w:rPr>
-          <w:noProof/>
+    </w:p>
+    <w:p>
+      <w:pPr>
+        <w:pStyle w:val="BodyText"/>
+        <w:spacing w:before="11"/>
+        <w:rPr>
           <w:sz w:val="10"/>
         </w:rPr>
-        <mc:AlternateContent>
-          <mc:Choice Requires="wps">
-            <w:drawing>
-              <wp:anchor distT="0" distB="0" distL="0" distR="0" simplePos="0" relativeHeight="487601664" behindDoc="1" locked="0" layoutInCell="1" allowOverlap="1" wp14:anchorId="3C95B121" wp14:editId="55B92650">
-                <wp:simplePos x="0" y="0"/>
-                <wp:positionH relativeFrom="page">
-                  <wp:posOffset>3886200</wp:posOffset>
-                </wp:positionH>
-                <wp:positionV relativeFrom="paragraph">
-                  <wp:posOffset>98425</wp:posOffset>
-                </wp:positionV>
-                <wp:extent cx="2743200" cy="3340100"/>
-                <wp:effectExtent l="0" t="0" r="0" b="0"/>
-                <wp:wrapTopAndBottom/>
-                <wp:docPr id="38" name="Textbox 38"/>
-                <wp:cNvGraphicFramePr>
-                  <a:graphicFrameLocks xmlns:a="http://schemas.openxmlformats.org/drawingml/2006/main"/>
-                </wp:cNvGraphicFramePr>
-                <a:graphic xmlns:a="http://schemas.openxmlformats.org/drawingml/2006/main">
-                  <a:graphicData uri="http://schemas.microsoft.com/office/word/2010/wordprocessingShape">
-                    <wps:wsp>
-                      <wps:cNvSpPr txBox="1">
-                        <a:spLocks/>
-                      </wps:cNvSpPr>
-                      <wps:spPr>
-                        <a:xfrm>
-                          <a:off x="0" y="0"/>
-                          <a:ext cx="2743200" cy="3340100"/>
-                        </a:xfrm>
-                        <a:prstGeom prst="rect">
-                          <a:avLst/>
-                        </a:prstGeom>
-                        <a:solidFill>
-                          <a:srgbClr val="F7F6F2"/>
-                        </a:solidFill>
-                        <a:ln w="6350">
-                          <a:solidFill>
-                            <a:srgbClr val="CCCCCC"/>
-                          </a:solidFill>
-                          <a:prstDash val="solid"/>
-                        </a:ln>
-                      </wps:spPr>
-                      <wps:txbx>
-                        <w:txbxContent>
-                          <w:p>
-                            <w:pPr>
-                              <w:spacing w:before="206"/>
-                              <w:ind w:left="235"/>
-                              <w:jc w:val="both"/>
-                              <w:rPr>
-                                <w:rFonts w:ascii="Arial" w:hAnsi="Arial"/>
-                                <w:b/>
-                                <w:color w:val="000000"/>
-                                <w:sz w:val="18"/>
-                              </w:rPr>
-                            </w:pPr>
-                            <w:r>
-                              <w:rPr>
-                                <w:rFonts w:ascii="Arial" w:hAnsi="Arial"/>
-                                <w:b/>
-                                <w:color w:val="1A1A1A"/>
-                                <w:sz w:val="18"/>
-                              </w:rPr>
-                              <w:t xml:space="preserve">Node 3 · </w:t>
-                            </w:r>
-                            <w:r>
-                              <w:rPr>
-                                <w:rFonts w:ascii="Arial" w:hAnsi="Arial"/>
-                                <w:b/>
-                                <w:color w:val="1A1A1A"/>
-                                <w:spacing w:val="-2"/>
-                                <w:sz w:val="18"/>
-                              </w:rPr>
-                              <w:t>Hollywood</w:t>
-                            </w:r>
-                          </w:p>
-                          <w:p>
-                            <w:pPr>
-                              <w:pStyle w:val="BodyText"/>
-                              <w:rPr>
-                                <w:rFonts w:ascii="Arial"/>
-                                <w:b/>
-                                <w:color w:val="000000"/>
-                                <w:sz w:val="18"/>
-                              </w:rPr>
-                            </w:pPr>
-                          </w:p>
-                          <w:p>
-                            <w:pPr>
-                              <w:pStyle w:val="BodyText"/>
-                              <w:spacing w:before="17"/>
-                              <w:rPr>
-                                <w:rFonts w:ascii="Arial"/>
-                                <w:b/>
-                                <w:color w:val="000000"/>
-                                <w:sz w:val="18"/>
-                              </w:rPr>
-                            </w:pPr>
-                          </w:p>
-                          <w:p>
-                            <w:pPr>
-                              <w:spacing w:before="1" w:line="288" w:lineRule="auto"/>
-                              <w:ind w:left="235" w:right="306"/>
-                              <w:jc w:val="both"/>
-                              <w:rPr>
-                                <w:rFonts w:ascii="Arial" w:hAnsi="Arial"/>
-                                <w:color w:val="000000" w:themeColor="text1"/>
-                                <w:sz w:val="16"/>
-                              </w:rPr>
-                            </w:pPr>
-                            <w:r>
-                              <w:rPr>
-                                <w:rFonts w:ascii="Arial" w:hAnsi="Arial"/>
-                                <w:color w:val="000000" w:themeColor="text1"/>
-                                <w:sz w:val="16"/>
-                              </w:rPr>
-                              <w:t>LA</w:t>
-                            </w:r>
-                            <w:r>
-                              <w:rPr>
-                                <w:rFonts w:ascii="Arial" w:hAnsi="Arial"/>
-                                <w:color w:val="000000" w:themeColor="text1"/>
-                                <w:spacing w:val="-5"/>
-                                <w:sz w:val="16"/>
-                              </w:rPr>
-                              <w:t xml:space="preserve"> </w:t>
-                            </w:r>
-                            <w:r>
-                              <w:rPr>
-                                <w:rFonts w:ascii="Arial" w:hAnsi="Arial"/>
-                                <w:color w:val="000000" w:themeColor="text1"/>
-                                <w:sz w:val="16"/>
-                              </w:rPr>
-                              <w:t>Railway</w:t>
-                            </w:r>
-                            <w:r>
-                              <w:rPr>
-                                <w:rFonts w:ascii="Arial" w:hAnsi="Arial"/>
-                                <w:color w:val="000000" w:themeColor="text1"/>
-                                <w:spacing w:val="-5"/>
-                                <w:sz w:val="16"/>
-                              </w:rPr>
-                              <w:t xml:space="preserve"> </w:t>
-                            </w:r>
-                            <w:r>
-                              <w:rPr>
-                                <w:rFonts w:ascii="Arial" w:hAnsi="Arial"/>
-                                <w:color w:val="000000" w:themeColor="text1"/>
-                                <w:sz w:val="16"/>
-                              </w:rPr>
-                              <w:t>Co.</w:t>
-                            </w:r>
-                            <w:r>
-                              <w:rPr>
-                                <w:rFonts w:ascii="Arial" w:hAnsi="Arial"/>
-                                <w:color w:val="000000" w:themeColor="text1"/>
-                                <w:spacing w:val="-5"/>
-                                <w:sz w:val="16"/>
-                              </w:rPr>
-                              <w:t xml:space="preserve"> </w:t>
-                            </w:r>
-                            <w:r>
-                              <w:rPr>
-                                <w:rFonts w:ascii="Arial" w:hAnsi="Arial"/>
-                                <w:color w:val="000000" w:themeColor="text1"/>
-                                <w:sz w:val="16"/>
-                              </w:rPr>
-                              <w:t>·</w:t>
-                            </w:r>
-                            <w:r>
-                              <w:rPr>
-                                <w:rFonts w:ascii="Arial" w:hAnsi="Arial"/>
-                                <w:color w:val="000000" w:themeColor="text1"/>
-                                <w:spacing w:val="-5"/>
-                                <w:sz w:val="16"/>
-                              </w:rPr>
-                              <w:t xml:space="preserve"> </w:t>
-                            </w:r>
-                            <w:r>
-                              <w:rPr>
-                                <w:rFonts w:ascii="Arial" w:hAnsi="Arial"/>
-                                <w:color w:val="000000" w:themeColor="text1"/>
-                                <w:sz w:val="16"/>
-                              </w:rPr>
-                              <w:t>Black</w:t>
-                            </w:r>
-                            <w:r>
-                              <w:rPr>
-                                <w:rFonts w:ascii="Arial" w:hAnsi="Arial"/>
-                                <w:color w:val="000000" w:themeColor="text1"/>
-                                <w:spacing w:val="-5"/>
-                                <w:sz w:val="16"/>
-                              </w:rPr>
-                              <w:t xml:space="preserve"> </w:t>
-                            </w:r>
-                            <w:r>
-                              <w:rPr>
-                                <w:rFonts w:ascii="Arial" w:hAnsi="Arial"/>
-                                <w:color w:val="000000" w:themeColor="text1"/>
-                                <w:sz w:val="16"/>
-                              </w:rPr>
-                              <w:t>Line</w:t>
-                            </w:r>
-                            <w:r>
-                              <w:rPr>
-                                <w:rFonts w:ascii="Arial" w:hAnsi="Arial"/>
-                                <w:color w:val="000000" w:themeColor="text1"/>
-                                <w:spacing w:val="-5"/>
-                                <w:sz w:val="16"/>
-                              </w:rPr>
-                              <w:t xml:space="preserve"> </w:t>
-                            </w:r>
-                            <w:r>
-                              <w:rPr>
-                                <w:rFonts w:ascii="Arial" w:hAnsi="Arial"/>
-                                <w:color w:val="000000" w:themeColor="text1"/>
-                                <w:sz w:val="16"/>
-                              </w:rPr>
-                              <w:t>·</w:t>
-                            </w:r>
-                            <w:r>
-                              <w:rPr>
-                                <w:rFonts w:ascii="Arial" w:hAnsi="Arial"/>
-                                <w:color w:val="000000" w:themeColor="text1"/>
-                                <w:spacing w:val="-5"/>
-                                <w:sz w:val="16"/>
-                              </w:rPr>
-                              <w:t xml:space="preserve"> </w:t>
-                            </w:r>
-                            <w:r>
-                              <w:rPr>
-                                <w:rFonts w:ascii="Arial" w:hAnsi="Arial"/>
-                                <w:color w:val="000000" w:themeColor="text1"/>
-                                <w:sz w:val="16"/>
-                              </w:rPr>
-                              <w:t>Bajada-Crossing</w:t>
-                            </w:r>
-                            <w:r>
-                              <w:rPr>
-                                <w:rFonts w:ascii="Arial" w:hAnsi="Arial"/>
-                                <w:color w:val="000000" w:themeColor="text1"/>
-                                <w:spacing w:val="-5"/>
-                                <w:sz w:val="16"/>
-                              </w:rPr>
-                              <w:t xml:space="preserve"> </w:t>
-                            </w:r>
-                            <w:r>
-                              <w:rPr>
-                                <w:rFonts w:ascii="Arial" w:hAnsi="Arial"/>
-                                <w:color w:val="000000" w:themeColor="text1"/>
-                                <w:sz w:val="16"/>
-                              </w:rPr>
-                              <w:t>·</w:t>
-                            </w:r>
-                            <w:r>
-                              <w:rPr>
-                                <w:rFonts w:ascii="Arial" w:hAnsi="Arial"/>
-                                <w:color w:val="000000" w:themeColor="text1"/>
-                                <w:spacing w:val="-5"/>
-                                <w:sz w:val="16"/>
-                              </w:rPr>
-                              <w:t xml:space="preserve"> </w:t>
-                            </w:r>
-                            <w:r>
-                              <w:rPr>
-                                <w:rFonts w:ascii="Arial" w:hAnsi="Arial"/>
-                                <w:color w:val="000000" w:themeColor="text1"/>
-                                <w:sz w:val="16"/>
-                              </w:rPr>
-                              <w:t xml:space="preserve">~7-8 </w:t>
-                            </w:r>
-                            <w:r>
-                              <w:rPr>
-                                <w:rFonts w:ascii="Arial" w:hAnsi="Arial"/>
-                                <w:color w:val="000000" w:themeColor="text1"/>
-                                <w:spacing w:val="-2"/>
-                                <w:sz w:val="16"/>
-                              </w:rPr>
-                              <w:t>miles</w:t>
-                            </w:r>
-                          </w:p>
-                          <w:p>
-                            <w:pPr>
-                              <w:pStyle w:val="BodyText"/>
-                              <w:rPr>
-                                <w:rFonts w:ascii="Arial"/>
-                                <w:color w:val="000000"/>
-                                <w:sz w:val="16"/>
-                              </w:rPr>
-                            </w:pPr>
-                          </w:p>
-                          <w:p>
-                            <w:pPr>
-                              <w:pStyle w:val="BodyText"/>
-                              <w:spacing w:before="32"/>
-                              <w:rPr>
-                                <w:rFonts w:ascii="Arial"/>
-                                <w:color w:val="000000"/>
-                                <w:sz w:val="16"/>
-                              </w:rPr>
-                            </w:pPr>
-                          </w:p>
-                          <w:p>
-                            <w:pPr>
-                              <w:spacing w:line="302" w:lineRule="auto"/>
-                              <w:ind w:left="235" w:right="218"/>
-                              <w:jc w:val="both"/>
-                              <w:rPr>
-                                <w:color w:val="000000"/>
-                                <w:sz w:val="18"/>
-                              </w:rPr>
-                            </w:pPr>
-                            <w:r>
-                              <w:rPr>
-                                <w:color w:val="1A1A1A"/>
-                                <w:sz w:val="18"/>
-                              </w:rPr>
-                              <w:t>LA Railway Co. — black line on 1906 map · northwest from Downtown across the flat bajada plain.</w:t>
-                            </w:r>
-                            <w:r>
-                              <w:rPr>
-                                <w:color w:val="1A1A1A"/>
-                                <w:spacing w:val="-1"/>
-                                <w:sz w:val="18"/>
-                              </w:rPr>
-                              <w:t xml:space="preserve"> </w:t>
-                            </w:r>
-                            <w:r>
-                              <w:rPr>
-                                <w:color w:val="1A1A1A"/>
-                                <w:sz w:val="18"/>
-                              </w:rPr>
-                              <w:t>Hollywood</w:t>
-                            </w:r>
-                            <w:r>
-                              <w:rPr>
-                                <w:color w:val="1A1A1A"/>
-                                <w:spacing w:val="-1"/>
-                                <w:sz w:val="18"/>
-                              </w:rPr>
-                              <w:t xml:space="preserve"> </w:t>
-                            </w:r>
-                            <w:r>
-                              <w:rPr>
-                                <w:color w:val="1A1A1A"/>
-                                <w:sz w:val="18"/>
-                              </w:rPr>
-                              <w:t>was</w:t>
-                            </w:r>
-                            <w:r>
-                              <w:rPr>
-                                <w:color w:val="1A1A1A"/>
-                                <w:spacing w:val="-1"/>
-                                <w:sz w:val="18"/>
-                              </w:rPr>
-                              <w:t xml:space="preserve"> </w:t>
-                            </w:r>
-                            <w:r>
-                              <w:rPr>
-                                <w:color w:val="1A1A1A"/>
-                                <w:sz w:val="18"/>
-                              </w:rPr>
-                              <w:t>the</w:t>
-                            </w:r>
-                            <w:r>
-                              <w:rPr>
-                                <w:color w:val="1A1A1A"/>
-                                <w:spacing w:val="-1"/>
-                                <w:sz w:val="18"/>
-                              </w:rPr>
-                              <w:t xml:space="preserve"> </w:t>
-                            </w:r>
-                            <w:r>
-                              <w:rPr>
-                                <w:color w:val="1A1A1A"/>
-                                <w:sz w:val="18"/>
-                              </w:rPr>
-                              <w:t>longer</w:t>
-                            </w:r>
-                            <w:r>
-                              <w:rPr>
-                                <w:color w:val="1A1A1A"/>
-                                <w:spacing w:val="-1"/>
-                                <w:sz w:val="18"/>
-                              </w:rPr>
-                              <w:t xml:space="preserve"> </w:t>
-                            </w:r>
-                            <w:r>
-                              <w:rPr>
-                                <w:color w:val="1A1A1A"/>
-                                <w:sz w:val="18"/>
-                              </w:rPr>
-                              <w:t>ride:</w:t>
-                            </w:r>
-                            <w:r>
-                              <w:rPr>
-                                <w:color w:val="1A1A1A"/>
-                                <w:spacing w:val="-1"/>
-                                <w:sz w:val="18"/>
-                              </w:rPr>
-                              <w:t xml:space="preserve"> </w:t>
-                            </w:r>
-                            <w:r>
-                              <w:rPr>
-                                <w:color w:val="1A1A1A"/>
-                                <w:sz w:val="18"/>
-                              </w:rPr>
-                              <w:t>Christie</w:t>
-                            </w:r>
-                            <w:r>
-                              <w:rPr>
-                                <w:color w:val="1A1A1A"/>
-                                <w:spacing w:val="-1"/>
-                                <w:sz w:val="18"/>
-                              </w:rPr>
-                              <w:t xml:space="preserve"> </w:t>
-                            </w:r>
-                            <w:r>
-                              <w:rPr>
-                                <w:color w:val="1A1A1A"/>
-                                <w:sz w:val="18"/>
-                              </w:rPr>
-                              <w:t>called it "ten miles out," the rail route running straight across the alluvial fan with no canyon threading, no grade penalty, no physical ceiling. The line could extend as far as the flat plain allowed — which was indefinitely. The Pacific Electric Inter-Urban (red line) radiated east and south toward regional routes. The Hollywood connection was LA Railway black, terminating at Sunset &amp; Gower on the 356-ft Industrial Floor. Farther than Edendale. Scalable in a way Edendale never was.</w:t>
-                            </w:r>
-                          </w:p>
-                        </w:txbxContent>
-                      </wps:txbx>
-                      <wps:bodyPr wrap="square" lIns="0" tIns="0" rIns="0" bIns="0" rtlCol="0">
-                        <a:noAutofit/>
-                      </wps:bodyPr>
-                    </wps:wsp>
-                  </a:graphicData>
-                </a:graphic>
-              </wp:anchor>
-            </w:drawing>
-          </mc:Choice>
-          <mc:Fallback>
-            <w:pict>
-              <v:shape w14:anchorId="3C95B121" id="Textbox 38" o:spid="_x0000_s1039" type="#_x0000_t202" style="position:absolute;margin-left:306pt;margin-top:7.75pt;width:3in;height:263pt;z-index:-15714816;visibility:visible;mso-wrap-style:square;mso-wrap-distance-left:0;mso-wrap-distance-top:0;mso-wrap-distance-right:0;mso-wrap-distance-bottom:0;mso-position-horizontal:absolute;mso-position-horizontal-relative:page;mso-position-vertical:absolute;mso-position-vertical-relative:text;v-text-anchor:top" o:gfxdata="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" fillcolor="#f7f6f2" strokecolor="#ccc" strokeweight=".5pt">
-                <v:path arrowok="t"/>
-                <v:textbox inset="0,0,0,0">
-                  <w:txbxContent>
-                    <w:p>
-                      <w:pPr>
-                        <w:spacing w:before="206"/>
-                        <w:ind w:left="235"/>
-                        <w:jc w:val="both"/>
-                        <w:rPr>
-                          <w:rFonts w:ascii="Arial" w:hAnsi="Arial"/>
-                          <w:b/>
-                          <w:color w:val="000000"/>
-                          <w:sz w:val="18"/>
-                        </w:rPr>
-                      </w:pPr>
-                      <w:r>
-                        <w:rPr>
-                          <w:rFonts w:ascii="Arial" w:hAnsi="Arial"/>
-                          <w:b/>
-                          <w:color w:val="1A1A1A"/>
-                          <w:sz w:val="18"/>
-                        </w:rPr>
-                        <w:t xml:space="preserve">Node 3 · </w:t>
-                      </w:r>
-                      <w:r>
-                        <w:rPr>
-                          <w:rFonts w:ascii="Arial" w:hAnsi="Arial"/>
-                          <w:b/>
-                          <w:color w:val="1A1A1A"/>
-                          <w:spacing w:val="-2"/>
-                          <w:sz w:val="18"/>
-                        </w:rPr>
-                        <w:t>Hollywood</w:t>
-                      </w:r>
-                    </w:p>
-                    <w:p>
-                      <w:pPr>
-                        <w:pStyle w:val="BodyText"/>
-                        <w:rPr>
-                          <w:rFonts w:ascii="Arial"/>
-                          <w:b/>
-                          <w:color w:val="000000"/>
-                          <w:sz w:val="18"/>
-                        </w:rPr>
-                      </w:pPr>
-                    </w:p>
-                    <w:p>
-                      <w:pPr>
-                        <w:pStyle w:val="BodyText"/>
-                        <w:spacing w:before="17"/>
-                        <w:rPr>
-                          <w:rFonts w:ascii="Arial"/>
-                          <w:b/>
-                          <w:color w:val="000000"/>
-                          <w:sz w:val="18"/>
-                        </w:rPr>
-                      </w:pPr>
-                    </w:p>
-                    <w:p>
-                      <w:pPr>
-                        <w:spacing w:before="1" w:line="288" w:lineRule="auto"/>
-                        <w:ind w:left="235" w:right="306"/>
-                        <w:jc w:val="both"/>
-                        <w:rPr>
-                          <w:rFonts w:ascii="Arial" w:hAnsi="Arial"/>
-                          <w:color w:val="000000" w:themeColor="text1"/>
-                          <w:sz w:val="16"/>
-                        </w:rPr>
-                      </w:pPr>
-                      <w:r>
-                        <w:rPr>
-                          <w:rFonts w:ascii="Arial" w:hAnsi="Arial"/>
-                          <w:color w:val="000000" w:themeColor="text1"/>
-                          <w:sz w:val="16"/>
-                        </w:rPr>
-                        <w:t>LA</w:t>
-                      </w:r>
-                      <w:r>
-                        <w:rPr>
-                          <w:rFonts w:ascii="Arial" w:hAnsi="Arial"/>
-                          <w:color w:val="000000" w:themeColor="text1"/>
-                          <w:spacing w:val="-5"/>
-                          <w:sz w:val="16"/>
-                        </w:rPr>
-                        <w:t xml:space="preserve"> </w:t>
-                      </w:r>
-                      <w:r>
-                        <w:rPr>
-                          <w:rFonts w:ascii="Arial" w:hAnsi="Arial"/>
-                          <w:color w:val="000000" w:themeColor="text1"/>
-                          <w:sz w:val="16"/>
-                        </w:rPr>
-                        <w:t>Railway</w:t>
-                      </w:r>
-                      <w:r>
-                        <w:rPr>
-                          <w:rFonts w:ascii="Arial" w:hAnsi="Arial"/>
-                          <w:color w:val="000000" w:themeColor="text1"/>
-                          <w:spacing w:val="-5"/>
-                          <w:sz w:val="16"/>
-                        </w:rPr>
-                        <w:t xml:space="preserve"> </w:t>
-                      </w:r>
-                      <w:r>
-                        <w:rPr>
-                          <w:rFonts w:ascii="Arial" w:hAnsi="Arial"/>
-                          <w:color w:val="000000" w:themeColor="text1"/>
-                          <w:sz w:val="16"/>
-                        </w:rPr>
-                        <w:t>Co.</w:t>
-                      </w:r>
-                      <w:r>
-                        <w:rPr>
-                          <w:rFonts w:ascii="Arial" w:hAnsi="Arial"/>
-                          <w:color w:val="000000" w:themeColor="text1"/>
-                          <w:spacing w:val="-5"/>
-                          <w:sz w:val="16"/>
-                        </w:rPr>
-                        <w:t xml:space="preserve"> </w:t>
-                      </w:r>
-                      <w:r>
-                        <w:rPr>
-                          <w:rFonts w:ascii="Arial" w:hAnsi="Arial"/>
-                          <w:color w:val="000000" w:themeColor="text1"/>
-                          <w:sz w:val="16"/>
-                        </w:rPr>
-                        <w:t>·</w:t>
-                      </w:r>
-                      <w:r>
-                        <w:rPr>
-                          <w:rFonts w:ascii="Arial" w:hAnsi="Arial"/>
-                          <w:color w:val="000000" w:themeColor="text1"/>
-                          <w:spacing w:val="-5"/>
-                          <w:sz w:val="16"/>
-                        </w:rPr>
-                        <w:t xml:space="preserve"> </w:t>
-                      </w:r>
-                      <w:r>
-                        <w:rPr>
-                          <w:rFonts w:ascii="Arial" w:hAnsi="Arial"/>
-                          <w:color w:val="000000" w:themeColor="text1"/>
-                          <w:sz w:val="16"/>
-                        </w:rPr>
-                        <w:t>Black</w:t>
-                      </w:r>
-                      <w:r>
-                        <w:rPr>
-                          <w:rFonts w:ascii="Arial" w:hAnsi="Arial"/>
-                          <w:color w:val="000000" w:themeColor="text1"/>
-                          <w:spacing w:val="-5"/>
-                          <w:sz w:val="16"/>
-                        </w:rPr>
-                        <w:t xml:space="preserve"> </w:t>
-                      </w:r>
-                      <w:r>
-                        <w:rPr>
-                          <w:rFonts w:ascii="Arial" w:hAnsi="Arial"/>
-                          <w:color w:val="000000" w:themeColor="text1"/>
-                          <w:sz w:val="16"/>
-                        </w:rPr>
-                        <w:t>Line</w:t>
-                      </w:r>
-                      <w:r>
-                        <w:rPr>
-                          <w:rFonts w:ascii="Arial" w:hAnsi="Arial"/>
-                          <w:color w:val="000000" w:themeColor="text1"/>
-                          <w:spacing w:val="-5"/>
-                          <w:sz w:val="16"/>
-                        </w:rPr>
-                        <w:t xml:space="preserve"> </w:t>
-                      </w:r>
-                      <w:r>
-                        <w:rPr>
-                          <w:rFonts w:ascii="Arial" w:hAnsi="Arial"/>
-                          <w:color w:val="000000" w:themeColor="text1"/>
-                          <w:sz w:val="16"/>
-                        </w:rPr>
-                        <w:t>·</w:t>
-                      </w:r>
-                      <w:r>
-                        <w:rPr>
-                          <w:rFonts w:ascii="Arial" w:hAnsi="Arial"/>
-                          <w:color w:val="000000" w:themeColor="text1"/>
-                          <w:spacing w:val="-5"/>
-                          <w:sz w:val="16"/>
-                        </w:rPr>
-                        <w:t xml:space="preserve"> </w:t>
-                      </w:r>
-                      <w:r>
-                        <w:rPr>
-                          <w:rFonts w:ascii="Arial" w:hAnsi="Arial"/>
-                          <w:color w:val="000000" w:themeColor="text1"/>
-                          <w:sz w:val="16"/>
-                        </w:rPr>
-                        <w:t>Bajada-Crossing</w:t>
-                      </w:r>
-                      <w:r>
-                        <w:rPr>
-                          <w:rFonts w:ascii="Arial" w:hAnsi="Arial"/>
-                          <w:color w:val="000000" w:themeColor="text1"/>
-                          <w:spacing w:val="-5"/>
-                          <w:sz w:val="16"/>
-                        </w:rPr>
-                        <w:t xml:space="preserve"> </w:t>
-                      </w:r>
-                      <w:r>
-                        <w:rPr>
-                          <w:rFonts w:ascii="Arial" w:hAnsi="Arial"/>
-                          <w:color w:val="000000" w:themeColor="text1"/>
-                          <w:sz w:val="16"/>
-                        </w:rPr>
-                        <w:t>·</w:t>
-                      </w:r>
-                      <w:r>
-                        <w:rPr>
-                          <w:rFonts w:ascii="Arial" w:hAnsi="Arial"/>
-                          <w:color w:val="000000" w:themeColor="text1"/>
-                          <w:spacing w:val="-5"/>
-                          <w:sz w:val="16"/>
-                        </w:rPr>
-                        <w:t xml:space="preserve"> </w:t>
-                      </w:r>
-                      <w:r>
-                        <w:rPr>
-                          <w:rFonts w:ascii="Arial" w:hAnsi="Arial"/>
-                          <w:color w:val="000000" w:themeColor="text1"/>
-                          <w:sz w:val="16"/>
-                        </w:rPr>
-                        <w:t xml:space="preserve">~7-8 </w:t>
-                      </w:r>
-                      <w:r>
-                        <w:rPr>
-                          <w:rFonts w:ascii="Arial" w:hAnsi="Arial"/>
-                          <w:color w:val="000000" w:themeColor="text1"/>
-                          <w:spacing w:val="-2"/>
-                          <w:sz w:val="16"/>
-                        </w:rPr>
-                        <w:t>miles</w:t>
-                      </w:r>
-                    </w:p>
-                    <w:p>
-                      <w:pPr>
-                        <w:pStyle w:val="BodyText"/>
-                        <w:rPr>
-                          <w:rFonts w:ascii="Arial"/>
-                          <w:color w:val="000000"/>
-                          <w:sz w:val="16"/>
-                        </w:rPr>
-                      </w:pPr>
-                    </w:p>
-                    <w:p>
-                      <w:pPr>
-                        <w:pStyle w:val="BodyText"/>
-                        <w:spacing w:before="32"/>
-                        <w:rPr>
-                          <w:rFonts w:ascii="Arial"/>
-                          <w:color w:val="000000"/>
-                          <w:sz w:val="16"/>
-                        </w:rPr>
-                      </w:pPr>
-                    </w:p>
-                    <w:p>
-                      <w:pPr>
-                        <w:spacing w:line="302" w:lineRule="auto"/>
-                        <w:ind w:left="235" w:right="218"/>
-                        <w:jc w:val="both"/>
-                        <w:rPr>
-                          <w:color w:val="000000"/>
-                          <w:sz w:val="18"/>
-                        </w:rPr>
-                      </w:pPr>
-                      <w:r>
-                        <w:rPr>
-                          <w:color w:val="1A1A1A"/>
-                          <w:sz w:val="18"/>
-                        </w:rPr>
-                        <w:t>LA Railway Co. — black line on 1906 map · northwest from Downtown across the flat bajada plain.</w:t>
-                      </w:r>
-                      <w:r>
-                        <w:rPr>
-                          <w:color w:val="1A1A1A"/>
-                          <w:spacing w:val="-1"/>
-                          <w:sz w:val="18"/>
-                        </w:rPr>
-                        <w:t xml:space="preserve"> </w:t>
-                      </w:r>
-                      <w:r>
-                        <w:rPr>
-                          <w:color w:val="1A1A1A"/>
-                          <w:sz w:val="18"/>
-                        </w:rPr>
-                        <w:t>Hollywood</w:t>
-                      </w:r>
-                      <w:r>
-                        <w:rPr>
-                          <w:color w:val="1A1A1A"/>
-                          <w:spacing w:val="-1"/>
-                          <w:sz w:val="18"/>
-                        </w:rPr>
-                        <w:t xml:space="preserve"> </w:t>
-                      </w:r>
-                      <w:r>
-                        <w:rPr>
-                          <w:color w:val="1A1A1A"/>
-                          <w:sz w:val="18"/>
-                        </w:rPr>
-                        <w:t>was</w:t>
-                      </w:r>
-                      <w:r>
-                        <w:rPr>
-                          <w:color w:val="1A1A1A"/>
-                          <w:spacing w:val="-1"/>
-                          <w:sz w:val="18"/>
-                        </w:rPr>
-                        <w:t xml:space="preserve"> </w:t>
-                      </w:r>
-                      <w:r>
-                        <w:rPr>
-                          <w:color w:val="1A1A1A"/>
-                          <w:sz w:val="18"/>
-                        </w:rPr>
-                        <w:t>the</w:t>
-                      </w:r>
-                      <w:r>
-                        <w:rPr>
-                          <w:color w:val="1A1A1A"/>
-                          <w:spacing w:val="-1"/>
-                          <w:sz w:val="18"/>
-                        </w:rPr>
-                        <w:t xml:space="preserve"> </w:t>
-                      </w:r>
-                      <w:r>
-                        <w:rPr>
-                          <w:color w:val="1A1A1A"/>
-                          <w:sz w:val="18"/>
-                        </w:rPr>
-                        <w:t>longer</w:t>
-                      </w:r>
-                      <w:r>
-                        <w:rPr>
-                          <w:color w:val="1A1A1A"/>
-                          <w:spacing w:val="-1"/>
-                          <w:sz w:val="18"/>
-                        </w:rPr>
-                        <w:t xml:space="preserve"> </w:t>
-                      </w:r>
-                      <w:r>
-                        <w:rPr>
-                          <w:color w:val="1A1A1A"/>
-                          <w:sz w:val="18"/>
-                        </w:rPr>
-                        <w:t>ride:</w:t>
-                      </w:r>
-                      <w:r>
-                        <w:rPr>
-                          <w:color w:val="1A1A1A"/>
-                          <w:spacing w:val="-1"/>
-                          <w:sz w:val="18"/>
-                        </w:rPr>
-                        <w:t xml:space="preserve"> </w:t>
-                      </w:r>
-                      <w:r>
-                        <w:rPr>
-                          <w:color w:val="1A1A1A"/>
-                          <w:sz w:val="18"/>
-                        </w:rPr>
-                        <w:t>Christie</w:t>
-                      </w:r>
-                      <w:r>
-                        <w:rPr>
-                          <w:color w:val="1A1A1A"/>
-                          <w:spacing w:val="-1"/>
-                          <w:sz w:val="18"/>
-                        </w:rPr>
-                        <w:t xml:space="preserve"> </w:t>
-                      </w:r>
-                      <w:r>
-                        <w:rPr>
-                          <w:color w:val="1A1A1A"/>
-                          <w:sz w:val="18"/>
-                        </w:rPr>
-                        <w:t>called it "ten miles out," the rail route running straight across the alluvial fan with no canyon threading, no grade penalty, no physical ceiling. The line could extend as far as the flat plain allowed — which was indefinitely. The Pacific Electric Inter-Urban (red line) radiated east and south toward regional routes. The Hollywood connection was LA Railway black, terminating at Sunset &amp; Gower on the 356-ft Industrial Floor. Farther than Edendale. Scalable in a way Edendale never was.</w:t>
-                      </w:r>
-                    </w:p>
-                  </w:txbxContent>
-                </v:textbox>
-                <w10:wrap type="topAndBottom" anchorx="page"/>
-              </v:shape>
-            </w:pict>
-          </mc:Fallback>
-        </mc:AlternateContent>
-      </w:r>
+      </w:pPr>
     </w:p>
     <w:p>
       <w:pPr>
@@ -25200,7 +25288,7 @@
           </mc:Choice>
           <mc:Fallback>
             <w:pict>
-              <v:shape w14:anchorId="10FE7E24" id="Graphic 39" o:spid="_x0000_s1026" style="position:absolute;margin-left:88.8pt;margin-top:9.7pt;width:434.4pt;height:.1pt;z-index:-15714304;visibility:visible;mso-wrap-style:square;mso-wrap-distance-left:0;mso-wrap-distance-top:0;mso-wrap-distance-right:0;mso-wrap-distance-bottom:0;mso-position-horizontal:absolute;mso-position-horizontal-relative:page;mso-position-vertical:absolute;mso-position-vertical-relative:text;v-text-anchor:top" coordsize="5516880,1270" o:gfxdata="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" path="m,l5516880,e" filled="f" strokecolor="#ccc" strokeweight=".5pt">
+              <v:shape w14:anchorId="1CEF47E6" id="Graphic 39" o:spid="_x0000_s1026" style="position:absolute;margin-left:88.8pt;margin-top:9.7pt;width:434.4pt;height:.1pt;z-index:-15714304;visibility:visible;mso-wrap-style:square;mso-wrap-distance-left:0;mso-wrap-distance-top:0;mso-wrap-distance-right:0;mso-wrap-distance-bottom:0;mso-position-horizontal:absolute;mso-position-horizontal-relative:page;mso-position-vertical:absolute;mso-position-vertical-relative:text;v-text-anchor:top" coordsize="5516880,1270" o:gfxdata="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" path="m,l5516880,e" filled="f" strokecolor="#ccc" strokeweight=".5pt">
                 <v:path arrowok="t"/>
                 <w10:wrap type="topAndBottom" anchorx="page"/>
               </v:shape>
@@ -26851,7 +26939,7 @@
           </mc:Choice>
           <mc:Fallback>
             <w:pict>
-              <v:shape w14:anchorId="173658BE" id="Graphic 42" o:spid="_x0000_s1026" style="position:absolute;margin-left:88.8pt;margin-top:12.15pt;width:434.4pt;height:.1pt;z-index:-15712768;visibility:visible;mso-wrap-style:square;mso-wrap-distance-left:0;mso-wrap-distance-top:0;mso-wrap-distance-right:0;mso-wrap-distance-bottom:0;mso-position-horizontal:absolute;mso-position-horizontal-relative:page;mso-position-vertical:absolute;mso-position-vertical-relative:text;v-text-anchor:top" coordsize="5516880,1270" o:gfxdata="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" path="m,l5516880,e" filled="f" strokecolor="#ccc" strokeweight=".5pt">
+              <v:shape w14:anchorId="7E0590EC" id="Graphic 42" o:spid="_x0000_s1026" style="position:absolute;margin-left:88.8pt;margin-top:12.15pt;width:434.4pt;height:.1pt;z-index:-15712768;visibility:visible;mso-wrap-style:square;mso-wrap-distance-left:0;mso-wrap-distance-top:0;mso-wrap-distance-right:0;mso-wrap-distance-bottom:0;mso-position-horizontal:absolute;mso-position-horizontal-relative:page;mso-position-vertical:absolute;mso-position-vertical-relative:text;v-text-anchor:top" coordsize="5516880,1270" o:gfxdata="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" path="m,l5516880,e" filled="f" strokecolor="#ccc" strokeweight=".5pt">
                 <v:path arrowok="t"/>
                 <w10:wrap type="topAndBottom" anchorx="page"/>
               </v:shape>
@@ -27768,7 +27856,7 @@
           </mc:Choice>
           <mc:Fallback>
             <w:pict>
-              <v:shape w14:anchorId="062BC0DC" id="Graphic 43" o:spid="_x0000_s1026" style="position:absolute;margin-left:88.8pt;margin-top:12.15pt;width:434.4pt;height:.1pt;z-index:-15712256;visibility:visible;mso-wrap-style:square;mso-wrap-distance-left:0;mso-wrap-distance-top:0;mso-wrap-distance-right:0;mso-wrap-distance-bottom:0;mso-position-horizontal:absolute;mso-position-horizontal-relative:page;mso-position-vertical:absolute;mso-position-vertical-relative:text;v-text-anchor:top" coordsize="5516880,1270" o:gfxdata="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" path="m,l5516880,e" filled="f" strokecolor="#ccc" strokeweight=".5pt">
+              <v:shape w14:anchorId="55E29521" id="Graphic 43" o:spid="_x0000_s1026" style="position:absolute;margin-left:88.8pt;margin-top:12.15pt;width:434.4pt;height:.1pt;z-index:-15712256;visibility:visible;mso-wrap-style:square;mso-wrap-distance-left:0;mso-wrap-distance-top:0;mso-wrap-distance-right:0;mso-wrap-distance-bottom:0;mso-position-horizontal:absolute;mso-position-horizontal-relative:page;mso-position-vertical:absolute;mso-position-vertical-relative:text;v-text-anchor:top" coordsize="5516880,1270" o:gfxdata="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" path="m,l5516880,e" filled="f" strokecolor="#ccc" strokeweight=".5pt">
                 <v:path arrowok="t"/>
                 <w10:wrap type="topAndBottom" anchorx="page"/>
               </v:shape>
@@ -29196,7 +29284,7 @@
           </mc:Choice>
           <mc:Fallback>
             <w:pict>
-              <v:shape w14:anchorId="2484D6AB" id="Graphic 44" o:spid="_x0000_s1026" style="position:absolute;margin-left:88.8pt;margin-top:9.7pt;width:434.4pt;height:.1pt;z-index:-15711744;visibility:visible;mso-wrap-style:square;mso-wrap-distance-left:0;mso-wrap-distance-top:0;mso-wrap-distance-right:0;mso-wrap-distance-bottom:0;mso-position-horizontal:absolute;mso-position-horizontal-relative:page;mso-position-vertical:absolute;mso-position-vertical-relative:text;v-text-anchor:top" coordsize="5516880,1270" o:gfxdata="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" path="m,l5516880,e" filled="f" strokecolor="#ccc" strokeweight=".5pt">
+              <v:shape w14:anchorId="14862F1D" id="Graphic 44" o:spid="_x0000_s1026" style="position:absolute;margin-left:88.8pt;margin-top:9.7pt;width:434.4pt;height:.1pt;z-index:-15711744;visibility:visible;mso-wrap-style:square;mso-wrap-distance-left:0;mso-wrap-distance-top:0;mso-wrap-distance-right:0;mso-wrap-distance-bottom:0;mso-position-horizontal:absolute;mso-position-horizontal-relative:page;mso-position-vertical:absolute;mso-position-vertical-relative:text;v-text-anchor:top" coordsize="5516880,1270" o:gfxdata="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" path="m,l5516880,e" filled="f" strokecolor="#ccc" strokeweight=".5pt">
                 <v:path arrowok="t"/>
                 <w10:wrap type="topAndBottom" anchorx="page"/>
               </v:shape>
@@ -29647,7 +29735,7 @@
           </mc:Choice>
           <mc:Fallback>
             <w:pict>
-              <v:shape w14:anchorId="6576F019" id="Graphic 45" o:spid="_x0000_s1026" style="position:absolute;margin-left:88.8pt;margin-top:12.15pt;width:434.4pt;height:.1pt;z-index:-15711232;visibility:visible;mso-wrap-style:square;mso-wrap-distance-left:0;mso-wrap-distance-top:0;mso-wrap-distance-right:0;mso-wrap-distance-bottom:0;mso-position-horizontal:absolute;mso-position-horizontal-relative:page;mso-position-vertical:absolute;mso-position-vertical-relative:text;v-text-anchor:top" coordsize="5516880,1270" o:gfxdata="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" path="m,l5516880,e" filled="f" strokecolor="#ccc" strokeweight=".5pt">
+              <v:shape w14:anchorId="492BB280" id="Graphic 45" o:spid="_x0000_s1026" style="position:absolute;margin-left:88.8pt;margin-top:12.15pt;width:434.4pt;height:.1pt;z-index:-15711232;visibility:visible;mso-wrap-style:square;mso-wrap-distance-left:0;mso-wrap-distance-top:0;mso-wrap-distance-right:0;mso-wrap-distance-bottom:0;mso-position-horizontal:absolute;mso-position-horizontal-relative:page;mso-position-vertical:absolute;mso-position-vertical-relative:text;v-text-anchor:top" coordsize="5516880,1270" o:gfxdata="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" path="m,l5516880,e" filled="f" strokecolor="#ccc" strokeweight=".5pt">
                 <v:path arrowok="t"/>
                 <w10:wrap type="topAndBottom" anchorx="page"/>
               </v:shape>
@@ -29984,7 +30072,7 @@
           </mc:Choice>
           <mc:Fallback>
             <w:pict>
-              <v:shape w14:anchorId="279B943D" id="Graphic 46" o:spid="_x0000_s1026" style="position:absolute;margin-left:88.8pt;margin-top:22.9pt;width:434.4pt;height:.1pt;z-index:-15710720;visibility:visible;mso-wrap-style:square;mso-wrap-distance-left:0;mso-wrap-distance-top:0;mso-wrap-distance-right:0;mso-wrap-distance-bottom:0;mso-position-horizontal:absolute;mso-position-horizontal-relative:page;mso-position-vertical:absolute;mso-position-vertical-relative:text;v-text-anchor:top" coordsize="5516880,1270" o:gfxdata="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" path="m,l5516880,e" filled="f" strokecolor="#b8850a">
+              <v:shape w14:anchorId="544D0457" id="Graphic 46" o:spid="_x0000_s1026" style="position:absolute;margin-left:88.8pt;margin-top:22.9pt;width:434.4pt;height:.1pt;z-index:-15710720;visibility:visible;mso-wrap-style:square;mso-wrap-distance-left:0;mso-wrap-distance-top:0;mso-wrap-distance-right:0;mso-wrap-distance-bottom:0;mso-position-horizontal:absolute;mso-position-horizontal-relative:page;mso-position-vertical:absolute;mso-position-vertical-relative:text;v-text-anchor:top" coordsize="5516880,1270" o:gfxdata="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" path="m,l5516880,e" filled="f" strokecolor="#b8850a">
                 <v:path arrowok="t"/>
                 <w10:wrap type="topAndBottom" anchorx="page"/>
               </v:shape>
@@ -30504,7 +30592,7 @@
           </mc:Choice>
           <mc:Fallback>
             <w:pict>
-              <v:shape w14:anchorId="19319F41" id="Graphic 47" o:spid="_x0000_s1026" style="position:absolute;margin-left:88.8pt;margin-top:13.25pt;width:434.4pt;height:.1pt;z-index:-15710208;visibility:visible;mso-wrap-style:square;mso-wrap-distance-left:0;mso-wrap-distance-top:0;mso-wrap-distance-right:0;mso-wrap-distance-bottom:0;mso-position-horizontal:absolute;mso-position-horizontal-relative:page;mso-position-vertical:absolute;mso-position-vertical-relative:text;v-text-anchor:top" coordsize="5516880,1270" o:gfxdata="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" path="m,l5516880,e" filled="f" strokecolor="#b8850a">
+              <v:shape w14:anchorId="4658367F" id="Graphic 47" o:spid="_x0000_s1026" style="position:absolute;margin-left:88.8pt;margin-top:13.25pt;width:434.4pt;height:.1pt;z-index:-15710208;visibility:visible;mso-wrap-style:square;mso-wrap-distance-left:0;mso-wrap-distance-top:0;mso-wrap-distance-right:0;mso-wrap-distance-bottom:0;mso-position-horizontal:absolute;mso-position-horizontal-relative:page;mso-position-vertical:absolute;mso-position-vertical-relative:text;v-text-anchor:top" coordsize="5516880,1270" o:gfxdata="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" path="m,l5516880,e" filled="f" strokecolor="#b8850a">
                 <v:path arrowok="t"/>
                 <w10:wrap type="topAndBottom" anchorx="page"/>
               </v:shape>
@@ -30647,7 +30735,7 @@
           </mc:Choice>
           <mc:Fallback>
             <w:pict>
-              <v:shape w14:anchorId="544B358E" id="Graphic 48" o:spid="_x0000_s1026" style="position:absolute;margin-left:88.8pt;margin-top:13.2pt;width:434.4pt;height:.1pt;z-index:-15709696;visibility:visible;mso-wrap-style:square;mso-wrap-distance-left:0;mso-wrap-distance-top:0;mso-wrap-distance-right:0;mso-wrap-distance-bottom:0;mso-position-horizontal:absolute;mso-position-horizontal-relative:page;mso-position-vertical:absolute;mso-position-vertical-relative:text;v-text-anchor:top" coordsize="5516880,1270" o:gfxdata="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" path="m,l5516880,e" filled="f" strokecolor="#b8850a">
+              <v:shape w14:anchorId="41280BD7" id="Graphic 48" o:spid="_x0000_s1026" style="position:absolute;margin-left:88.8pt;margin-top:13.2pt;width:434.4pt;height:.1pt;z-index:-15709696;visibility:visible;mso-wrap-style:square;mso-wrap-distance-left:0;mso-wrap-distance-top:0;mso-wrap-distance-right:0;mso-wrap-distance-bottom:0;mso-position-horizontal:absolute;mso-position-horizontal-relative:page;mso-position-vertical:absolute;mso-position-vertical-relative:text;v-text-anchor:top" coordsize="5516880,1270" o:gfxdata="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" path="m,l5516880,e" filled="f" strokecolor="#b8850a">
                 <v:path arrowok="t"/>
                 <w10:wrap type="topAndBottom" anchorx="page"/>
               </v:shape>
@@ -30770,7 +30858,7 @@
           </mc:Choice>
           <mc:Fallback>
             <w:pict>
-              <v:shape w14:anchorId="03373541" id="Graphic 49" o:spid="_x0000_s1026" style="position:absolute;margin-left:88.8pt;margin-top:5.6pt;width:434.4pt;height:.1pt;z-index:-15709184;visibility:visible;mso-wrap-style:square;mso-wrap-distance-left:0;mso-wrap-distance-top:0;mso-wrap-distance-right:0;mso-wrap-distance-bottom:0;mso-position-horizontal:absolute;mso-position-horizontal-relative:page;mso-position-vertical:absolute;mso-position-vertical-relative:text;v-text-anchor:top" coordsize="5516880,1270" o:gfxdata="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" path="m,l5516880,e" filled="f" strokecolor="#dfdfdf" strokeweight=".25pt">
+              <v:shape w14:anchorId="1FDAB476" id="Graphic 49" o:spid="_x0000_s1026" style="position:absolute;margin-left:88.8pt;margin-top:5.6pt;width:434.4pt;height:.1pt;z-index:-15709184;visibility:visible;mso-wrap-style:square;mso-wrap-distance-left:0;mso-wrap-distance-top:0;mso-wrap-distance-right:0;mso-wrap-distance-bottom:0;mso-position-horizontal:absolute;mso-position-horizontal-relative:page;mso-position-vertical:absolute;mso-position-vertical-relative:text;v-text-anchor:top" coordsize="5516880,1270" o:gfxdata="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" path="m,l5516880,e" filled="f" strokecolor="#dfdfdf" strokeweight=".25pt">
                 <v:path arrowok="t"/>
                 <w10:wrap type="topAndBottom" anchorx="page"/>
               </v:shape>
@@ -31241,7 +31329,7 @@
           </mc:Choice>
           <mc:Fallback>
             <w:pict>
-              <v:shape w14:anchorId="1E801F6A" id="Graphic 50" o:spid="_x0000_s1026" style="position:absolute;margin-left:88.8pt;margin-top:9.2pt;width:434.4pt;height:.1pt;z-index:-15708672;visibility:visible;mso-wrap-style:square;mso-wrap-distance-left:0;mso-wrap-distance-top:0;mso-wrap-distance-right:0;mso-wrap-distance-bottom:0;mso-position-horizontal:absolute;mso-position-horizontal-relative:page;mso-position-vertical:absolute;mso-position-vertical-relative:text;v-text-anchor:top" coordsize="5516880,1270" o:gfxdata="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" path="m,l5516880,e" filled="f" strokecolor="#dfdfdf" strokeweight=".25pt">
+              <v:shape w14:anchorId="7226F62A" id="Graphic 50" o:spid="_x0000_s1026" style="position:absolute;margin-left:88.8pt;margin-top:9.2pt;width:434.4pt;height:.1pt;z-index:-15708672;visibility:visible;mso-wrap-style:square;mso-wrap-distance-left:0;mso-wrap-distance-top:0;mso-wrap-distance-right:0;mso-wrap-distance-bottom:0;mso-position-horizontal:absolute;mso-position-horizontal-relative:page;mso-position-vertical:absolute;mso-position-vertical-relative:text;v-text-anchor:top" coordsize="5516880,1270" o:gfxdata="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" path="m,l5516880,e" filled="f" strokecolor="#dfdfdf" strokeweight=".25pt">
                 <v:path arrowok="t"/>
                 <w10:wrap type="topAndBottom" anchorx="page"/>
               </v:shape>
@@ -31769,7 +31857,7 @@
           </mc:Choice>
           <mc:Fallback>
             <w:pict>
-              <v:shape w14:anchorId="3518EAD5" id="Graphic 51" o:spid="_x0000_s1026" style="position:absolute;margin-left:88.8pt;margin-top:9.15pt;width:434.4pt;height:.1pt;z-index:-15708160;visibility:visible;mso-wrap-style:square;mso-wrap-distance-left:0;mso-wrap-distance-top:0;mso-wrap-distance-right:0;mso-wrap-distance-bottom:0;mso-position-horizontal:absolute;mso-position-horizontal-relative:page;mso-position-vertical:absolute;mso-position-vertical-relative:text;v-text-anchor:top" coordsize="5516880,1270" o:gfxdata="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" path="m,l5516880,e" filled="f" strokecolor="#dfdfdf" strokeweight=".25pt">
+              <v:shape w14:anchorId="10D8A159" id="Graphic 51" o:spid="_x0000_s1026" style="position:absolute;margin-left:88.8pt;margin-top:9.15pt;width:434.4pt;height:.1pt;z-index:-15708160;visibility:visible;mso-wrap-style:square;mso-wrap-distance-left:0;mso-wrap-distance-top:0;mso-wrap-distance-right:0;mso-wrap-distance-bottom:0;mso-position-horizontal:absolute;mso-position-horizontal-relative:page;mso-position-vertical:absolute;mso-position-vertical-relative:text;v-text-anchor:top" coordsize="5516880,1270" o:gfxdata="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" path="m,l5516880,e" filled="f" strokecolor="#dfdfdf" strokeweight=".25pt">
                 <v:path arrowok="t"/>
                 <w10:wrap type="topAndBottom" anchorx="page"/>
               </v:shape>
@@ -32504,7 +32592,7 @@
           </mc:Choice>
           <mc:Fallback>
             <w:pict>
-              <v:shape w14:anchorId="5C15EB3A" id="Graphic 52" o:spid="_x0000_s1026" style="position:absolute;margin-left:88.8pt;margin-top:9.15pt;width:434.4pt;height:.1pt;z-index:-15707648;visibility:visible;mso-wrap-style:square;mso-wrap-distance-left:0;mso-wrap-distance-top:0;mso-wrap-distance-right:0;mso-wrap-distance-bottom:0;mso-position-horizontal:absolute;mso-position-horizontal-relative:page;mso-position-vertical:absolute;mso-position-vertical-relative:text;v-text-anchor:top" coordsize="5516880,1270" o:gfxdata="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" path="m,l5516880,e" filled="f" strokecolor="#dfdfdf" strokeweight=".25pt">
+              <v:shape w14:anchorId="05A9E493" id="Graphic 52" o:spid="_x0000_s1026" style="position:absolute;margin-left:88.8pt;margin-top:9.15pt;width:434.4pt;height:.1pt;z-index:-15707648;visibility:visible;mso-wrap-style:square;mso-wrap-distance-left:0;mso-wrap-distance-top:0;mso-wrap-distance-right:0;mso-wrap-distance-bottom:0;mso-position-horizontal:absolute;mso-position-horizontal-relative:page;mso-position-vertical:absolute;mso-position-vertical-relative:text;v-text-anchor:top" coordsize="5516880,1270" o:gfxdata="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" path="m,l5516880,e" filled="f" strokecolor="#dfdfdf" strokeweight=".25pt">
                 <v:path arrowok="t"/>
                 <w10:wrap type="topAndBottom" anchorx="page"/>
               </v:shape>
@@ -33569,7 +33657,7 @@
           </mc:Choice>
           <mc:Fallback>
             <w:pict>
-              <v:shape w14:anchorId="08F459A8" id="Graphic 53" o:spid="_x0000_s1026" style="position:absolute;margin-left:88.8pt;margin-top:9.2pt;width:434.4pt;height:.1pt;z-index:-15707136;visibility:visible;mso-wrap-style:square;mso-wrap-distance-left:0;mso-wrap-distance-top:0;mso-wrap-distance-right:0;mso-wrap-distance-bottom:0;mso-position-horizontal:absolute;mso-position-horizontal-relative:page;mso-position-vertical:absolute;mso-position-vertical-relative:text;v-text-anchor:top" coordsize="5516880,1270" o:gfxdata="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" path="m,l5516880,e" filled="f" strokecolor="#dfdfdf" strokeweight=".25pt">
+              <v:shape w14:anchorId="0B947039" id="Graphic 53" o:spid="_x0000_s1026" style="position:absolute;margin-left:88.8pt;margin-top:9.2pt;width:434.4pt;height:.1pt;z-index:-15707136;visibility:visible;mso-wrap-style:square;mso-wrap-distance-left:0;mso-wrap-distance-top:0;mso-wrap-distance-right:0;mso-wrap-distance-bottom:0;mso-position-horizontal:absolute;mso-position-horizontal-relative:page;mso-position-vertical:absolute;mso-position-vertical-relative:text;v-text-anchor:top" coordsize="5516880,1270" o:gfxdata="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" path="m,l5516880,e" filled="f" strokecolor="#dfdfdf" strokeweight=".25pt">
                 <v:path arrowok="t"/>
                 <w10:wrap type="topAndBottom" anchorx="page"/>
               </v:shape>
@@ -34321,7 +34409,7 @@
           </mc:Choice>
           <mc:Fallback>
             <w:pict>
-              <v:shape w14:anchorId="4ED84E59" id="Graphic 54" o:spid="_x0000_s1026" style="position:absolute;margin-left:88.8pt;margin-top:9.2pt;width:434.4pt;height:.1pt;z-index:-15706624;visibility:visible;mso-wrap-style:square;mso-wrap-distance-left:0;mso-wrap-distance-top:0;mso-wrap-distance-right:0;mso-wrap-distance-bottom:0;mso-position-horizontal:absolute;mso-position-horizontal-relative:page;mso-position-vertical:absolute;mso-position-vertical-relative:text;v-text-anchor:top" coordsize="5516880,1270" o:gfxdata="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" path="m,l5516880,e" filled="f" strokecolor="#dfdfdf" strokeweight=".25pt">
+              <v:shape w14:anchorId="2AAC8766" id="Graphic 54" o:spid="_x0000_s1026" style="position:absolute;margin-left:88.8pt;margin-top:9.2pt;width:434.4pt;height:.1pt;z-index:-15706624;visibility:visible;mso-wrap-style:square;mso-wrap-distance-left:0;mso-wrap-distance-top:0;mso-wrap-distance-right:0;mso-wrap-distance-bottom:0;mso-position-horizontal:absolute;mso-position-horizontal-relative:page;mso-position-vertical:absolute;mso-position-vertical-relative:text;v-text-anchor:top" coordsize="5516880,1270" o:gfxdata="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" path="m,l5516880,e" filled="f" strokecolor="#dfdfdf" strokeweight=".25pt">
                 <v:path arrowok="t"/>
                 <w10:wrap type="topAndBottom" anchorx="page"/>
               </v:shape>
@@ -35052,7 +35140,7 @@
           </mc:Choice>
           <mc:Fallback>
             <w:pict>
-              <v:shape w14:anchorId="7DD4B43E" id="Graphic 55" o:spid="_x0000_s1026" style="position:absolute;margin-left:88.8pt;margin-top:9.15pt;width:434.4pt;height:.1pt;z-index:-15706112;visibility:visible;mso-wrap-style:square;mso-wrap-distance-left:0;mso-wrap-distance-top:0;mso-wrap-distance-right:0;mso-wrap-distance-bottom:0;mso-position-horizontal:absolute;mso-position-horizontal-relative:page;mso-position-vertical:absolute;mso-position-vertical-relative:text;v-text-anchor:top" coordsize="5516880,1270" o:gfxdata="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" path="m,l5516880,e" filled="f" strokecolor="#dfdfdf" strokeweight=".25pt">
+              <v:shape w14:anchorId="009456F2" id="Graphic 55" o:spid="_x0000_s1026" style="position:absolute;margin-left:88.8pt;margin-top:9.15pt;width:434.4pt;height:.1pt;z-index:-15706112;visibility:visible;mso-wrap-style:square;mso-wrap-distance-left:0;mso-wrap-distance-top:0;mso-wrap-distance-right:0;mso-wrap-distance-bottom:0;mso-position-horizontal:absolute;mso-position-horizontal-relative:page;mso-position-vertical:absolute;mso-position-vertical-relative:text;v-text-anchor:top" coordsize="5516880,1270" o:gfxdata="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" path="m,l5516880,e" filled="f" strokecolor="#dfdfdf" strokeweight=".25pt">
                 <v:path arrowok="t"/>
                 <w10:wrap type="topAndBottom" anchorx="page"/>
               </v:shape>
@@ -36175,7 +36263,7 @@
           </mc:Choice>
           <mc:Fallback>
             <w:pict>
-              <v:shape w14:anchorId="733EB5B0" id="Graphic 56" o:spid="_x0000_s1026" style="position:absolute;margin-left:88.8pt;margin-top:9.2pt;width:434.4pt;height:.1pt;z-index:-15705600;visibility:visible;mso-wrap-style:square;mso-wrap-distance-left:0;mso-wrap-distance-top:0;mso-wrap-distance-right:0;mso-wrap-distance-bottom:0;mso-position-horizontal:absolute;mso-position-horizontal-relative:page;mso-position-vertical:absolute;mso-position-vertical-relative:text;v-text-anchor:top" coordsize="5516880,1270" o:gfxdata="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" path="m,l5516880,e" filled="f" strokecolor="#dfdfdf" strokeweight=".25pt">
+              <v:shape w14:anchorId="3EFEB6F4" id="Graphic 56" o:spid="_x0000_s1026" style="position:absolute;margin-left:88.8pt;margin-top:9.2pt;width:434.4pt;height:.1pt;z-index:-15705600;visibility:visible;mso-wrap-style:square;mso-wrap-distance-left:0;mso-wrap-distance-top:0;mso-wrap-distance-right:0;mso-wrap-distance-bottom:0;mso-position-horizontal:absolute;mso-position-horizontal-relative:page;mso-position-vertical:absolute;mso-position-vertical-relative:text;v-text-anchor:top" coordsize="5516880,1270" o:gfxdata="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" path="m,l5516880,e" filled="f" strokecolor="#dfdfdf" strokeweight=".25pt">
                 <v:path arrowok="t"/>
                 <w10:wrap type="topAndBottom" anchorx="page"/>
               </v:shape>
@@ -36675,7 +36763,7 @@
           </mc:Choice>
           <mc:Fallback>
             <w:pict>
-              <v:shape w14:anchorId="38384C3B" id="Graphic 57" o:spid="_x0000_s1026" style="position:absolute;margin-left:88.8pt;margin-top:9.15pt;width:434.4pt;height:.1pt;z-index:-15705088;visibility:visible;mso-wrap-style:square;mso-wrap-distance-left:0;mso-wrap-distance-top:0;mso-wrap-distance-right:0;mso-wrap-distance-bottom:0;mso-position-horizontal:absolute;mso-position-horizontal-relative:page;mso-position-vertical:absolute;mso-position-vertical-relative:text;v-text-anchor:top" coordsize="5516880,1270" o:gfxdata="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" path="m,l5516880,e" filled="f" strokecolor="#dfdfdf" strokeweight=".25pt">
+              <v:shape w14:anchorId="64D237DB" id="Graphic 57" o:spid="_x0000_s1026" style="position:absolute;margin-left:88.8pt;margin-top:9.15pt;width:434.4pt;height:.1pt;z-index:-15705088;visibility:visible;mso-wrap-style:square;mso-wrap-distance-left:0;mso-wrap-distance-top:0;mso-wrap-distance-right:0;mso-wrap-distance-bottom:0;mso-position-horizontal:absolute;mso-position-horizontal-relative:page;mso-position-vertical:absolute;mso-position-vertical-relative:text;v-text-anchor:top" coordsize="5516880,1270" o:gfxdata="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" path="m,l5516880,e" filled="f" strokecolor="#dfdfdf" strokeweight=".25pt">
                 <v:path arrowok="t"/>
                 <w10:wrap type="topAndBottom" anchorx="page"/>
               </v:shape>
@@ -37162,7 +37250,7 @@
           </mc:Choice>
           <mc:Fallback>
             <w:pict>
-              <v:shape w14:anchorId="794C1CEF" id="Graphic 58" o:spid="_x0000_s1026" style="position:absolute;margin-left:88.8pt;margin-top:9.15pt;width:434.4pt;height:.1pt;z-index:-15704576;visibility:visible;mso-wrap-style:square;mso-wrap-distance-left:0;mso-wrap-distance-top:0;mso-wrap-distance-right:0;mso-wrap-distance-bottom:0;mso-position-horizontal:absolute;mso-position-horizontal-relative:page;mso-position-vertical:absolute;mso-position-vertical-relative:text;v-text-anchor:top" coordsize="5516880,1270" o:gfxdata="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" path="m,l5516880,e" filled="f" strokecolor="#dfdfdf" strokeweight=".25pt">
+              <v:shape w14:anchorId="36A1280E" id="Graphic 58" o:spid="_x0000_s1026" style="position:absolute;margin-left:88.8pt;margin-top:9.15pt;width:434.4pt;height:.1pt;z-index:-15704576;visibility:visible;mso-wrap-style:square;mso-wrap-distance-left:0;mso-wrap-distance-top:0;mso-wrap-distance-right:0;mso-wrap-distance-bottom:0;mso-position-horizontal:absolute;mso-position-horizontal-relative:page;mso-position-vertical:absolute;mso-position-vertical-relative:text;v-text-anchor:top" coordsize="5516880,1270" o:gfxdata="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" path="m,l5516880,e" filled="f" strokecolor="#dfdfdf" strokeweight=".25pt">
                 <v:path arrowok="t"/>
                 <w10:wrap type="topAndBottom" anchorx="page"/>
               </v:shape>
@@ -37662,7 +37750,7 @@
           </mc:Choice>
           <mc:Fallback>
             <w:pict>
-              <v:shape w14:anchorId="1D1FDAD5" id="Graphic 59" o:spid="_x0000_s1026" style="position:absolute;margin-left:88.8pt;margin-top:9.2pt;width:434.4pt;height:.1pt;z-index:-15704064;visibility:visible;mso-wrap-style:square;mso-wrap-distance-left:0;mso-wrap-distance-top:0;mso-wrap-distance-right:0;mso-wrap-distance-bottom:0;mso-position-horizontal:absolute;mso-position-horizontal-relative:page;mso-position-vertical:absolute;mso-position-vertical-relative:text;v-text-anchor:top" coordsize="5516880,1270" o:gfxdata="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" path="m,l5516880,e" filled="f" strokecolor="#dfdfdf" strokeweight=".25pt">
+              <v:shape w14:anchorId="3CE1DFB8" id="Graphic 59" o:spid="_x0000_s1026" style="position:absolute;margin-left:88.8pt;margin-top:9.2pt;width:434.4pt;height:.1pt;z-index:-15704064;visibility:visible;mso-wrap-style:square;mso-wrap-distance-left:0;mso-wrap-distance-top:0;mso-wrap-distance-right:0;mso-wrap-distance-bottom:0;mso-position-horizontal:absolute;mso-position-horizontal-relative:page;mso-position-vertical:absolute;mso-position-vertical-relative:text;v-text-anchor:top" coordsize="5516880,1270" o:gfxdata="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" path="m,l5516880,e" filled="f" strokecolor="#dfdfdf" strokeweight=".25pt">
                 <v:path arrowok="t"/>
                 <w10:wrap type="topAndBottom" anchorx="page"/>
               </v:shape>
@@ -38135,7 +38223,7 @@
           </mc:Choice>
           <mc:Fallback>
             <w:pict>
-              <v:shape w14:anchorId="29A845F8" id="Graphic 60" o:spid="_x0000_s1026" style="position:absolute;margin-left:88.8pt;margin-top:11.65pt;width:434.4pt;height:.1pt;z-index:-15703552;visibility:visible;mso-wrap-style:square;mso-wrap-distance-left:0;mso-wrap-distance-top:0;mso-wrap-distance-right:0;mso-wrap-distance-bottom:0;mso-position-horizontal:absolute;mso-position-horizontal-relative:page;mso-position-vertical:absolute;mso-position-vertical-relative:text;v-text-anchor:top" coordsize="5516880,1270" o:gfxdata="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" path="m,l5516880,e" filled="f" strokecolor="#b8850a">
+              <v:shape w14:anchorId="2EDFC2C1" id="Graphic 60" o:spid="_x0000_s1026" style="position:absolute;margin-left:88.8pt;margin-top:11.65pt;width:434.4pt;height:.1pt;z-index:-15703552;visibility:visible;mso-wrap-style:square;mso-wrap-distance-left:0;mso-wrap-distance-top:0;mso-wrap-distance-right:0;mso-wrap-distance-bottom:0;mso-position-horizontal:absolute;mso-position-horizontal-relative:page;mso-position-vertical:absolute;mso-position-vertical-relative:text;v-text-anchor:top" coordsize="5516880,1270" o:gfxdata="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" path="m,l5516880,e" filled="f" strokecolor="#b8850a">
                 <v:path arrowok="t"/>
                 <w10:wrap type="topAndBottom" anchorx="page"/>
               </v:shape>
@@ -38258,7 +38346,7 @@
           </mc:Choice>
           <mc:Fallback>
             <w:pict>
-              <v:shape w14:anchorId="27EAB11A" id="Graphic 61" o:spid="_x0000_s1026" style="position:absolute;margin-left:88.8pt;margin-top:5.6pt;width:434.4pt;height:.1pt;z-index:-15703040;visibility:visible;mso-wrap-style:square;mso-wrap-distance-left:0;mso-wrap-distance-top:0;mso-wrap-distance-right:0;mso-wrap-distance-bottom:0;mso-position-horizontal:absolute;mso-position-horizontal-relative:page;mso-position-vertical:absolute;mso-position-vertical-relative:text;v-text-anchor:top" coordsize="5516880,1270" o:gfxdata="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" path="m,l5516880,e" filled="f" strokecolor="#dfdfdf" strokeweight=".25pt">
+              <v:shape w14:anchorId="513101CD" id="Graphic 61" o:spid="_x0000_s1026" style="position:absolute;margin-left:88.8pt;margin-top:5.6pt;width:434.4pt;height:.1pt;z-index:-15703040;visibility:visible;mso-wrap-style:square;mso-wrap-distance-left:0;mso-wrap-distance-top:0;mso-wrap-distance-right:0;mso-wrap-distance-bottom:0;mso-position-horizontal:absolute;mso-position-horizontal-relative:page;mso-position-vertical:absolute;mso-position-vertical-relative:text;v-text-anchor:top" coordsize="5516880,1270" o:gfxdata="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" path="m,l5516880,e" filled="f" strokecolor="#dfdfdf" strokeweight=".25pt">
                 <v:path arrowok="t"/>
                 <w10:wrap type="topAndBottom" anchorx="page"/>
               </v:shape>
@@ -38835,7 +38923,7 @@
           </mc:Choice>
           <mc:Fallback>
             <w:pict>
-              <v:shape w14:anchorId="3A4EE067" id="Graphic 62" o:spid="_x0000_s1026" style="position:absolute;margin-left:88.8pt;margin-top:9.2pt;width:434.4pt;height:.1pt;z-index:-15702528;visibility:visible;mso-wrap-style:square;mso-wrap-distance-left:0;mso-wrap-distance-top:0;mso-wrap-distance-right:0;mso-wrap-distance-bottom:0;mso-position-horizontal:absolute;mso-position-horizontal-relative:page;mso-position-vertical:absolute;mso-position-vertical-relative:text;v-text-anchor:top" coordsize="5516880,1270" o:gfxdata="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" path="m,l5516880,e" filled="f" strokecolor="#dfdfdf" strokeweight=".25pt">
+              <v:shape w14:anchorId="3D6310C6" id="Graphic 62" o:spid="_x0000_s1026" style="position:absolute;margin-left:88.8pt;margin-top:9.2pt;width:434.4pt;height:.1pt;z-index:-15702528;visibility:visible;mso-wrap-style:square;mso-wrap-distance-left:0;mso-wrap-distance-top:0;mso-wrap-distance-right:0;mso-wrap-distance-bottom:0;mso-position-horizontal:absolute;mso-position-horizontal-relative:page;mso-position-vertical:absolute;mso-position-vertical-relative:text;v-text-anchor:top" coordsize="5516880,1270" o:gfxdata="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" path="m,l5516880,e" filled="f" strokecolor="#dfdfdf" strokeweight=".25pt">
                 <v:path arrowok="t"/>
                 <w10:wrap type="topAndBottom" anchorx="page"/>
               </v:shape>
@@ -39073,7 +39161,7 @@
           </mc:Choice>
           <mc:Fallback>
             <w:pict>
-              <v:shape w14:anchorId="098282D4" id="Graphic 63" o:spid="_x0000_s1026" style="position:absolute;margin-left:88.8pt;margin-top:9.2pt;width:434.4pt;height:.1pt;z-index:-15702016;visibility:visible;mso-wrap-style:square;mso-wrap-distance-left:0;mso-wrap-distance-top:0;mso-wrap-distance-right:0;mso-wrap-distance-bottom:0;mso-position-horizontal:absolute;mso-position-horizontal-relative:page;mso-position-vertical:absolute;mso-position-vertical-relative:text;v-text-anchor:top" coordsize="5516880,1270" o:gfxdata="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" path="m,l5516880,e" filled="f" strokecolor="#dfdfdf" strokeweight=".25pt">
+              <v:shape w14:anchorId="7A0647AB" id="Graphic 63" o:spid="_x0000_s1026" style="position:absolute;margin-left:88.8pt;margin-top:9.2pt;width:434.4pt;height:.1pt;z-index:-15702016;visibility:visible;mso-wrap-style:square;mso-wrap-distance-left:0;mso-wrap-distance-top:0;mso-wrap-distance-right:0;mso-wrap-distance-bottom:0;mso-position-horizontal:absolute;mso-position-horizontal-relative:page;mso-position-vertical:absolute;mso-position-vertical-relative:text;v-text-anchor:top" coordsize="5516880,1270" o:gfxdata="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" path="m,l5516880,e" filled="f" strokecolor="#dfdfdf" strokeweight=".25pt">
                 <v:path arrowok="t"/>
                 <w10:wrap type="topAndBottom" anchorx="page"/>
               </v:shape>
@@ -39542,7 +39630,7 @@
           </mc:Choice>
           <mc:Fallback>
             <w:pict>
-              <v:shape w14:anchorId="0A38D0E3" id="Graphic 64" o:spid="_x0000_s1026" style="position:absolute;margin-left:88.8pt;margin-top:9.15pt;width:434.4pt;height:.1pt;z-index:-15701504;visibility:visible;mso-wrap-style:square;mso-wrap-distance-left:0;mso-wrap-distance-top:0;mso-wrap-distance-right:0;mso-wrap-distance-bottom:0;mso-position-horizontal:absolute;mso-position-horizontal-relative:page;mso-position-vertical:absolute;mso-position-vertical-relative:text;v-text-anchor:top" coordsize="5516880,1270" o:gfxdata="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" path="m,l5516880,e" filled="f" strokecolor="#dfdfdf" strokeweight=".25pt">
+              <v:shape w14:anchorId="50A3B937" id="Graphic 64" o:spid="_x0000_s1026" style="position:absolute;margin-left:88.8pt;margin-top:9.15pt;width:434.4pt;height:.1pt;z-index:-15701504;visibility:visible;mso-wrap-style:square;mso-wrap-distance-left:0;mso-wrap-distance-top:0;mso-wrap-distance-right:0;mso-wrap-distance-bottom:0;mso-position-horizontal:absolute;mso-position-horizontal-relative:page;mso-position-vertical:absolute;mso-position-vertical-relative:text;v-text-anchor:top" coordsize="5516880,1270" o:gfxdata="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" path="m,l5516880,e" filled="f" strokecolor="#dfdfdf" strokeweight=".25pt">
                 <v:path arrowok="t"/>
                 <w10:wrap type="topAndBottom" anchorx="page"/>
               </v:shape>
@@ -40464,7 +40552,7 @@
           </mc:Choice>
           <mc:Fallback>
             <w:pict>
-              <v:shape w14:anchorId="5A05814D" id="Graphic 65" o:spid="_x0000_s1026" style="position:absolute;margin-left:88.8pt;margin-top:9.15pt;width:434.4pt;height:.1pt;z-index:-15700992;visibility:visible;mso-wrap-style:square;mso-wrap-distance-left:0;mso-wrap-distance-top:0;mso-wrap-distance-right:0;mso-wrap-distance-bottom:0;mso-position-horizontal:absolute;mso-position-horizontal-relative:page;mso-position-vertical:absolute;mso-position-vertical-relative:text;v-text-anchor:top" coordsize="5516880,1270" o:gfxdata="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" path="m,l5516880,e" filled="f" strokecolor="#dfdfdf" strokeweight=".25pt">
+              <v:shape w14:anchorId="0E1B6F70" id="Graphic 65" o:spid="_x0000_s1026" style="position:absolute;margin-left:88.8pt;margin-top:9.15pt;width:434.4pt;height:.1pt;z-index:-15700992;visibility:visible;mso-wrap-style:square;mso-wrap-distance-left:0;mso-wrap-distance-top:0;mso-wrap-distance-right:0;mso-wrap-distance-bottom:0;mso-position-horizontal:absolute;mso-position-horizontal-relative:page;mso-position-vertical:absolute;mso-position-vertical-relative:text;v-text-anchor:top" coordsize="5516880,1270" o:gfxdata="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" path="m,l5516880,e" filled="f" strokecolor="#dfdfdf" strokeweight=".25pt">
                 <v:path arrowok="t"/>
                 <w10:wrap type="topAndBottom" anchorx="page"/>
               </v:shape>
@@ -40696,7 +40784,7 @@
           </mc:Choice>
           <mc:Fallback>
             <w:pict>
-              <v:shape w14:anchorId="2755275A" id="Graphic 66" o:spid="_x0000_s1026" style="position:absolute;margin-left:88.8pt;margin-top:9.15pt;width:434.4pt;height:.1pt;z-index:-15700480;visibility:visible;mso-wrap-style:square;mso-wrap-distance-left:0;mso-wrap-distance-top:0;mso-wrap-distance-right:0;mso-wrap-distance-bottom:0;mso-position-horizontal:absolute;mso-position-horizontal-relative:page;mso-position-vertical:absolute;mso-position-vertical-relative:text;v-text-anchor:top" coordsize="5516880,1270" o:gfxdata="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" path="m,l5516880,e" filled="f" strokecolor="#dfdfdf" strokeweight=".25pt">
+              <v:shape w14:anchorId="5C568B23" id="Graphic 66" o:spid="_x0000_s1026" style="position:absolute;margin-left:88.8pt;margin-top:9.15pt;width:434.4pt;height:.1pt;z-index:-15700480;visibility:visible;mso-wrap-style:square;mso-wrap-distance-left:0;mso-wrap-distance-top:0;mso-wrap-distance-right:0;mso-wrap-distance-bottom:0;mso-position-horizontal:absolute;mso-position-horizontal-relative:page;mso-position-vertical:absolute;mso-position-vertical-relative:text;v-text-anchor:top" coordsize="5516880,1270" o:gfxdata="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" path="m,l5516880,e" filled="f" strokecolor="#dfdfdf" strokeweight=".25pt">
                 <v:path arrowok="t"/>
                 <w10:wrap type="topAndBottom" anchorx="page"/>
               </v:shape>
@@ -40927,7 +41015,7 @@
           </mc:Choice>
           <mc:Fallback>
             <w:pict>
-              <v:shape w14:anchorId="35968C37" id="Graphic 67" o:spid="_x0000_s1026" style="position:absolute;margin-left:88.8pt;margin-top:9.2pt;width:434.4pt;height:.1pt;z-index:-15699968;visibility:visible;mso-wrap-style:square;mso-wrap-distance-left:0;mso-wrap-distance-top:0;mso-wrap-distance-right:0;mso-wrap-distance-bottom:0;mso-position-horizontal:absolute;mso-position-horizontal-relative:page;mso-position-vertical:absolute;mso-position-vertical-relative:text;v-text-anchor:top" coordsize="5516880,1270" o:gfxdata="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" path="m,l5516880,e" filled="f" strokecolor="#dfdfdf" strokeweight=".25pt">
+              <v:shape w14:anchorId="3BB89BE3" id="Graphic 67" o:spid="_x0000_s1026" style="position:absolute;margin-left:88.8pt;margin-top:9.2pt;width:434.4pt;height:.1pt;z-index:-15699968;visibility:visible;mso-wrap-style:square;mso-wrap-distance-left:0;mso-wrap-distance-top:0;mso-wrap-distance-right:0;mso-wrap-distance-bottom:0;mso-position-horizontal:absolute;mso-position-horizontal-relative:page;mso-position-vertical:absolute;mso-position-vertical-relative:text;v-text-anchor:top" coordsize="5516880,1270" o:gfxdata="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" path="m,l5516880,e" filled="f" strokecolor="#dfdfdf" strokeweight=".25pt">
                 <v:path arrowok="t"/>
                 <w10:wrap type="topAndBottom" anchorx="page"/>
               </v:shape>
@@ -41159,7 +41247,7 @@
           </mc:Choice>
           <mc:Fallback>
             <w:pict>
-              <v:shape w14:anchorId="7DBA6FA6" id="Graphic 68" o:spid="_x0000_s1026" style="position:absolute;margin-left:88.8pt;margin-top:9.15pt;width:434.4pt;height:.1pt;z-index:-15699456;visibility:visible;mso-wrap-style:square;mso-wrap-distance-left:0;mso-wrap-distance-top:0;mso-wrap-distance-right:0;mso-wrap-distance-bottom:0;mso-position-horizontal:absolute;mso-position-horizontal-relative:page;mso-position-vertical:absolute;mso-position-vertical-relative:text;v-text-anchor:top" coordsize="5516880,1270" o:gfxdata="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" path="m,l5516880,e" filled="f" strokecolor="#dfdfdf" strokeweight=".25pt">
+              <v:shape w14:anchorId="1997C8BC" id="Graphic 68" o:spid="_x0000_s1026" style="position:absolute;margin-left:88.8pt;margin-top:9.15pt;width:434.4pt;height:.1pt;z-index:-15699456;visibility:visible;mso-wrap-style:square;mso-wrap-distance-left:0;mso-wrap-distance-top:0;mso-wrap-distance-right:0;mso-wrap-distance-bottom:0;mso-position-horizontal:absolute;mso-position-horizontal-relative:page;mso-position-vertical:absolute;mso-position-vertical-relative:text;v-text-anchor:top" coordsize="5516880,1270" o:gfxdata="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" path="m,l5516880,e" filled="f" strokecolor="#dfdfdf" strokeweight=".25pt">
                 <v:path arrowok="t"/>
                 <w10:wrap type="topAndBottom" anchorx="page"/>
               </v:shape>
@@ -41411,7 +41499,7 @@
           </mc:Choice>
           <mc:Fallback>
             <w:pict>
-              <v:shape w14:anchorId="08A28B71" id="Graphic 69" o:spid="_x0000_s1026" style="position:absolute;margin-left:88.8pt;margin-top:9.15pt;width:434.4pt;height:.1pt;z-index:-15698944;visibility:visible;mso-wrap-style:square;mso-wrap-distance-left:0;mso-wrap-distance-top:0;mso-wrap-distance-right:0;mso-wrap-distance-bottom:0;mso-position-horizontal:absolute;mso-position-horizontal-relative:page;mso-position-vertical:absolute;mso-position-vertical-relative:text;v-text-anchor:top" coordsize="5516880,1270" o:gfxdata="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" path="m,l5516880,e" filled="f" strokecolor="#dfdfdf" strokeweight=".25pt">
+              <v:shape w14:anchorId="669E58D3" id="Graphic 69" o:spid="_x0000_s1026" style="position:absolute;margin-left:88.8pt;margin-top:9.15pt;width:434.4pt;height:.1pt;z-index:-15698944;visibility:visible;mso-wrap-style:square;mso-wrap-distance-left:0;mso-wrap-distance-top:0;mso-wrap-distance-right:0;mso-wrap-distance-bottom:0;mso-position-horizontal:absolute;mso-position-horizontal-relative:page;mso-position-vertical:absolute;mso-position-vertical-relative:text;v-text-anchor:top" coordsize="5516880,1270" o:gfxdata="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" path="m,l5516880,e" filled="f" strokecolor="#dfdfdf" strokeweight=".25pt">
                 <v:path arrowok="t"/>
                 <w10:wrap type="topAndBottom" anchorx="page"/>
               </v:shape>
@@ -41881,7 +41969,7 @@
           </mc:Choice>
           <mc:Fallback>
             <w:pict>
-              <v:shape w14:anchorId="70FBDCF2" id="Graphic 70" o:spid="_x0000_s1026" style="position:absolute;margin-left:88.8pt;margin-top:9.2pt;width:434.4pt;height:.1pt;z-index:-15698432;visibility:visible;mso-wrap-style:square;mso-wrap-distance-left:0;mso-wrap-distance-top:0;mso-wrap-distance-right:0;mso-wrap-distance-bottom:0;mso-position-horizontal:absolute;mso-position-horizontal-relative:page;mso-position-vertical:absolute;mso-position-vertical-relative:text;v-text-anchor:top" coordsize="5516880,1270" o:gfxdata="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" path="m,l5516880,e" filled="f" strokecolor="#dfdfdf" strokeweight=".25pt">
+              <v:shape w14:anchorId="2C3D28E7" id="Graphic 70" o:spid="_x0000_s1026" style="position:absolute;margin-left:88.8pt;margin-top:9.2pt;width:434.4pt;height:.1pt;z-index:-15698432;visibility:visible;mso-wrap-style:square;mso-wrap-distance-left:0;mso-wrap-distance-top:0;mso-wrap-distance-right:0;mso-wrap-distance-bottom:0;mso-position-horizontal:absolute;mso-position-horizontal-relative:page;mso-position-vertical:absolute;mso-position-vertical-relative:text;v-text-anchor:top" coordsize="5516880,1270" o:gfxdata="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" path="m,l5516880,e" filled="f" strokecolor="#dfdfdf" strokeweight=".25pt">
                 <v:path arrowok="t"/>
                 <w10:wrap type="topAndBottom" anchorx="page"/>
               </v:shape>
@@ -42351,7 +42439,7 @@
           </mc:Choice>
           <mc:Fallback>
             <w:pict>
-              <v:shape w14:anchorId="55CE63F3" id="Graphic 71" o:spid="_x0000_s1026" style="position:absolute;margin-left:88.8pt;margin-top:9.2pt;width:434.4pt;height:.1pt;z-index:-15697920;visibility:visible;mso-wrap-style:square;mso-wrap-distance-left:0;mso-wrap-distance-top:0;mso-wrap-distance-right:0;mso-wrap-distance-bottom:0;mso-position-horizontal:absolute;mso-position-horizontal-relative:page;mso-position-vertical:absolute;mso-position-vertical-relative:text;v-text-anchor:top" coordsize="5516880,1270" o:gfxdata="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" path="m,l5516880,e" filled="f" strokecolor="#dfdfdf" strokeweight=".25pt">
+              <v:shape w14:anchorId="193F86A0" id="Graphic 71" o:spid="_x0000_s1026" style="position:absolute;margin-left:88.8pt;margin-top:9.2pt;width:434.4pt;height:.1pt;z-index:-15697920;visibility:visible;mso-wrap-style:square;mso-wrap-distance-left:0;mso-wrap-distance-top:0;mso-wrap-distance-right:0;mso-wrap-distance-bottom:0;mso-position-horizontal:absolute;mso-position-horizontal-relative:page;mso-position-vertical:absolute;mso-position-vertical-relative:text;v-text-anchor:top" coordsize="5516880,1270" o:gfxdata="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" path="m,l5516880,e" filled="f" strokecolor="#dfdfdf" strokeweight=".25pt">
                 <v:path arrowok="t"/>
                 <w10:wrap type="topAndBottom" anchorx="page"/>
               </v:shape>
@@ -43192,7 +43280,7 @@
           </mc:Choice>
           <mc:Fallback>
             <w:pict>
-              <v:shape w14:anchorId="7893E841" id="Graphic 72" o:spid="_x0000_s1026" style="position:absolute;margin-left:88.8pt;margin-top:9.1pt;width:434.4pt;height:.1pt;z-index:-15697408;visibility:visible;mso-wrap-style:square;mso-wrap-distance-left:0;mso-wrap-distance-top:0;mso-wrap-distance-right:0;mso-wrap-distance-bottom:0;mso-position-horizontal:absolute;mso-position-horizontal-relative:page;mso-position-vertical:absolute;mso-position-vertical-relative:text;v-text-anchor:top" coordsize="5516880,1270" o:gfxdata="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" path="m,l5516880,e" filled="f" strokecolor="#dfdfdf" strokeweight=".25pt">
+              <v:shape w14:anchorId="52F8406D" id="Graphic 72" o:spid="_x0000_s1026" style="position:absolute;margin-left:88.8pt;margin-top:9.1pt;width:434.4pt;height:.1pt;z-index:-15697408;visibility:visible;mso-wrap-style:square;mso-wrap-distance-left:0;mso-wrap-distance-top:0;mso-wrap-distance-right:0;mso-wrap-distance-bottom:0;mso-position-horizontal:absolute;mso-position-horizontal-relative:page;mso-position-vertical:absolute;mso-position-vertical-relative:text;v-text-anchor:top" coordsize="5516880,1270" o:gfxdata="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" path="m,l5516880,e" filled="f" strokecolor="#dfdfdf" strokeweight=".25pt">
                 <v:path arrowok="t"/>
                 <w10:wrap type="topAndBottom" anchorx="page"/>
               </v:shape>
@@ -44050,7 +44138,7 @@
           </mc:Choice>
           <mc:Fallback>
             <w:pict>
-              <v:shape w14:anchorId="59B60817" id="Graphic 73" o:spid="_x0000_s1026" style="position:absolute;margin-left:88.8pt;margin-top:11.7pt;width:434.4pt;height:.1pt;z-index:-15696896;visibility:visible;mso-wrap-style:square;mso-wrap-distance-left:0;mso-wrap-distance-top:0;mso-wrap-distance-right:0;mso-wrap-distance-bottom:0;mso-position-horizontal:absolute;mso-position-horizontal-relative:page;mso-position-vertical:absolute;mso-position-vertical-relative:text;v-text-anchor:top" coordsize="5516880,1270" o:gfxdata="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" path="m,l5516880,e" filled="f" strokecolor="#b8850a">
+              <v:shape w14:anchorId="01B7916B" id="Graphic 73" o:spid="_x0000_s1026" style="position:absolute;margin-left:88.8pt;margin-top:11.7pt;width:434.4pt;height:.1pt;z-index:-15696896;visibility:visible;mso-wrap-style:square;mso-wrap-distance-left:0;mso-wrap-distance-top:0;mso-wrap-distance-right:0;mso-wrap-distance-bottom:0;mso-position-horizontal:absolute;mso-position-horizontal-relative:page;mso-position-vertical:absolute;mso-position-vertical-relative:text;v-text-anchor:top" coordsize="5516880,1270" o:gfxdata="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" path="m,l5516880,e" filled="f" strokecolor="#b8850a">
                 <v:path arrowok="t"/>
                 <w10:wrap type="topAndBottom" anchorx="page"/>
               </v:shape>
@@ -44173,7 +44261,7 @@
           </mc:Choice>
           <mc:Fallback>
             <w:pict>
-              <v:shape w14:anchorId="184C1B50" id="Graphic 74" o:spid="_x0000_s1026" style="position:absolute;margin-left:88.8pt;margin-top:5.6pt;width:434.4pt;height:.1pt;z-index:-15696384;visibility:visible;mso-wrap-style:square;mso-wrap-distance-left:0;mso-wrap-distance-top:0;mso-wrap-distance-right:0;mso-wrap-distance-bottom:0;mso-position-horizontal:absolute;mso-position-horizontal-relative:page;mso-position-vertical:absolute;mso-position-vertical-relative:text;v-text-anchor:top" coordsize="5516880,1270" o:gfxdata="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" path="m,l5516880,e" filled="f" strokecolor="#dfdfdf" strokeweight=".25pt">
+              <v:shape w14:anchorId="74DFA970" id="Graphic 74" o:spid="_x0000_s1026" style="position:absolute;margin-left:88.8pt;margin-top:5.6pt;width:434.4pt;height:.1pt;z-index:-15696384;visibility:visible;mso-wrap-style:square;mso-wrap-distance-left:0;mso-wrap-distance-top:0;mso-wrap-distance-right:0;mso-wrap-distance-bottom:0;mso-position-horizontal:absolute;mso-position-horizontal-relative:page;mso-position-vertical:absolute;mso-position-vertical-relative:text;v-text-anchor:top" coordsize="5516880,1270" o:gfxdata="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" path="m,l5516880,e" filled="f" strokecolor="#dfdfdf" strokeweight=".25pt">
                 <v:path arrowok="t"/>
                 <w10:wrap type="topAndBottom" anchorx="page"/>
               </v:shape>
@@ -44729,7 +44817,7 @@
           </mc:Choice>
           <mc:Fallback>
             <w:pict>
-              <v:shape w14:anchorId="6BFE8C81" id="Graphic 75" o:spid="_x0000_s1026" style="position:absolute;margin-left:88.8pt;margin-top:11.65pt;width:434.4pt;height:.1pt;z-index:-15695872;visibility:visible;mso-wrap-style:square;mso-wrap-distance-left:0;mso-wrap-distance-top:0;mso-wrap-distance-right:0;mso-wrap-distance-bottom:0;mso-position-horizontal:absolute;mso-position-horizontal-relative:page;mso-position-vertical:absolute;mso-position-vertical-relative:text;v-text-anchor:top" coordsize="5516880,1270" o:gfxdata="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" path="m,l5516880,e" filled="f" strokecolor="#b8850a">
+              <v:shape w14:anchorId="31AD1216" id="Graphic 75" o:spid="_x0000_s1026" style="position:absolute;margin-left:88.8pt;margin-top:11.65pt;width:434.4pt;height:.1pt;z-index:-15695872;visibility:visible;mso-wrap-style:square;mso-wrap-distance-left:0;mso-wrap-distance-top:0;mso-wrap-distance-right:0;mso-wrap-distance-bottom:0;mso-position-horizontal:absolute;mso-position-horizontal-relative:page;mso-position-vertical:absolute;mso-position-vertical-relative:text;v-text-anchor:top" coordsize="5516880,1270" o:gfxdata="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" path="m,l5516880,e" filled="f" strokecolor="#b8850a">
                 <v:path arrowok="t"/>
                 <w10:wrap type="topAndBottom" anchorx="page"/>
               </v:shape>
@@ -44852,7 +44940,7 @@
           </mc:Choice>
           <mc:Fallback>
             <w:pict>
-              <v:shape w14:anchorId="6B52A6B7" id="Graphic 76" o:spid="_x0000_s1026" style="position:absolute;margin-left:88.8pt;margin-top:5.6pt;width:434.4pt;height:.1pt;z-index:-15695360;visibility:visible;mso-wrap-style:square;mso-wrap-distance-left:0;mso-wrap-distance-top:0;mso-wrap-distance-right:0;mso-wrap-distance-bottom:0;mso-position-horizontal:absolute;mso-position-horizontal-relative:page;mso-position-vertical:absolute;mso-position-vertical-relative:text;v-text-anchor:top" coordsize="5516880,1270" o:gfxdata="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" path="m,l5516880,e" filled="f" strokecolor="#dfdfdf" strokeweight=".25pt">
+              <v:shape w14:anchorId="5703A601" id="Graphic 76" o:spid="_x0000_s1026" style="position:absolute;margin-left:88.8pt;margin-top:5.6pt;width:434.4pt;height:.1pt;z-index:-15695360;visibility:visible;mso-wrap-style:square;mso-wrap-distance-left:0;mso-wrap-distance-top:0;mso-wrap-distance-right:0;mso-wrap-distance-bottom:0;mso-position-horizontal:absolute;mso-position-horizontal-relative:page;mso-position-vertical:absolute;mso-position-vertical-relative:text;v-text-anchor:top" coordsize="5516880,1270" o:gfxdata="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" path="m,l5516880,e" filled="f" strokecolor="#dfdfdf" strokeweight=".25pt">
                 <v:path arrowok="t"/>
                 <w10:wrap type="topAndBottom" anchorx="page"/>
               </v:shape>
@@ -45514,7 +45602,7 @@
           </mc:Choice>
           <mc:Fallback>
             <w:pict>
-              <v:shape w14:anchorId="0102236F" id="Graphic 77" o:spid="_x0000_s1026" style="position:absolute;margin-left:88.8pt;margin-top:9.7pt;width:434.4pt;height:.1pt;z-index:-15694848;visibility:visible;mso-wrap-style:square;mso-wrap-distance-left:0;mso-wrap-distance-top:0;mso-wrap-distance-right:0;mso-wrap-distance-bottom:0;mso-position-horizontal:absolute;mso-position-horizontal-relative:page;mso-position-vertical:absolute;mso-position-vertical-relative:text;v-text-anchor:top" coordsize="5516880,1270" o:gfxdata="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" path="m,l5516880,e" filled="f" strokecolor="#ccc" strokeweight=".5pt">
+              <v:shape w14:anchorId="68A32107" id="Graphic 77" o:spid="_x0000_s1026" style="position:absolute;margin-left:88.8pt;margin-top:9.7pt;width:434.4pt;height:.1pt;z-index:-15694848;visibility:visible;mso-wrap-style:square;mso-wrap-distance-left:0;mso-wrap-distance-top:0;mso-wrap-distance-right:0;mso-wrap-distance-bottom:0;mso-position-horizontal:absolute;mso-position-horizontal-relative:page;mso-position-vertical:absolute;mso-position-vertical-relative:text;v-text-anchor:top" coordsize="5516880,1270" o:gfxdata="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" path="m,l5516880,e" filled="f" strokecolor="#ccc" strokeweight=".5pt">
                 <v:path arrowok="t"/>
                 <w10:wrap type="topAndBottom" anchorx="page"/>
               </v:shape>
@@ -46973,7 +47061,7 @@
           </mc:Choice>
           <mc:Fallback>
             <w:pict>
-              <v:shape w14:anchorId="581A1C57" id="Graphic 78" o:spid="_x0000_s1026" style="position:absolute;margin-left:88.8pt;margin-top:14.9pt;width:434.4pt;height:.1pt;z-index:-15694336;visibility:visible;mso-wrap-style:square;mso-wrap-distance-left:0;mso-wrap-distance-top:0;mso-wrap-distance-right:0;mso-wrap-distance-bottom:0;mso-position-horizontal:absolute;mso-position-horizontal-relative:page;mso-position-vertical:absolute;mso-position-vertical-relative:text;v-text-anchor:top" coordsize="5516880,1270" o:gfxdata="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" path="m,l5516880,e" filled="f" strokecolor="#dfdfdf" strokeweight=".25pt">
+              <v:shape w14:anchorId="4DC1E6A9" id="Graphic 78" o:spid="_x0000_s1026" style="position:absolute;margin-left:88.8pt;margin-top:14.9pt;width:434.4pt;height:.1pt;z-index:-15694336;visibility:visible;mso-wrap-style:square;mso-wrap-distance-left:0;mso-wrap-distance-top:0;mso-wrap-distance-right:0;mso-wrap-distance-bottom:0;mso-position-horizontal:absolute;mso-position-horizontal-relative:page;mso-position-vertical:absolute;mso-position-vertical-relative:text;v-text-anchor:top" coordsize="5516880,1270" o:gfxdata="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" path="m,l5516880,e" filled="f" strokecolor="#dfdfdf" strokeweight=".25pt">
                 <v:path arrowok="t"/>
                 <w10:wrap type="topAndBottom" anchorx="page"/>
               </v:shape>
@@ -48581,7 +48669,7 @@
           </mc:Choice>
           <mc:Fallback>
             <w:pict>
-              <v:shape w14:anchorId="56560602" id="Graphic 79" o:spid="_x0000_s1026" style="position:absolute;margin-left:88.8pt;margin-top:18.9pt;width:434.4pt;height:.1pt;z-index:-15693824;visibility:visible;mso-wrap-style:square;mso-wrap-distance-left:0;mso-wrap-distance-top:0;mso-wrap-distance-right:0;mso-wrap-distance-bottom:0;mso-position-horizontal:absolute;mso-position-horizontal-relative:page;mso-position-vertical:absolute;mso-position-vertical-relative:text;v-text-anchor:top" coordsize="5516880,1270" o:gfxdata="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" path="m,l5516880,e" filled="f" strokecolor="#8a0000" strokeweight="1.5pt">
+              <v:shape w14:anchorId="5C7F992B" id="Graphic 79" o:spid="_x0000_s1026" style="position:absolute;margin-left:88.8pt;margin-top:18.9pt;width:434.4pt;height:.1pt;z-index:-15693824;visibility:visible;mso-wrap-style:square;mso-wrap-distance-left:0;mso-wrap-distance-top:0;mso-wrap-distance-right:0;mso-wrap-distance-bottom:0;mso-position-horizontal:absolute;mso-position-horizontal-relative:page;mso-position-vertical:absolute;mso-position-vertical-relative:text;v-text-anchor:top" coordsize="5516880,1270" o:gfxdata="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" path="m,l5516880,e" filled="f" strokecolor="#8a0000" strokeweight="1.5pt">
                 <v:path arrowok="t"/>
                 <w10:wrap type="topAndBottom" anchorx="page"/>
               </v:shape>
@@ -48887,7 +48975,7 @@
           </mc:Choice>
           <mc:Fallback>
             <w:pict>
-              <v:shape w14:anchorId="00A01905" id="Graphic 80" o:spid="_x0000_s1026" style="position:absolute;margin-left:88.8pt;margin-top:12.15pt;width:434.4pt;height:.1pt;z-index:-15693312;visibility:visible;mso-wrap-style:square;mso-wrap-distance-left:0;mso-wrap-distance-top:0;mso-wrap-distance-right:0;mso-wrap-distance-bottom:0;mso-position-horizontal:absolute;mso-position-horizontal-relative:page;mso-position-vertical:absolute;mso-position-vertical-relative:text;v-text-anchor:top" coordsize="5516880,1270" o:gfxdata="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" path="m,l5516880,e" filled="f" strokecolor="#ccc" strokeweight=".5pt">
+              <v:shape w14:anchorId="0EF3FBA5" id="Graphic 80" o:spid="_x0000_s1026" style="position:absolute;margin-left:88.8pt;margin-top:12.15pt;width:434.4pt;height:.1pt;z-index:-15693312;visibility:visible;mso-wrap-style:square;mso-wrap-distance-left:0;mso-wrap-distance-top:0;mso-wrap-distance-right:0;mso-wrap-distance-bottom:0;mso-position-horizontal:absolute;mso-position-horizontal-relative:page;mso-position-vertical:absolute;mso-position-vertical-relative:text;v-text-anchor:top" coordsize="5516880,1270" o:gfxdata="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" path="m,l5516880,e" filled="f" strokecolor="#ccc" strokeweight=".5pt">
                 <v:path arrowok="t"/>
                 <w10:wrap type="topAndBottom" anchorx="page"/>
               </v:shape>
@@ -50280,7 +50368,7 @@
           </mc:Choice>
           <mc:Fallback>
             <w:pict>
-              <v:shape w14:anchorId="37C44271" id="Graphic 81" o:spid="_x0000_s1026" style="position:absolute;margin-left:88.8pt;margin-top:16.45pt;width:434.4pt;height:.1pt;z-index:-15692800;visibility:visible;mso-wrap-style:square;mso-wrap-distance-left:0;mso-wrap-distance-top:0;mso-wrap-distance-right:0;mso-wrap-distance-bottom:0;mso-position-horizontal:absolute;mso-position-horizontal-relative:page;mso-position-vertical:absolute;mso-position-vertical-relative:text;v-text-anchor:top" coordsize="5516880,1270" o:gfxdata="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" path="m,l5516880,e" filled="f" strokecolor="#ccc" strokeweight=".5pt">
+              <v:shape w14:anchorId="164F360D" id="Graphic 81" o:spid="_x0000_s1026" style="position:absolute;margin-left:88.8pt;margin-top:16.45pt;width:434.4pt;height:.1pt;z-index:-15692800;visibility:visible;mso-wrap-style:square;mso-wrap-distance-left:0;mso-wrap-distance-top:0;mso-wrap-distance-right:0;mso-wrap-distance-bottom:0;mso-position-horizontal:absolute;mso-position-horizontal-relative:page;mso-position-vertical:absolute;mso-position-vertical-relative:text;v-text-anchor:top" coordsize="5516880,1270" o:gfxdata="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" path="m,l5516880,e" filled="f" strokecolor="#ccc" strokeweight=".5pt">
                 <v:path arrowok="t"/>
                 <w10:wrap type="topAndBottom" anchorx="page"/>
               </v:shape>
